--- a/CDIF_Data_Description_AG202511-clip.docx
+++ b/CDIF_Data_Description_AG202511-clip.docx
@@ -10,7 +10,7 @@
           <w:color w:val="0E4660"/>
         </w:rPr>
       </w:pPr>
-      <w:bookmarkStart w:id="0" w:name="_Toc229131129"/>
+      <w:bookmarkStart w:id="0" w:name="_Toc229292729"/>
       <w:r>
         <w:rPr>
           <w:color w:val="0E4660"/>
@@ -73,7 +73,13 @@
     </w:p>
     <w:sdt>
       <w:sdtPr>
-        <w:id w:val="-1105188609"/>
+        <w:rPr>
+          <w:rFonts w:ascii="Calibri" w:eastAsia="Calibri" w:hAnsi="Calibri" w:cs="Calibri"/>
+          <w:color w:val="auto"/>
+          <w:sz w:val="22"/>
+          <w:szCs w:val="22"/>
+        </w:rPr>
+        <w:id w:val="-2070182506"/>
         <w:docPartObj>
           <w:docPartGallery w:val="Table of Contents"/>
           <w:docPartUnique/>
@@ -81,13 +87,9 @@
       </w:sdtPr>
       <w:sdtEndPr>
         <w:rPr>
-          <w:rFonts w:ascii="Calibri" w:eastAsia="Calibri" w:hAnsi="Calibri" w:cs="Calibri"/>
           <w:b/>
           <w:bCs/>
           <w:noProof/>
-          <w:color w:val="auto"/>
-          <w:sz w:val="22"/>
-          <w:szCs w:val="22"/>
         </w:rPr>
       </w:sdtEndPr>
       <w:sdtContent>
@@ -105,7 +107,6 @@
             <w:tabs>
               <w:tab w:val="right" w:leader="dot" w:pos="10070"/>
             </w:tabs>
-            <w:spacing w:beforeLines="60" w:before="144"/>
             <w:rPr>
               <w:rFonts w:asciiTheme="minorHAnsi" w:eastAsiaTheme="minorEastAsia" w:hAnsiTheme="minorHAnsi" w:cstheme="minorBidi"/>
               <w:noProof/>
@@ -125,7 +126,7 @@
           <w:r>
             <w:fldChar w:fldCharType="separate"/>
           </w:r>
-          <w:hyperlink w:anchor="_Toc229131129" w:history="1">
+          <w:hyperlink w:anchor="_Toc229292729" w:history="1">
             <w:r>
               <w:rPr>
                 <w:rStyle w:val="Hyperlink"/>
@@ -212,7 +213,7 @@
                 <w:noProof/>
                 <w:webHidden/>
               </w:rPr>
-              <w:instrText xml:space="preserve"> PAGEREF _Toc229131129 \h </w:instrText>
+              <w:instrText xml:space="preserve"> PAGEREF _Toc229292729 \h </w:instrText>
             </w:r>
             <w:r>
               <w:rPr>
@@ -250,7 +251,6 @@
               <w:tab w:val="left" w:pos="960"/>
               <w:tab w:val="right" w:leader="dot" w:pos="10070"/>
             </w:tabs>
-            <w:spacing w:beforeLines="60" w:before="144"/>
             <w:rPr>
               <w:rFonts w:asciiTheme="minorHAnsi" w:eastAsiaTheme="minorEastAsia" w:hAnsiTheme="minorHAnsi" w:cstheme="minorBidi"/>
               <w:noProof/>
@@ -261,7 +261,7 @@
               <w14:ligatures w14:val="standardContextual"/>
             </w:rPr>
           </w:pPr>
-          <w:hyperlink w:anchor="_Toc229131130" w:history="1">
+          <w:hyperlink w:anchor="_Toc229292730" w:history="1">
             <w:r>
               <w:rPr>
                 <w:rStyle w:val="Hyperlink"/>
@@ -391,7 +391,7 @@
                 <w:noProof/>
                 <w:webHidden/>
               </w:rPr>
-              <w:instrText xml:space="preserve"> PAGEREF _Toc229131130 \h </w:instrText>
+              <w:instrText xml:space="preserve"> PAGEREF _Toc229292730 \h </w:instrText>
             </w:r>
             <w:r>
               <w:rPr>
@@ -411,7 +411,7 @@
                 <w:noProof/>
                 <w:webHidden/>
               </w:rPr>
-              <w:t>4</w:t>
+              <w:t>3</w:t>
             </w:r>
             <w:r>
               <w:rPr>
@@ -429,7 +429,6 @@
               <w:tab w:val="left" w:pos="1200"/>
               <w:tab w:val="right" w:leader="dot" w:pos="10070"/>
             </w:tabs>
-            <w:spacing w:beforeLines="60" w:before="144"/>
             <w:rPr>
               <w:rFonts w:asciiTheme="minorHAnsi" w:eastAsiaTheme="minorEastAsia" w:hAnsiTheme="minorHAnsi" w:cstheme="minorBidi"/>
               <w:noProof/>
@@ -440,7 +439,7 @@
               <w14:ligatures w14:val="standardContextual"/>
             </w:rPr>
           </w:pPr>
-          <w:hyperlink w:anchor="_Toc229131131" w:history="1">
+          <w:hyperlink w:anchor="_Toc229292731" w:history="1">
             <w:r>
               <w:rPr>
                 <w:rStyle w:val="Hyperlink"/>
@@ -535,7 +534,7 @@
                 <w:noProof/>
                 <w:webHidden/>
               </w:rPr>
-              <w:instrText xml:space="preserve"> PAGEREF _Toc229131131 \h </w:instrText>
+              <w:instrText xml:space="preserve"> PAGEREF _Toc229292731 \h </w:instrText>
             </w:r>
             <w:r>
               <w:rPr>
@@ -555,7 +554,7 @@
                 <w:noProof/>
                 <w:webHidden/>
               </w:rPr>
-              <w:t>4</w:t>
+              <w:t>3</w:t>
             </w:r>
             <w:r>
               <w:rPr>
@@ -573,7 +572,6 @@
               <w:tab w:val="left" w:pos="1680"/>
               <w:tab w:val="right" w:leader="dot" w:pos="10070"/>
             </w:tabs>
-            <w:spacing w:beforeLines="60" w:before="144"/>
             <w:rPr>
               <w:rFonts w:asciiTheme="minorHAnsi" w:eastAsiaTheme="minorEastAsia" w:hAnsiTheme="minorHAnsi" w:cstheme="minorBidi"/>
               <w:noProof/>
@@ -584,7 +582,7 @@
               <w14:ligatures w14:val="standardContextual"/>
             </w:rPr>
           </w:pPr>
-          <w:hyperlink w:anchor="_Toc229131132" w:history="1">
+          <w:hyperlink w:anchor="_Toc229292732" w:history="1">
             <w:r>
               <w:rPr>
                 <w:rStyle w:val="Hyperlink"/>
@@ -640,7 +638,6 @@
               <w:rPr>
                 <w:rStyle w:val="Hyperlink"/>
                 <w:noProof/>
-                <w:spacing w:val="-2"/>
               </w:rPr>
               <w:t>Structures</w:t>
             </w:r>
@@ -663,7 +660,7 @@
                 <w:noProof/>
                 <w:webHidden/>
               </w:rPr>
-              <w:instrText xml:space="preserve"> PAGEREF _Toc229131132 \h </w:instrText>
+              <w:instrText xml:space="preserve"> PAGEREF _Toc229292732 \h </w:instrText>
             </w:r>
             <w:r>
               <w:rPr>
@@ -683,7 +680,7 @@
                 <w:noProof/>
                 <w:webHidden/>
               </w:rPr>
-              <w:t>11</w:t>
+              <w:t>9</w:t>
             </w:r>
             <w:r>
               <w:rPr>
@@ -701,7 +698,6 @@
               <w:tab w:val="left" w:pos="1680"/>
               <w:tab w:val="right" w:leader="dot" w:pos="10070"/>
             </w:tabs>
-            <w:spacing w:beforeLines="60" w:before="144"/>
             <w:rPr>
               <w:rFonts w:asciiTheme="minorHAnsi" w:eastAsiaTheme="minorEastAsia" w:hAnsiTheme="minorHAnsi" w:cstheme="minorBidi"/>
               <w:noProof/>
@@ -712,7 +708,7 @@
               <w14:ligatures w14:val="standardContextual"/>
             </w:rPr>
           </w:pPr>
-          <w:hyperlink w:anchor="_Toc229131133" w:history="1">
+          <w:hyperlink w:anchor="_Toc229292733" w:history="1">
             <w:r>
               <w:rPr>
                 <w:rStyle w:val="Hyperlink"/>
@@ -768,7 +764,6 @@
               <w:rPr>
                 <w:rStyle w:val="Hyperlink"/>
                 <w:noProof/>
-                <w:spacing w:val="-2"/>
               </w:rPr>
               <w:t>Structures</w:t>
             </w:r>
@@ -791,7 +786,7 @@
                 <w:noProof/>
                 <w:webHidden/>
               </w:rPr>
-              <w:instrText xml:space="preserve"> PAGEREF _Toc229131133 \h </w:instrText>
+              <w:instrText xml:space="preserve"> PAGEREF _Toc229292733 \h </w:instrText>
             </w:r>
             <w:r>
               <w:rPr>
@@ -811,7 +806,7 @@
                 <w:noProof/>
                 <w:webHidden/>
               </w:rPr>
-              <w:t>12</w:t>
+              <w:t>10</w:t>
             </w:r>
             <w:r>
               <w:rPr>
@@ -829,7 +824,6 @@
               <w:tab w:val="left" w:pos="1680"/>
               <w:tab w:val="right" w:leader="dot" w:pos="10070"/>
             </w:tabs>
-            <w:spacing w:beforeLines="60" w:before="144"/>
             <w:rPr>
               <w:rFonts w:asciiTheme="minorHAnsi" w:eastAsiaTheme="minorEastAsia" w:hAnsiTheme="minorHAnsi" w:cstheme="minorBidi"/>
               <w:noProof/>
@@ -840,7 +834,7 @@
               <w14:ligatures w14:val="standardContextual"/>
             </w:rPr>
           </w:pPr>
-          <w:hyperlink w:anchor="_Toc229131134" w:history="1">
+          <w:hyperlink w:anchor="_Toc229292734" w:history="1">
             <w:r>
               <w:rPr>
                 <w:rStyle w:val="Hyperlink"/>
@@ -919,7 +913,7 @@
                 <w:noProof/>
                 <w:webHidden/>
               </w:rPr>
-              <w:instrText xml:space="preserve"> PAGEREF _Toc229131134 \h </w:instrText>
+              <w:instrText xml:space="preserve"> PAGEREF _Toc229292734 \h </w:instrText>
             </w:r>
             <w:r>
               <w:rPr>
@@ -939,7 +933,7 @@
                 <w:noProof/>
                 <w:webHidden/>
               </w:rPr>
-              <w:t>15</w:t>
+              <w:t>13</w:t>
             </w:r>
             <w:r>
               <w:rPr>
@@ -957,7 +951,6 @@
               <w:tab w:val="left" w:pos="1680"/>
               <w:tab w:val="right" w:leader="dot" w:pos="10070"/>
             </w:tabs>
-            <w:spacing w:beforeLines="60" w:before="144"/>
             <w:rPr>
               <w:rFonts w:asciiTheme="minorHAnsi" w:eastAsiaTheme="minorEastAsia" w:hAnsiTheme="minorHAnsi" w:cstheme="minorBidi"/>
               <w:noProof/>
@@ -968,7 +961,7 @@
               <w14:ligatures w14:val="standardContextual"/>
             </w:rPr>
           </w:pPr>
-          <w:hyperlink w:anchor="_Toc229131135" w:history="1">
+          <w:hyperlink w:anchor="_Toc229292735" w:history="1">
             <w:r>
               <w:rPr>
                 <w:rStyle w:val="Hyperlink"/>
@@ -1084,7 +1077,7 @@
                 <w:noProof/>
                 <w:webHidden/>
               </w:rPr>
-              <w:instrText xml:space="preserve"> PAGEREF _Toc229131135 \h </w:instrText>
+              <w:instrText xml:space="preserve"> PAGEREF _Toc229292735 \h </w:instrText>
             </w:r>
             <w:r>
               <w:rPr>
@@ -1104,7 +1097,7 @@
                 <w:noProof/>
                 <w:webHidden/>
               </w:rPr>
-              <w:t>16</w:t>
+              <w:t>14</w:t>
             </w:r>
             <w:r>
               <w:rPr>
@@ -1122,7 +1115,6 @@
               <w:tab w:val="left" w:pos="1680"/>
               <w:tab w:val="right" w:leader="dot" w:pos="10070"/>
             </w:tabs>
-            <w:spacing w:beforeLines="60" w:before="144"/>
             <w:rPr>
               <w:rFonts w:asciiTheme="minorHAnsi" w:eastAsiaTheme="minorEastAsia" w:hAnsiTheme="minorHAnsi" w:cstheme="minorBidi"/>
               <w:noProof/>
@@ -1133,7 +1125,7 @@
               <w14:ligatures w14:val="standardContextual"/>
             </w:rPr>
           </w:pPr>
-          <w:hyperlink w:anchor="_Toc229131136" w:history="1">
+          <w:hyperlink w:anchor="_Toc229292736" w:history="1">
             <w:r>
               <w:rPr>
                 <w:rStyle w:val="Hyperlink"/>
@@ -1264,7 +1256,7 @@
                 <w:noProof/>
                 <w:webHidden/>
               </w:rPr>
-              <w:instrText xml:space="preserve"> PAGEREF _Toc229131136 \h </w:instrText>
+              <w:instrText xml:space="preserve"> PAGEREF _Toc229292736 \h </w:instrText>
             </w:r>
             <w:r>
               <w:rPr>
@@ -1284,7 +1276,7 @@
                 <w:noProof/>
                 <w:webHidden/>
               </w:rPr>
-              <w:t>16</w:t>
+              <w:t>14</w:t>
             </w:r>
             <w:r>
               <w:rPr>
@@ -1302,7 +1294,6 @@
               <w:tab w:val="left" w:pos="960"/>
               <w:tab w:val="right" w:leader="dot" w:pos="10070"/>
             </w:tabs>
-            <w:spacing w:beforeLines="60" w:before="144"/>
             <w:rPr>
               <w:rFonts w:asciiTheme="minorHAnsi" w:eastAsiaTheme="minorEastAsia" w:hAnsiTheme="minorHAnsi" w:cstheme="minorBidi"/>
               <w:noProof/>
@@ -1313,7 +1304,7 @@
               <w14:ligatures w14:val="standardContextual"/>
             </w:rPr>
           </w:pPr>
-          <w:hyperlink w:anchor="_Toc229131137" w:history="1">
+          <w:hyperlink w:anchor="_Toc229292737" w:history="1">
             <w:r>
               <w:rPr>
                 <w:rStyle w:val="Hyperlink"/>
@@ -1436,7 +1427,7 @@
                 <w:noProof/>
                 <w:webHidden/>
               </w:rPr>
-              <w:instrText xml:space="preserve"> PAGEREF _Toc229131137 \h </w:instrText>
+              <w:instrText xml:space="preserve"> PAGEREF _Toc229292737 \h </w:instrText>
             </w:r>
             <w:r>
               <w:rPr>
@@ -1456,7 +1447,7 @@
                 <w:noProof/>
                 <w:webHidden/>
               </w:rPr>
-              <w:t>17</w:t>
+              <w:t>15</w:t>
             </w:r>
             <w:r>
               <w:rPr>
@@ -1473,7 +1464,6 @@
             <w:tabs>
               <w:tab w:val="right" w:leader="dot" w:pos="10070"/>
             </w:tabs>
-            <w:spacing w:beforeLines="60" w:before="144"/>
             <w:rPr>
               <w:rFonts w:asciiTheme="minorHAnsi" w:eastAsiaTheme="minorEastAsia" w:hAnsiTheme="minorHAnsi" w:cstheme="minorBidi"/>
               <w:noProof/>
@@ -1484,7 +1474,7 @@
               <w14:ligatures w14:val="standardContextual"/>
             </w:rPr>
           </w:pPr>
-          <w:hyperlink w:anchor="_Toc229131138" w:history="1">
+          <w:hyperlink w:anchor="_Toc229292738" w:history="1">
             <w:r>
               <w:rPr>
                 <w:rStyle w:val="Hyperlink"/>
@@ -1601,7 +1591,7 @@
                 <w:noProof/>
                 <w:webHidden/>
               </w:rPr>
-              <w:instrText xml:space="preserve"> PAGEREF _Toc229131138 \h </w:instrText>
+              <w:instrText xml:space="preserve"> PAGEREF _Toc229292738 \h </w:instrText>
             </w:r>
             <w:r>
               <w:rPr>
@@ -1621,7 +1611,7 @@
                 <w:noProof/>
                 <w:webHidden/>
               </w:rPr>
-              <w:t>18</w:t>
+              <w:t>16</w:t>
             </w:r>
             <w:r>
               <w:rPr>
@@ -1638,7 +1628,6 @@
             <w:tabs>
               <w:tab w:val="right" w:leader="dot" w:pos="10070"/>
             </w:tabs>
-            <w:spacing w:beforeLines="60" w:before="144"/>
             <w:rPr>
               <w:rFonts w:asciiTheme="minorHAnsi" w:eastAsiaTheme="minorEastAsia" w:hAnsiTheme="minorHAnsi" w:cstheme="minorBidi"/>
               <w:noProof/>
@@ -1649,7 +1638,7 @@
               <w14:ligatures w14:val="standardContextual"/>
             </w:rPr>
           </w:pPr>
-          <w:hyperlink w:anchor="_Toc229131139" w:history="1">
+          <w:hyperlink w:anchor="_Toc229292739" w:history="1">
             <w:r>
               <w:rPr>
                 <w:rStyle w:val="Hyperlink"/>
@@ -1692,7 +1681,7 @@
                 <w:noProof/>
                 <w:webHidden/>
               </w:rPr>
-              <w:instrText xml:space="preserve"> PAGEREF _Toc229131139 \h </w:instrText>
+              <w:instrText xml:space="preserve"> PAGEREF _Toc229292739 \h </w:instrText>
             </w:r>
             <w:r>
               <w:rPr>
@@ -1712,7 +1701,7 @@
                 <w:noProof/>
                 <w:webHidden/>
               </w:rPr>
-              <w:t>19</w:t>
+              <w:t>16</w:t>
             </w:r>
             <w:r>
               <w:rPr>
@@ -1729,7 +1718,6 @@
             <w:tabs>
               <w:tab w:val="right" w:leader="dot" w:pos="10070"/>
             </w:tabs>
-            <w:spacing w:beforeLines="60" w:before="144"/>
             <w:rPr>
               <w:rFonts w:asciiTheme="minorHAnsi" w:eastAsiaTheme="minorEastAsia" w:hAnsiTheme="minorHAnsi" w:cstheme="minorBidi"/>
               <w:noProof/>
@@ -1740,12 +1728,11 @@
               <w14:ligatures w14:val="standardContextual"/>
             </w:rPr>
           </w:pPr>
-          <w:hyperlink w:anchor="_Toc229131140" w:history="1">
+          <w:hyperlink w:anchor="_Toc229292740" w:history="1">
             <w:r>
               <w:rPr>
                 <w:rStyle w:val="Hyperlink"/>
                 <w:noProof/>
-                <w:spacing w:val="-2"/>
               </w:rPr>
               <w:t>Properties:</w:t>
             </w:r>
@@ -1768,7 +1755,7 @@
                 <w:noProof/>
                 <w:webHidden/>
               </w:rPr>
-              <w:instrText xml:space="preserve"> PAGEREF _Toc229131140 \h </w:instrText>
+              <w:instrText xml:space="preserve"> PAGEREF _Toc229292740 \h </w:instrText>
             </w:r>
             <w:r>
               <w:rPr>
@@ -1788,7 +1775,7 @@
                 <w:noProof/>
                 <w:webHidden/>
               </w:rPr>
-              <w:t>19</w:t>
+              <w:t>17</w:t>
             </w:r>
             <w:r>
               <w:rPr>
@@ -1805,7 +1792,6 @@
             <w:tabs>
               <w:tab w:val="right" w:leader="dot" w:pos="10070"/>
             </w:tabs>
-            <w:spacing w:beforeLines="60" w:before="144"/>
             <w:rPr>
               <w:rFonts w:asciiTheme="minorHAnsi" w:eastAsiaTheme="minorEastAsia" w:hAnsiTheme="minorHAnsi" w:cstheme="minorBidi"/>
               <w:noProof/>
@@ -1816,12 +1802,11 @@
               <w14:ligatures w14:val="standardContextual"/>
             </w:rPr>
           </w:pPr>
-          <w:hyperlink w:anchor="_Toc229131141" w:history="1">
+          <w:hyperlink w:anchor="_Toc229292741" w:history="1">
             <w:r>
               <w:rPr>
                 <w:rStyle w:val="Hyperlink"/>
                 <w:noProof/>
-                <w:spacing w:val="-2"/>
               </w:rPr>
               <w:t>Associations:</w:t>
             </w:r>
@@ -1844,7 +1829,7 @@
                 <w:noProof/>
                 <w:webHidden/>
               </w:rPr>
-              <w:instrText xml:space="preserve"> PAGEREF _Toc229131141 \h </w:instrText>
+              <w:instrText xml:space="preserve"> PAGEREF _Toc229292741 \h </w:instrText>
             </w:r>
             <w:r>
               <w:rPr>
@@ -1864,7 +1849,7 @@
                 <w:noProof/>
                 <w:webHidden/>
               </w:rPr>
-              <w:t>19</w:t>
+              <w:t>17</w:t>
             </w:r>
             <w:r>
               <w:rPr>
@@ -1881,7 +1866,6 @@
             <w:tabs>
               <w:tab w:val="right" w:leader="dot" w:pos="10070"/>
             </w:tabs>
-            <w:spacing w:beforeLines="60" w:before="144"/>
             <w:rPr>
               <w:rFonts w:asciiTheme="minorHAnsi" w:eastAsiaTheme="minorEastAsia" w:hAnsiTheme="minorHAnsi" w:cstheme="minorBidi"/>
               <w:noProof/>
@@ -1892,11 +1876,12 @@
               <w14:ligatures w14:val="standardContextual"/>
             </w:rPr>
           </w:pPr>
-          <w:hyperlink w:anchor="_Toc229131142" w:history="1">
+          <w:hyperlink w:anchor="_Toc229292742" w:history="1">
             <w:r>
               <w:rPr>
                 <w:rStyle w:val="Hyperlink"/>
                 <w:noProof/>
+                <w:highlight w:val="lightGray"/>
               </w:rPr>
               <w:t>Component</w:t>
             </w:r>
@@ -1905,6 +1890,7 @@
                 <w:rStyle w:val="Hyperlink"/>
                 <w:noProof/>
                 <w:spacing w:val="-5"/>
+                <w:highlight w:val="lightGray"/>
               </w:rPr>
               <w:t xml:space="preserve"> </w:t>
             </w:r>
@@ -1913,6 +1899,7 @@
                 <w:rStyle w:val="Hyperlink"/>
                 <w:noProof/>
                 <w:spacing w:val="-2"/>
+                <w:highlight w:val="lightGray"/>
               </w:rPr>
               <w:t>Position</w:t>
             </w:r>
@@ -1935,7 +1922,7 @@
                 <w:noProof/>
                 <w:webHidden/>
               </w:rPr>
-              <w:instrText xml:space="preserve"> PAGEREF _Toc229131142 \h </w:instrText>
+              <w:instrText xml:space="preserve"> PAGEREF _Toc229292742 \h </w:instrText>
             </w:r>
             <w:r>
               <w:rPr>
@@ -1955,7 +1942,7 @@
                 <w:noProof/>
                 <w:webHidden/>
               </w:rPr>
-              <w:t>19</w:t>
+              <w:t>17</w:t>
             </w:r>
             <w:r>
               <w:rPr>
@@ -1972,7 +1959,6 @@
             <w:tabs>
               <w:tab w:val="right" w:leader="dot" w:pos="10070"/>
             </w:tabs>
-            <w:spacing w:beforeLines="60" w:before="144"/>
             <w:rPr>
               <w:rFonts w:asciiTheme="minorHAnsi" w:eastAsiaTheme="minorEastAsia" w:hAnsiTheme="minorHAnsi" w:cstheme="minorBidi"/>
               <w:noProof/>
@@ -1983,12 +1969,11 @@
               <w14:ligatures w14:val="standardContextual"/>
             </w:rPr>
           </w:pPr>
-          <w:hyperlink w:anchor="_Toc229131143" w:history="1">
+          <w:hyperlink w:anchor="_Toc229292743" w:history="1">
             <w:r>
               <w:rPr>
                 <w:rStyle w:val="Hyperlink"/>
                 <w:noProof/>
-                <w:spacing w:val="-2"/>
               </w:rPr>
               <w:t>Properties:</w:t>
             </w:r>
@@ -2011,7 +1996,7 @@
                 <w:noProof/>
                 <w:webHidden/>
               </w:rPr>
-              <w:instrText xml:space="preserve"> PAGEREF _Toc229131143 \h </w:instrText>
+              <w:instrText xml:space="preserve"> PAGEREF _Toc229292743 \h </w:instrText>
             </w:r>
             <w:r>
               <w:rPr>
@@ -2031,7 +2016,7 @@
                 <w:noProof/>
                 <w:webHidden/>
               </w:rPr>
-              <w:t>19</w:t>
+              <w:t>17</w:t>
             </w:r>
             <w:r>
               <w:rPr>
@@ -2048,7 +2033,6 @@
             <w:tabs>
               <w:tab w:val="right" w:leader="dot" w:pos="10070"/>
             </w:tabs>
-            <w:spacing w:beforeLines="60" w:before="144"/>
             <w:rPr>
               <w:rFonts w:asciiTheme="minorHAnsi" w:eastAsiaTheme="minorEastAsia" w:hAnsiTheme="minorHAnsi" w:cstheme="minorBidi"/>
               <w:noProof/>
@@ -2059,12 +2043,11 @@
               <w14:ligatures w14:val="standardContextual"/>
             </w:rPr>
           </w:pPr>
-          <w:hyperlink w:anchor="_Toc229131144" w:history="1">
+          <w:hyperlink w:anchor="_Toc229292744" w:history="1">
             <w:r>
               <w:rPr>
                 <w:rStyle w:val="Hyperlink"/>
                 <w:noProof/>
-                <w:spacing w:val="-2"/>
               </w:rPr>
               <w:t>Associations:</w:t>
             </w:r>
@@ -2087,7 +2070,7 @@
                 <w:noProof/>
                 <w:webHidden/>
               </w:rPr>
-              <w:instrText xml:space="preserve"> PAGEREF _Toc229131144 \h </w:instrText>
+              <w:instrText xml:space="preserve"> PAGEREF _Toc229292744 \h </w:instrText>
             </w:r>
             <w:r>
               <w:rPr>
@@ -2107,7 +2090,7 @@
                 <w:noProof/>
                 <w:webHidden/>
               </w:rPr>
-              <w:t>19</w:t>
+              <w:t>17</w:t>
             </w:r>
             <w:r>
               <w:rPr>
@@ -2124,7 +2107,6 @@
             <w:tabs>
               <w:tab w:val="right" w:leader="dot" w:pos="10070"/>
             </w:tabs>
-            <w:spacing w:beforeLines="60" w:before="144"/>
             <w:rPr>
               <w:rFonts w:asciiTheme="minorHAnsi" w:eastAsiaTheme="minorEastAsia" w:hAnsiTheme="minorHAnsi" w:cstheme="minorBidi"/>
               <w:noProof/>
@@ -2135,21 +2117,14 @@
               <w14:ligatures w14:val="standardContextual"/>
             </w:rPr>
           </w:pPr>
-          <w:hyperlink w:anchor="_Toc229131145" w:history="1">
+          <w:hyperlink w:anchor="_Toc229292745" w:history="1">
             <w:r>
               <w:rPr>
                 <w:rStyle w:val="Hyperlink"/>
                 <w:noProof/>
-              </w:rPr>
-              <w:t>Data</w:t>
-            </w:r>
-            <w:r>
-              <w:rPr>
-                <w:rStyle w:val="Hyperlink"/>
-                <w:noProof/>
-                <w:spacing w:val="-2"/>
-              </w:rPr>
-              <w:t xml:space="preserve"> Store</w:t>
+                <w:highlight w:val="lightGray"/>
+              </w:rPr>
+              <w:t>Data Store</w:t>
             </w:r>
             <w:r>
               <w:rPr>
@@ -2170,7 +2145,7 @@
                 <w:noProof/>
                 <w:webHidden/>
               </w:rPr>
-              <w:instrText xml:space="preserve"> PAGEREF _Toc229131145 \h </w:instrText>
+              <w:instrText xml:space="preserve"> PAGEREF _Toc229292745 \h </w:instrText>
             </w:r>
             <w:r>
               <w:rPr>
@@ -2190,7 +2165,7 @@
                 <w:noProof/>
                 <w:webHidden/>
               </w:rPr>
-              <w:t>19</w:t>
+              <w:t>17</w:t>
             </w:r>
             <w:r>
               <w:rPr>
@@ -2207,7 +2182,6 @@
             <w:tabs>
               <w:tab w:val="right" w:leader="dot" w:pos="10070"/>
             </w:tabs>
-            <w:spacing w:beforeLines="60" w:before="144"/>
             <w:rPr>
               <w:rFonts w:asciiTheme="minorHAnsi" w:eastAsiaTheme="minorEastAsia" w:hAnsiTheme="minorHAnsi" w:cstheme="minorBidi"/>
               <w:noProof/>
@@ -2218,12 +2192,12 @@
               <w14:ligatures w14:val="standardContextual"/>
             </w:rPr>
           </w:pPr>
-          <w:hyperlink w:anchor="_Toc229131146" w:history="1">
+          <w:hyperlink w:anchor="_Toc229292746" w:history="1">
             <w:r>
               <w:rPr>
                 <w:rStyle w:val="Hyperlink"/>
                 <w:noProof/>
-                <w:spacing w:val="-2"/>
+                <w:highlight w:val="lightGray"/>
               </w:rPr>
               <w:t>Descriptor</w:t>
             </w:r>
@@ -2246,7 +2220,7 @@
                 <w:noProof/>
                 <w:webHidden/>
               </w:rPr>
-              <w:instrText xml:space="preserve"> PAGEREF _Toc229131146 \h </w:instrText>
+              <w:instrText xml:space="preserve"> PAGEREF _Toc229292746 \h </w:instrText>
             </w:r>
             <w:r>
               <w:rPr>
@@ -2266,7 +2240,7 @@
                 <w:noProof/>
                 <w:webHidden/>
               </w:rPr>
-              <w:t>20</w:t>
+              <w:t>17</w:t>
             </w:r>
             <w:r>
               <w:rPr>
@@ -2283,7 +2257,6 @@
             <w:tabs>
               <w:tab w:val="right" w:leader="dot" w:pos="10070"/>
             </w:tabs>
-            <w:spacing w:beforeLines="60" w:before="144"/>
             <w:rPr>
               <w:rFonts w:asciiTheme="minorHAnsi" w:eastAsiaTheme="minorEastAsia" w:hAnsiTheme="minorHAnsi" w:cstheme="minorBidi"/>
               <w:noProof/>
@@ -2294,12 +2267,11 @@
               <w14:ligatures w14:val="standardContextual"/>
             </w:rPr>
           </w:pPr>
-          <w:hyperlink w:anchor="_Toc229131147" w:history="1">
+          <w:hyperlink w:anchor="_Toc229292747" w:history="1">
             <w:r>
               <w:rPr>
                 <w:rStyle w:val="Hyperlink"/>
                 <w:noProof/>
-                <w:spacing w:val="-2"/>
               </w:rPr>
               <w:t>Properties:</w:t>
             </w:r>
@@ -2322,7 +2294,7 @@
                 <w:noProof/>
                 <w:webHidden/>
               </w:rPr>
-              <w:instrText xml:space="preserve"> PAGEREF _Toc229131147 \h </w:instrText>
+              <w:instrText xml:space="preserve"> PAGEREF _Toc229292747 \h </w:instrText>
             </w:r>
             <w:r>
               <w:rPr>
@@ -2342,7 +2314,7 @@
                 <w:noProof/>
                 <w:webHidden/>
               </w:rPr>
-              <w:t>20</w:t>
+              <w:t>17</w:t>
             </w:r>
             <w:r>
               <w:rPr>
@@ -2359,7 +2331,6 @@
             <w:tabs>
               <w:tab w:val="right" w:leader="dot" w:pos="10070"/>
             </w:tabs>
-            <w:spacing w:beforeLines="60" w:before="144"/>
             <w:rPr>
               <w:rFonts w:asciiTheme="minorHAnsi" w:eastAsiaTheme="minorEastAsia" w:hAnsiTheme="minorHAnsi" w:cstheme="minorBidi"/>
               <w:noProof/>
@@ -2370,12 +2341,11 @@
               <w14:ligatures w14:val="standardContextual"/>
             </w:rPr>
           </w:pPr>
-          <w:hyperlink w:anchor="_Toc229131148" w:history="1">
+          <w:hyperlink w:anchor="_Toc229292748" w:history="1">
             <w:r>
               <w:rPr>
                 <w:rStyle w:val="Hyperlink"/>
                 <w:noProof/>
-                <w:spacing w:val="-2"/>
               </w:rPr>
               <w:t>Associations:</w:t>
             </w:r>
@@ -2398,7 +2368,7 @@
                 <w:noProof/>
                 <w:webHidden/>
               </w:rPr>
-              <w:instrText xml:space="preserve"> PAGEREF _Toc229131148 \h </w:instrText>
+              <w:instrText xml:space="preserve"> PAGEREF _Toc229292748 \h </w:instrText>
             </w:r>
             <w:r>
               <w:rPr>
@@ -2418,7 +2388,7 @@
                 <w:noProof/>
                 <w:webHidden/>
               </w:rPr>
-              <w:t>21</w:t>
+              <w:t>17</w:t>
             </w:r>
             <w:r>
               <w:rPr>
@@ -2435,7 +2405,6 @@
             <w:tabs>
               <w:tab w:val="right" w:leader="dot" w:pos="10070"/>
             </w:tabs>
-            <w:spacing w:beforeLines="60" w:before="144"/>
             <w:rPr>
               <w:rFonts w:asciiTheme="minorHAnsi" w:eastAsiaTheme="minorEastAsia" w:hAnsiTheme="minorHAnsi" w:cstheme="minorBidi"/>
               <w:noProof/>
@@ -2446,7 +2415,7 @@
               <w14:ligatures w14:val="standardContextual"/>
             </w:rPr>
           </w:pPr>
-          <w:hyperlink w:anchor="_Toc229131149" w:history="1">
+          <w:hyperlink w:anchor="_Toc229292749" w:history="1">
             <w:r>
               <w:rPr>
                 <w:rStyle w:val="Hyperlink"/>
@@ -2496,7 +2465,7 @@
                 <w:noProof/>
                 <w:webHidden/>
               </w:rPr>
-              <w:instrText xml:space="preserve"> PAGEREF _Toc229131149 \h </w:instrText>
+              <w:instrText xml:space="preserve"> PAGEREF _Toc229292749 \h </w:instrText>
             </w:r>
             <w:r>
               <w:rPr>
@@ -2516,7 +2485,7 @@
                 <w:noProof/>
                 <w:webHidden/>
               </w:rPr>
-              <w:t>21</w:t>
+              <w:t>17</w:t>
             </w:r>
             <w:r>
               <w:rPr>
@@ -2533,7 +2502,6 @@
             <w:tabs>
               <w:tab w:val="right" w:leader="dot" w:pos="10070"/>
             </w:tabs>
-            <w:spacing w:beforeLines="60" w:before="144"/>
             <w:rPr>
               <w:rFonts w:asciiTheme="minorHAnsi" w:eastAsiaTheme="minorEastAsia" w:hAnsiTheme="minorHAnsi" w:cstheme="minorBidi"/>
               <w:noProof/>
@@ -2544,12 +2512,11 @@
               <w14:ligatures w14:val="standardContextual"/>
             </w:rPr>
           </w:pPr>
-          <w:hyperlink w:anchor="_Toc229131150" w:history="1">
+          <w:hyperlink w:anchor="_Toc229292750" w:history="1">
             <w:r>
               <w:rPr>
                 <w:rStyle w:val="Hyperlink"/>
                 <w:noProof/>
-                <w:spacing w:val="-2"/>
               </w:rPr>
               <w:t>Properties:</w:t>
             </w:r>
@@ -2572,7 +2539,7 @@
                 <w:noProof/>
                 <w:webHidden/>
               </w:rPr>
-              <w:instrText xml:space="preserve"> PAGEREF _Toc229131150 \h </w:instrText>
+              <w:instrText xml:space="preserve"> PAGEREF _Toc229292750 \h </w:instrText>
             </w:r>
             <w:r>
               <w:rPr>
@@ -2592,7 +2559,7 @@
                 <w:noProof/>
                 <w:webHidden/>
               </w:rPr>
-              <w:t>21</w:t>
+              <w:t>17</w:t>
             </w:r>
             <w:r>
               <w:rPr>
@@ -2609,7 +2576,6 @@
             <w:tabs>
               <w:tab w:val="right" w:leader="dot" w:pos="10070"/>
             </w:tabs>
-            <w:spacing w:beforeLines="60" w:before="144"/>
             <w:rPr>
               <w:rFonts w:asciiTheme="minorHAnsi" w:eastAsiaTheme="minorEastAsia" w:hAnsiTheme="minorHAnsi" w:cstheme="minorBidi"/>
               <w:noProof/>
@@ -2620,12 +2586,11 @@
               <w14:ligatures w14:val="standardContextual"/>
             </w:rPr>
           </w:pPr>
-          <w:hyperlink w:anchor="_Toc229131151" w:history="1">
+          <w:hyperlink w:anchor="_Toc229292751" w:history="1">
             <w:r>
               <w:rPr>
                 <w:rStyle w:val="Hyperlink"/>
                 <w:noProof/>
-                <w:spacing w:val="-2"/>
               </w:rPr>
               <w:t>Associations:</w:t>
             </w:r>
@@ -2648,7 +2613,7 @@
                 <w:noProof/>
                 <w:webHidden/>
               </w:rPr>
-              <w:instrText xml:space="preserve"> PAGEREF _Toc229131151 \h </w:instrText>
+              <w:instrText xml:space="preserve"> PAGEREF _Toc229292751 \h </w:instrText>
             </w:r>
             <w:r>
               <w:rPr>
@@ -2668,7 +2633,7 @@
                 <w:noProof/>
                 <w:webHidden/>
               </w:rPr>
-              <w:t>21</w:t>
+              <w:t>18</w:t>
             </w:r>
             <w:r>
               <w:rPr>
@@ -2685,7 +2650,6 @@
             <w:tabs>
               <w:tab w:val="right" w:leader="dot" w:pos="10070"/>
             </w:tabs>
-            <w:spacing w:beforeLines="60" w:before="144"/>
             <w:rPr>
               <w:rFonts w:asciiTheme="minorHAnsi" w:eastAsiaTheme="minorEastAsia" w:hAnsiTheme="minorHAnsi" w:cstheme="minorBidi"/>
               <w:noProof/>
@@ -2696,11 +2660,12 @@
               <w14:ligatures w14:val="standardContextual"/>
             </w:rPr>
           </w:pPr>
-          <w:hyperlink w:anchor="_Toc229131152" w:history="1">
+          <w:hyperlink w:anchor="_Toc229292752" w:history="1">
             <w:r>
               <w:rPr>
                 <w:rStyle w:val="Hyperlink"/>
                 <w:noProof/>
+                <w:highlight w:val="lightGray"/>
               </w:rPr>
               <w:t>Descriptor</w:t>
             </w:r>
@@ -2709,6 +2674,7 @@
                 <w:rStyle w:val="Hyperlink"/>
                 <w:noProof/>
                 <w:spacing w:val="-4"/>
+                <w:highlight w:val="lightGray"/>
               </w:rPr>
               <w:t xml:space="preserve"> </w:t>
             </w:r>
@@ -2717,6 +2683,7 @@
                 <w:rStyle w:val="Hyperlink"/>
                 <w:noProof/>
                 <w:spacing w:val="-2"/>
+                <w:highlight w:val="lightGray"/>
               </w:rPr>
               <w:t>Variable</w:t>
             </w:r>
@@ -2739,7 +2706,7 @@
                 <w:noProof/>
                 <w:webHidden/>
               </w:rPr>
-              <w:instrText xml:space="preserve"> PAGEREF _Toc229131152 \h </w:instrText>
+              <w:instrText xml:space="preserve"> PAGEREF _Toc229292752 \h </w:instrText>
             </w:r>
             <w:r>
               <w:rPr>
@@ -2759,7 +2726,7 @@
                 <w:noProof/>
                 <w:webHidden/>
               </w:rPr>
-              <w:t>21</w:t>
+              <w:t>18</w:t>
             </w:r>
             <w:r>
               <w:rPr>
@@ -2776,7 +2743,6 @@
             <w:tabs>
               <w:tab w:val="right" w:leader="dot" w:pos="10070"/>
             </w:tabs>
-            <w:spacing w:beforeLines="60" w:before="144"/>
             <w:rPr>
               <w:rFonts w:asciiTheme="minorHAnsi" w:eastAsiaTheme="minorEastAsia" w:hAnsiTheme="minorHAnsi" w:cstheme="minorBidi"/>
               <w:noProof/>
@@ -2787,12 +2753,11 @@
               <w14:ligatures w14:val="standardContextual"/>
             </w:rPr>
           </w:pPr>
-          <w:hyperlink w:anchor="_Toc229131153" w:history="1">
+          <w:hyperlink w:anchor="_Toc229292753" w:history="1">
             <w:r>
               <w:rPr>
                 <w:rStyle w:val="Hyperlink"/>
                 <w:noProof/>
-                <w:spacing w:val="-2"/>
               </w:rPr>
               <w:t>Properties:</w:t>
             </w:r>
@@ -2815,7 +2780,7 @@
                 <w:noProof/>
                 <w:webHidden/>
               </w:rPr>
-              <w:instrText xml:space="preserve"> PAGEREF _Toc229131153 \h </w:instrText>
+              <w:instrText xml:space="preserve"> PAGEREF _Toc229292753 \h </w:instrText>
             </w:r>
             <w:r>
               <w:rPr>
@@ -2835,7 +2800,7 @@
                 <w:noProof/>
                 <w:webHidden/>
               </w:rPr>
-              <w:t>21</w:t>
+              <w:t>18</w:t>
             </w:r>
             <w:r>
               <w:rPr>
@@ -2852,7 +2817,6 @@
             <w:tabs>
               <w:tab w:val="right" w:leader="dot" w:pos="10070"/>
             </w:tabs>
-            <w:spacing w:beforeLines="60" w:before="144"/>
             <w:rPr>
               <w:rFonts w:asciiTheme="minorHAnsi" w:eastAsiaTheme="minorEastAsia" w:hAnsiTheme="minorHAnsi" w:cstheme="minorBidi"/>
               <w:noProof/>
@@ -2863,12 +2827,11 @@
               <w14:ligatures w14:val="standardContextual"/>
             </w:rPr>
           </w:pPr>
-          <w:hyperlink w:anchor="_Toc229131154" w:history="1">
+          <w:hyperlink w:anchor="_Toc229292754" w:history="1">
             <w:r>
               <w:rPr>
                 <w:rStyle w:val="Hyperlink"/>
                 <w:noProof/>
-                <w:spacing w:val="-2"/>
               </w:rPr>
               <w:t>Associations:</w:t>
             </w:r>
@@ -2891,7 +2854,7 @@
                 <w:noProof/>
                 <w:webHidden/>
               </w:rPr>
-              <w:instrText xml:space="preserve"> PAGEREF _Toc229131154 \h </w:instrText>
+              <w:instrText xml:space="preserve"> PAGEREF _Toc229292754 \h </w:instrText>
             </w:r>
             <w:r>
               <w:rPr>
@@ -2911,7 +2874,7 @@
                 <w:noProof/>
                 <w:webHidden/>
               </w:rPr>
-              <w:t>21</w:t>
+              <w:t>18</w:t>
             </w:r>
             <w:r>
               <w:rPr>
@@ -2928,7 +2891,6 @@
             <w:tabs>
               <w:tab w:val="right" w:leader="dot" w:pos="10070"/>
             </w:tabs>
-            <w:spacing w:beforeLines="60" w:before="144"/>
             <w:rPr>
               <w:rFonts w:asciiTheme="minorHAnsi" w:eastAsiaTheme="minorEastAsia" w:hAnsiTheme="minorHAnsi" w:cstheme="minorBidi"/>
               <w:noProof/>
@@ -2939,29 +2901,14 @@
               <w14:ligatures w14:val="standardContextual"/>
             </w:rPr>
           </w:pPr>
-          <w:hyperlink w:anchor="_Toc229131155" w:history="1">
+          <w:hyperlink w:anchor="_Toc229292755" w:history="1">
             <w:r>
               <w:rPr>
                 <w:rStyle w:val="Hyperlink"/>
                 <w:noProof/>
-              </w:rPr>
-              <w:t>Dimension</w:t>
-            </w:r>
-            <w:r>
-              <w:rPr>
-                <w:rStyle w:val="Hyperlink"/>
-                <w:noProof/>
-                <w:spacing w:val="-8"/>
-              </w:rPr>
-              <w:t xml:space="preserve"> </w:t>
-            </w:r>
-            <w:r>
-              <w:rPr>
-                <w:rStyle w:val="Hyperlink"/>
-                <w:noProof/>
-                <w:spacing w:val="-2"/>
-              </w:rPr>
-              <w:t>Component</w:t>
+                <w:highlight w:val="green"/>
+              </w:rPr>
+              <w:t>Descriptor value domain</w:t>
             </w:r>
             <w:r>
               <w:rPr>
@@ -2982,7 +2929,7 @@
                 <w:noProof/>
                 <w:webHidden/>
               </w:rPr>
-              <w:instrText xml:space="preserve"> PAGEREF _Toc229131155 \h </w:instrText>
+              <w:instrText xml:space="preserve"> PAGEREF _Toc229292755 \h </w:instrText>
             </w:r>
             <w:r>
               <w:rPr>
@@ -3002,7 +2949,7 @@
                 <w:noProof/>
                 <w:webHidden/>
               </w:rPr>
-              <w:t>21</w:t>
+              <w:t>18</w:t>
             </w:r>
             <w:r>
               <w:rPr>
@@ -3015,11 +2962,10 @@
         </w:p>
         <w:p>
           <w:pPr>
-            <w:pStyle w:val="TOC3"/>
+            <w:pStyle w:val="TOC2"/>
             <w:tabs>
               <w:tab w:val="right" w:leader="dot" w:pos="10070"/>
             </w:tabs>
-            <w:spacing w:beforeLines="60" w:before="144"/>
             <w:rPr>
               <w:rFonts w:asciiTheme="minorHAnsi" w:eastAsiaTheme="minorEastAsia" w:hAnsiTheme="minorHAnsi" w:cstheme="minorBidi"/>
               <w:noProof/>
@@ -3030,14 +2976,32 @@
               <w14:ligatures w14:val="standardContextual"/>
             </w:rPr>
           </w:pPr>
-          <w:hyperlink w:anchor="_Toc229131156" w:history="1">
+          <w:hyperlink w:anchor="_Toc229292756" w:history="1">
             <w:r>
               <w:rPr>
                 <w:rStyle w:val="Hyperlink"/>
                 <w:noProof/>
+                <w:highlight w:val="lightGray"/>
+              </w:rPr>
+              <w:t>Dimension</w:t>
+            </w:r>
+            <w:r>
+              <w:rPr>
+                <w:rStyle w:val="Hyperlink"/>
+                <w:noProof/>
+                <w:spacing w:val="-8"/>
+                <w:highlight w:val="lightGray"/>
+              </w:rPr>
+              <w:t xml:space="preserve"> </w:t>
+            </w:r>
+            <w:r>
+              <w:rPr>
+                <w:rStyle w:val="Hyperlink"/>
+                <w:noProof/>
                 <w:spacing w:val="-2"/>
-              </w:rPr>
-              <w:t>Properties:</w:t>
+                <w:highlight w:val="lightGray"/>
+              </w:rPr>
+              <w:t>Component</w:t>
             </w:r>
             <w:r>
               <w:rPr>
@@ -3058,7 +3022,7 @@
                 <w:noProof/>
                 <w:webHidden/>
               </w:rPr>
-              <w:instrText xml:space="preserve"> PAGEREF _Toc229131156 \h </w:instrText>
+              <w:instrText xml:space="preserve"> PAGEREF _Toc229292756 \h </w:instrText>
             </w:r>
             <w:r>
               <w:rPr>
@@ -3078,7 +3042,7 @@
                 <w:noProof/>
                 <w:webHidden/>
               </w:rPr>
-              <w:t>22</w:t>
+              <w:t>18</w:t>
             </w:r>
             <w:r>
               <w:rPr>
@@ -3095,7 +3059,6 @@
             <w:tabs>
               <w:tab w:val="right" w:leader="dot" w:pos="10070"/>
             </w:tabs>
-            <w:spacing w:beforeLines="60" w:before="144"/>
             <w:rPr>
               <w:rFonts w:asciiTheme="minorHAnsi" w:eastAsiaTheme="minorEastAsia" w:hAnsiTheme="minorHAnsi" w:cstheme="minorBidi"/>
               <w:noProof/>
@@ -3106,14 +3069,13 @@
               <w14:ligatures w14:val="standardContextual"/>
             </w:rPr>
           </w:pPr>
-          <w:hyperlink w:anchor="_Toc229131157" w:history="1">
+          <w:hyperlink w:anchor="_Toc229292757" w:history="1">
             <w:r>
               <w:rPr>
                 <w:rStyle w:val="Hyperlink"/>
                 <w:noProof/>
-                <w:spacing w:val="-2"/>
-              </w:rPr>
-              <w:t>Associations:</w:t>
+              </w:rPr>
+              <w:t>Properties:</w:t>
             </w:r>
             <w:r>
               <w:rPr>
@@ -3134,7 +3096,7 @@
                 <w:noProof/>
                 <w:webHidden/>
               </w:rPr>
-              <w:instrText xml:space="preserve"> PAGEREF _Toc229131157 \h </w:instrText>
+              <w:instrText xml:space="preserve"> PAGEREF _Toc229292757 \h </w:instrText>
             </w:r>
             <w:r>
               <w:rPr>
@@ -3154,7 +3116,7 @@
                 <w:noProof/>
                 <w:webHidden/>
               </w:rPr>
-              <w:t>22</w:t>
+              <w:t>19</w:t>
             </w:r>
             <w:r>
               <w:rPr>
@@ -3167,11 +3129,10 @@
         </w:p>
         <w:p>
           <w:pPr>
-            <w:pStyle w:val="TOC2"/>
+            <w:pStyle w:val="TOC3"/>
             <w:tabs>
               <w:tab w:val="right" w:leader="dot" w:pos="10070"/>
             </w:tabs>
-            <w:spacing w:beforeLines="60" w:before="144"/>
             <w:rPr>
               <w:rFonts w:asciiTheme="minorHAnsi" w:eastAsiaTheme="minorEastAsia" w:hAnsiTheme="minorHAnsi" w:cstheme="minorBidi"/>
               <w:noProof/>
@@ -3182,44 +3143,13 @@
               <w14:ligatures w14:val="standardContextual"/>
             </w:rPr>
           </w:pPr>
-          <w:hyperlink w:anchor="_Toc229131158" w:history="1">
+          <w:hyperlink w:anchor="_Toc229292758" w:history="1">
             <w:r>
               <w:rPr>
                 <w:rStyle w:val="Hyperlink"/>
                 <w:noProof/>
               </w:rPr>
-              <w:t>Dimensional</w:t>
-            </w:r>
-            <w:r>
-              <w:rPr>
-                <w:rStyle w:val="Hyperlink"/>
-                <w:noProof/>
-                <w:spacing w:val="-6"/>
-              </w:rPr>
-              <w:t xml:space="preserve"> </w:t>
-            </w:r>
-            <w:r>
-              <w:rPr>
-                <w:rStyle w:val="Hyperlink"/>
-                <w:noProof/>
-              </w:rPr>
-              <w:t>Data</w:t>
-            </w:r>
-            <w:r>
-              <w:rPr>
-                <w:rStyle w:val="Hyperlink"/>
-                <w:noProof/>
-                <w:spacing w:val="-6"/>
-              </w:rPr>
-              <w:t xml:space="preserve"> </w:t>
-            </w:r>
-            <w:r>
-              <w:rPr>
-                <w:rStyle w:val="Hyperlink"/>
-                <w:noProof/>
-                <w:spacing w:val="-5"/>
-              </w:rPr>
-              <w:t>Set</w:t>
+              <w:t>Associations:</w:t>
             </w:r>
             <w:r>
               <w:rPr>
@@ -3240,7 +3170,7 @@
                 <w:noProof/>
                 <w:webHidden/>
               </w:rPr>
-              <w:instrText xml:space="preserve"> PAGEREF _Toc229131158 \h </w:instrText>
+              <w:instrText xml:space="preserve"> PAGEREF _Toc229292758 \h </w:instrText>
             </w:r>
             <w:r>
               <w:rPr>
@@ -3260,7 +3190,7 @@
                 <w:noProof/>
                 <w:webHidden/>
               </w:rPr>
-              <w:t>23</w:t>
+              <w:t>19</w:t>
             </w:r>
             <w:r>
               <w:rPr>
@@ -3273,11 +3203,10 @@
         </w:p>
         <w:p>
           <w:pPr>
-            <w:pStyle w:val="TOC3"/>
+            <w:pStyle w:val="TOC2"/>
             <w:tabs>
               <w:tab w:val="right" w:leader="dot" w:pos="10070"/>
             </w:tabs>
-            <w:spacing w:beforeLines="60" w:before="144"/>
             <w:rPr>
               <w:rFonts w:asciiTheme="minorHAnsi" w:eastAsiaTheme="minorEastAsia" w:hAnsiTheme="minorHAnsi" w:cstheme="minorBidi"/>
               <w:noProof/>
@@ -3288,14 +3217,49 @@
               <w14:ligatures w14:val="standardContextual"/>
             </w:rPr>
           </w:pPr>
-          <w:hyperlink w:anchor="_Toc229131159" w:history="1">
+          <w:hyperlink w:anchor="_Toc229292759" w:history="1">
             <w:r>
               <w:rPr>
                 <w:rStyle w:val="Hyperlink"/>
                 <w:noProof/>
-                <w:spacing w:val="-2"/>
-              </w:rPr>
-              <w:t>Properties:</w:t>
+                <w:highlight w:val="lightGray"/>
+              </w:rPr>
+              <w:t>Dimensional</w:t>
+            </w:r>
+            <w:r>
+              <w:rPr>
+                <w:rStyle w:val="Hyperlink"/>
+                <w:noProof/>
+                <w:spacing w:val="-6"/>
+                <w:highlight w:val="lightGray"/>
+              </w:rPr>
+              <w:t xml:space="preserve"> </w:t>
+            </w:r>
+            <w:r>
+              <w:rPr>
+                <w:rStyle w:val="Hyperlink"/>
+                <w:noProof/>
+                <w:highlight w:val="lightGray"/>
+              </w:rPr>
+              <w:t>Data</w:t>
+            </w:r>
+            <w:r>
+              <w:rPr>
+                <w:rStyle w:val="Hyperlink"/>
+                <w:noProof/>
+                <w:spacing w:val="-6"/>
+                <w:highlight w:val="lightGray"/>
+              </w:rPr>
+              <w:t xml:space="preserve"> </w:t>
+            </w:r>
+            <w:r>
+              <w:rPr>
+                <w:rStyle w:val="Hyperlink"/>
+                <w:noProof/>
+                <w:spacing w:val="-5"/>
+                <w:highlight w:val="lightGray"/>
+              </w:rPr>
+              <w:t>Set</w:t>
             </w:r>
             <w:r>
               <w:rPr>
@@ -3316,7 +3280,7 @@
                 <w:noProof/>
                 <w:webHidden/>
               </w:rPr>
-              <w:instrText xml:space="preserve"> PAGEREF _Toc229131159 \h </w:instrText>
+              <w:instrText xml:space="preserve"> PAGEREF _Toc229292759 \h </w:instrText>
             </w:r>
             <w:r>
               <w:rPr>
@@ -3336,7 +3300,7 @@
                 <w:noProof/>
                 <w:webHidden/>
               </w:rPr>
-              <w:t>23</w:t>
+              <w:t>19</w:t>
             </w:r>
             <w:r>
               <w:rPr>
@@ -3353,7 +3317,6 @@
             <w:tabs>
               <w:tab w:val="right" w:leader="dot" w:pos="10070"/>
             </w:tabs>
-            <w:spacing w:beforeLines="60" w:before="144"/>
             <w:rPr>
               <w:rFonts w:asciiTheme="minorHAnsi" w:eastAsiaTheme="minorEastAsia" w:hAnsiTheme="minorHAnsi" w:cstheme="minorBidi"/>
               <w:noProof/>
@@ -3364,14 +3327,13 @@
               <w14:ligatures w14:val="standardContextual"/>
             </w:rPr>
           </w:pPr>
-          <w:hyperlink w:anchor="_Toc229131160" w:history="1">
+          <w:hyperlink w:anchor="_Toc229292760" w:history="1">
             <w:r>
               <w:rPr>
                 <w:rStyle w:val="Hyperlink"/>
                 <w:noProof/>
-                <w:spacing w:val="-2"/>
-              </w:rPr>
-              <w:t>Associations:</w:t>
+              </w:rPr>
+              <w:t>Properties:</w:t>
             </w:r>
             <w:r>
               <w:rPr>
@@ -3392,7 +3354,7 @@
                 <w:noProof/>
                 <w:webHidden/>
               </w:rPr>
-              <w:instrText xml:space="preserve"> PAGEREF _Toc229131160 \h </w:instrText>
+              <w:instrText xml:space="preserve"> PAGEREF _Toc229292760 \h </w:instrText>
             </w:r>
             <w:r>
               <w:rPr>
@@ -3412,7 +3374,7 @@
                 <w:noProof/>
                 <w:webHidden/>
               </w:rPr>
-              <w:t>23</w:t>
+              <w:t>19</w:t>
             </w:r>
             <w:r>
               <w:rPr>
@@ -3425,11 +3387,10 @@
         </w:p>
         <w:p>
           <w:pPr>
-            <w:pStyle w:val="TOC2"/>
+            <w:pStyle w:val="TOC3"/>
             <w:tabs>
               <w:tab w:val="right" w:leader="dot" w:pos="10070"/>
             </w:tabs>
-            <w:spacing w:beforeLines="60" w:before="144"/>
             <w:rPr>
               <w:rFonts w:asciiTheme="minorHAnsi" w:eastAsiaTheme="minorEastAsia" w:hAnsiTheme="minorHAnsi" w:cstheme="minorBidi"/>
               <w:noProof/>
@@ -3440,44 +3401,13 @@
               <w14:ligatures w14:val="standardContextual"/>
             </w:rPr>
           </w:pPr>
-          <w:hyperlink w:anchor="_Toc229131161" w:history="1">
+          <w:hyperlink w:anchor="_Toc229292761" w:history="1">
             <w:r>
               <w:rPr>
                 <w:rStyle w:val="Hyperlink"/>
                 <w:noProof/>
               </w:rPr>
-              <w:t>Dimensional</w:t>
-            </w:r>
-            <w:r>
-              <w:rPr>
-                <w:rStyle w:val="Hyperlink"/>
-                <w:noProof/>
-                <w:spacing w:val="-6"/>
-              </w:rPr>
-              <w:t xml:space="preserve"> </w:t>
-            </w:r>
-            <w:r>
-              <w:rPr>
-                <w:rStyle w:val="Hyperlink"/>
-                <w:noProof/>
-              </w:rPr>
-              <w:t>Data</w:t>
-            </w:r>
-            <w:r>
-              <w:rPr>
-                <w:rStyle w:val="Hyperlink"/>
-                <w:noProof/>
-                <w:spacing w:val="-6"/>
-              </w:rPr>
-              <w:t xml:space="preserve"> </w:t>
-            </w:r>
-            <w:r>
-              <w:rPr>
-                <w:rStyle w:val="Hyperlink"/>
-                <w:noProof/>
-                <w:spacing w:val="-2"/>
-              </w:rPr>
-              <w:t>Structure</w:t>
+              <w:t>Associations:</w:t>
             </w:r>
             <w:r>
               <w:rPr>
@@ -3498,7 +3428,7 @@
                 <w:noProof/>
                 <w:webHidden/>
               </w:rPr>
-              <w:instrText xml:space="preserve"> PAGEREF _Toc229131161 \h </w:instrText>
+              <w:instrText xml:space="preserve"> PAGEREF _Toc229292761 \h </w:instrText>
             </w:r>
             <w:r>
               <w:rPr>
@@ -3518,7 +3448,7 @@
                 <w:noProof/>
                 <w:webHidden/>
               </w:rPr>
-              <w:t>24</w:t>
+              <w:t>19</w:t>
             </w:r>
             <w:r>
               <w:rPr>
@@ -3531,11 +3461,10 @@
         </w:p>
         <w:p>
           <w:pPr>
-            <w:pStyle w:val="TOC3"/>
+            <w:pStyle w:val="TOC2"/>
             <w:tabs>
               <w:tab w:val="right" w:leader="dot" w:pos="10070"/>
             </w:tabs>
-            <w:spacing w:beforeLines="60" w:before="144"/>
             <w:rPr>
               <w:rFonts w:asciiTheme="minorHAnsi" w:eastAsiaTheme="minorEastAsia" w:hAnsiTheme="minorHAnsi" w:cstheme="minorBidi"/>
               <w:noProof/>
@@ -3546,14 +3475,49 @@
               <w14:ligatures w14:val="standardContextual"/>
             </w:rPr>
           </w:pPr>
-          <w:hyperlink w:anchor="_Toc229131162" w:history="1">
+          <w:hyperlink w:anchor="_Toc229292762" w:history="1">
             <w:r>
               <w:rPr>
                 <w:rStyle w:val="Hyperlink"/>
                 <w:noProof/>
+                <w:highlight w:val="lightGray"/>
+              </w:rPr>
+              <w:t>Dimensional</w:t>
+            </w:r>
+            <w:r>
+              <w:rPr>
+                <w:rStyle w:val="Hyperlink"/>
+                <w:noProof/>
+                <w:spacing w:val="-6"/>
+                <w:highlight w:val="lightGray"/>
+              </w:rPr>
+              <w:t xml:space="preserve"> </w:t>
+            </w:r>
+            <w:r>
+              <w:rPr>
+                <w:rStyle w:val="Hyperlink"/>
+                <w:noProof/>
+                <w:highlight w:val="lightGray"/>
+              </w:rPr>
+              <w:t>Data</w:t>
+            </w:r>
+            <w:r>
+              <w:rPr>
+                <w:rStyle w:val="Hyperlink"/>
+                <w:noProof/>
+                <w:spacing w:val="-6"/>
+                <w:highlight w:val="lightGray"/>
+              </w:rPr>
+              <w:t xml:space="preserve"> </w:t>
+            </w:r>
+            <w:r>
+              <w:rPr>
+                <w:rStyle w:val="Hyperlink"/>
+                <w:noProof/>
                 <w:spacing w:val="-2"/>
-              </w:rPr>
-              <w:t>Properties:</w:t>
+                <w:highlight w:val="lightGray"/>
+              </w:rPr>
+              <w:t>Structure</w:t>
             </w:r>
             <w:r>
               <w:rPr>
@@ -3574,7 +3538,7 @@
                 <w:noProof/>
                 <w:webHidden/>
               </w:rPr>
-              <w:instrText xml:space="preserve"> PAGEREF _Toc229131162 \h </w:instrText>
+              <w:instrText xml:space="preserve"> PAGEREF _Toc229292762 \h </w:instrText>
             </w:r>
             <w:r>
               <w:rPr>
@@ -3594,7 +3558,7 @@
                 <w:noProof/>
                 <w:webHidden/>
               </w:rPr>
-              <w:t>25</w:t>
+              <w:t>19</w:t>
             </w:r>
             <w:r>
               <w:rPr>
@@ -3611,7 +3575,6 @@
             <w:tabs>
               <w:tab w:val="right" w:leader="dot" w:pos="10070"/>
             </w:tabs>
-            <w:spacing w:beforeLines="60" w:before="144"/>
             <w:rPr>
               <w:rFonts w:asciiTheme="minorHAnsi" w:eastAsiaTheme="minorEastAsia" w:hAnsiTheme="minorHAnsi" w:cstheme="minorBidi"/>
               <w:noProof/>
@@ -3622,14 +3585,13 @@
               <w14:ligatures w14:val="standardContextual"/>
             </w:rPr>
           </w:pPr>
-          <w:hyperlink w:anchor="_Toc229131163" w:history="1">
+          <w:hyperlink w:anchor="_Toc229292763" w:history="1">
             <w:r>
               <w:rPr>
                 <w:rStyle w:val="Hyperlink"/>
                 <w:noProof/>
-                <w:spacing w:val="-2"/>
-              </w:rPr>
-              <w:t>Associations:</w:t>
+              </w:rPr>
+              <w:t>Properties:</w:t>
             </w:r>
             <w:r>
               <w:rPr>
@@ -3650,7 +3612,7 @@
                 <w:noProof/>
                 <w:webHidden/>
               </w:rPr>
-              <w:instrText xml:space="preserve"> PAGEREF _Toc229131163 \h </w:instrText>
+              <w:instrText xml:space="preserve"> PAGEREF _Toc229292763 \h </w:instrText>
             </w:r>
             <w:r>
               <w:rPr>
@@ -3670,7 +3632,7 @@
                 <w:noProof/>
                 <w:webHidden/>
               </w:rPr>
-              <w:t>25</w:t>
+              <w:t>19</w:t>
             </w:r>
             <w:r>
               <w:rPr>
@@ -3683,11 +3645,10 @@
         </w:p>
         <w:p>
           <w:pPr>
-            <w:pStyle w:val="TOC2"/>
+            <w:pStyle w:val="TOC3"/>
             <w:tabs>
               <w:tab w:val="right" w:leader="dot" w:pos="10070"/>
             </w:tabs>
-            <w:spacing w:beforeLines="60" w:before="144"/>
             <w:rPr>
               <w:rFonts w:asciiTheme="minorHAnsi" w:eastAsiaTheme="minorEastAsia" w:hAnsiTheme="minorHAnsi" w:cstheme="minorBidi"/>
               <w:noProof/>
@@ -3698,29 +3659,13 @@
               <w14:ligatures w14:val="standardContextual"/>
             </w:rPr>
           </w:pPr>
-          <w:hyperlink w:anchor="_Toc229131164" w:history="1">
+          <w:hyperlink w:anchor="_Toc229292764" w:history="1">
             <w:r>
               <w:rPr>
                 <w:rStyle w:val="Hyperlink"/>
                 <w:noProof/>
               </w:rPr>
-              <w:t>Identifier</w:t>
-            </w:r>
-            <w:r>
-              <w:rPr>
-                <w:rStyle w:val="Hyperlink"/>
-                <w:noProof/>
-                <w:spacing w:val="-4"/>
-              </w:rPr>
-              <w:t xml:space="preserve"> </w:t>
-            </w:r>
-            <w:r>
-              <w:rPr>
-                <w:rStyle w:val="Hyperlink"/>
-                <w:noProof/>
-                <w:spacing w:val="-2"/>
-              </w:rPr>
-              <w:t>Component</w:t>
+              <w:t>Associations:</w:t>
             </w:r>
             <w:r>
               <w:rPr>
@@ -3741,7 +3686,7 @@
                 <w:noProof/>
                 <w:webHidden/>
               </w:rPr>
-              <w:instrText xml:space="preserve"> PAGEREF _Toc229131164 \h </w:instrText>
+              <w:instrText xml:space="preserve"> PAGEREF _Toc229292764 \h </w:instrText>
             </w:r>
             <w:r>
               <w:rPr>
@@ -3761,7 +3706,7 @@
                 <w:noProof/>
                 <w:webHidden/>
               </w:rPr>
-              <w:t>25</w:t>
+              <w:t>19</w:t>
             </w:r>
             <w:r>
               <w:rPr>
@@ -3774,11 +3719,10 @@
         </w:p>
         <w:p>
           <w:pPr>
-            <w:pStyle w:val="TOC3"/>
+            <w:pStyle w:val="TOC2"/>
             <w:tabs>
               <w:tab w:val="right" w:leader="dot" w:pos="10070"/>
             </w:tabs>
-            <w:spacing w:beforeLines="60" w:before="144"/>
             <w:rPr>
               <w:rFonts w:asciiTheme="minorHAnsi" w:eastAsiaTheme="minorEastAsia" w:hAnsiTheme="minorHAnsi" w:cstheme="minorBidi"/>
               <w:noProof/>
@@ -3789,14 +3733,32 @@
               <w14:ligatures w14:val="standardContextual"/>
             </w:rPr>
           </w:pPr>
-          <w:hyperlink w:anchor="_Toc229131165" w:history="1">
+          <w:hyperlink w:anchor="_Toc229292765" w:history="1">
             <w:r>
               <w:rPr>
                 <w:rStyle w:val="Hyperlink"/>
                 <w:noProof/>
+                <w:highlight w:val="lightGray"/>
+              </w:rPr>
+              <w:t>Identifier</w:t>
+            </w:r>
+            <w:r>
+              <w:rPr>
+                <w:rStyle w:val="Hyperlink"/>
+                <w:noProof/>
+                <w:spacing w:val="-4"/>
+                <w:highlight w:val="lightGray"/>
+              </w:rPr>
+              <w:t xml:space="preserve"> </w:t>
+            </w:r>
+            <w:r>
+              <w:rPr>
+                <w:rStyle w:val="Hyperlink"/>
+                <w:noProof/>
                 <w:spacing w:val="-2"/>
-              </w:rPr>
-              <w:t>Properties:</w:t>
+                <w:highlight w:val="lightGray"/>
+              </w:rPr>
+              <w:t>Component</w:t>
             </w:r>
             <w:r>
               <w:rPr>
@@ -3817,7 +3779,7 @@
                 <w:noProof/>
                 <w:webHidden/>
               </w:rPr>
-              <w:instrText xml:space="preserve"> PAGEREF _Toc229131165 \h </w:instrText>
+              <w:instrText xml:space="preserve"> PAGEREF _Toc229292765 \h </w:instrText>
             </w:r>
             <w:r>
               <w:rPr>
@@ -3837,7 +3799,7 @@
                 <w:noProof/>
                 <w:webHidden/>
               </w:rPr>
-              <w:t>25</w:t>
+              <w:t>19</w:t>
             </w:r>
             <w:r>
               <w:rPr>
@@ -3854,7 +3816,6 @@
             <w:tabs>
               <w:tab w:val="right" w:leader="dot" w:pos="10070"/>
             </w:tabs>
-            <w:spacing w:beforeLines="60" w:before="144"/>
             <w:rPr>
               <w:rFonts w:asciiTheme="minorHAnsi" w:eastAsiaTheme="minorEastAsia" w:hAnsiTheme="minorHAnsi" w:cstheme="minorBidi"/>
               <w:noProof/>
@@ -3865,14 +3826,13 @@
               <w14:ligatures w14:val="standardContextual"/>
             </w:rPr>
           </w:pPr>
-          <w:hyperlink w:anchor="_Toc229131166" w:history="1">
+          <w:hyperlink w:anchor="_Toc229292766" w:history="1">
             <w:r>
               <w:rPr>
                 <w:rStyle w:val="Hyperlink"/>
                 <w:noProof/>
-                <w:spacing w:val="-2"/>
-              </w:rPr>
-              <w:t>Associations:</w:t>
+              </w:rPr>
+              <w:t>Properties:</w:t>
             </w:r>
             <w:r>
               <w:rPr>
@@ -3893,7 +3853,7 @@
                 <w:noProof/>
                 <w:webHidden/>
               </w:rPr>
-              <w:instrText xml:space="preserve"> PAGEREF _Toc229131166 \h </w:instrText>
+              <w:instrText xml:space="preserve"> PAGEREF _Toc229292766 \h </w:instrText>
             </w:r>
             <w:r>
               <w:rPr>
@@ -3913,7 +3873,7 @@
                 <w:noProof/>
                 <w:webHidden/>
               </w:rPr>
-              <w:t>25</w:t>
+              <w:t>20</w:t>
             </w:r>
             <w:r>
               <w:rPr>
@@ -3926,11 +3886,10 @@
         </w:p>
         <w:p>
           <w:pPr>
-            <w:pStyle w:val="TOC2"/>
+            <w:pStyle w:val="TOC3"/>
             <w:tabs>
               <w:tab w:val="right" w:leader="dot" w:pos="10070"/>
             </w:tabs>
-            <w:spacing w:beforeLines="60" w:before="144"/>
             <w:rPr>
               <w:rFonts w:asciiTheme="minorHAnsi" w:eastAsiaTheme="minorEastAsia" w:hAnsiTheme="minorHAnsi" w:cstheme="minorBidi"/>
               <w:noProof/>
@@ -3941,29 +3900,13 @@
               <w14:ligatures w14:val="standardContextual"/>
             </w:rPr>
           </w:pPr>
-          <w:hyperlink w:anchor="_Toc229131167" w:history="1">
+          <w:hyperlink w:anchor="_Toc229292767" w:history="1">
             <w:r>
               <w:rPr>
                 <w:rStyle w:val="Hyperlink"/>
                 <w:noProof/>
               </w:rPr>
-              <w:t>Instance</w:t>
-            </w:r>
-            <w:r>
-              <w:rPr>
-                <w:rStyle w:val="Hyperlink"/>
-                <w:noProof/>
-                <w:spacing w:val="-5"/>
-              </w:rPr>
-              <w:t xml:space="preserve"> </w:t>
-            </w:r>
-            <w:r>
-              <w:rPr>
-                <w:rStyle w:val="Hyperlink"/>
-                <w:noProof/>
-                <w:spacing w:val="-2"/>
-              </w:rPr>
-              <w:t>Variable</w:t>
+              <w:t>Associations:</w:t>
             </w:r>
             <w:r>
               <w:rPr>
@@ -3984,7 +3927,7 @@
                 <w:noProof/>
                 <w:webHidden/>
               </w:rPr>
-              <w:instrText xml:space="preserve"> PAGEREF _Toc229131167 \h </w:instrText>
+              <w:instrText xml:space="preserve"> PAGEREF _Toc229292767 \h </w:instrText>
             </w:r>
             <w:r>
               <w:rPr>
@@ -4004,7 +3947,7 @@
                 <w:noProof/>
                 <w:webHidden/>
               </w:rPr>
-              <w:t>25</w:t>
+              <w:t>20</w:t>
             </w:r>
             <w:r>
               <w:rPr>
@@ -4017,11 +3960,10 @@
         </w:p>
         <w:p>
           <w:pPr>
-            <w:pStyle w:val="TOC3"/>
+            <w:pStyle w:val="TOC2"/>
             <w:tabs>
               <w:tab w:val="right" w:leader="dot" w:pos="10070"/>
             </w:tabs>
-            <w:spacing w:beforeLines="60" w:before="144"/>
             <w:rPr>
               <w:rFonts w:asciiTheme="minorHAnsi" w:eastAsiaTheme="minorEastAsia" w:hAnsiTheme="minorHAnsi" w:cstheme="minorBidi"/>
               <w:noProof/>
@@ -4032,14 +3974,32 @@
               <w14:ligatures w14:val="standardContextual"/>
             </w:rPr>
           </w:pPr>
-          <w:hyperlink w:anchor="_Toc229131168" w:history="1">
+          <w:hyperlink w:anchor="_Toc229292768" w:history="1">
             <w:r>
               <w:rPr>
                 <w:rStyle w:val="Hyperlink"/>
                 <w:noProof/>
+                <w:highlight w:val="lightGray"/>
+              </w:rPr>
+              <w:t>Instance</w:t>
+            </w:r>
+            <w:r>
+              <w:rPr>
+                <w:rStyle w:val="Hyperlink"/>
+                <w:noProof/>
+                <w:spacing w:val="-5"/>
+                <w:highlight w:val="lightGray"/>
+              </w:rPr>
+              <w:t xml:space="preserve"> </w:t>
+            </w:r>
+            <w:r>
+              <w:rPr>
+                <w:rStyle w:val="Hyperlink"/>
+                <w:noProof/>
                 <w:spacing w:val="-2"/>
-              </w:rPr>
-              <w:t>Properties:</w:t>
+                <w:highlight w:val="lightGray"/>
+              </w:rPr>
+              <w:t>Variable</w:t>
             </w:r>
             <w:r>
               <w:rPr>
@@ -4060,7 +4020,7 @@
                 <w:noProof/>
                 <w:webHidden/>
               </w:rPr>
-              <w:instrText xml:space="preserve"> PAGEREF _Toc229131168 \h </w:instrText>
+              <w:instrText xml:space="preserve"> PAGEREF _Toc229292768 \h </w:instrText>
             </w:r>
             <w:r>
               <w:rPr>
@@ -4080,7 +4040,7 @@
                 <w:noProof/>
                 <w:webHidden/>
               </w:rPr>
-              <w:t>25</w:t>
+              <w:t>20</w:t>
             </w:r>
             <w:r>
               <w:rPr>
@@ -4097,7 +4057,6 @@
             <w:tabs>
               <w:tab w:val="right" w:leader="dot" w:pos="10070"/>
             </w:tabs>
-            <w:spacing w:beforeLines="60" w:before="144"/>
             <w:rPr>
               <w:rFonts w:asciiTheme="minorHAnsi" w:eastAsiaTheme="minorEastAsia" w:hAnsiTheme="minorHAnsi" w:cstheme="minorBidi"/>
               <w:noProof/>
@@ -4108,14 +4067,13 @@
               <w14:ligatures w14:val="standardContextual"/>
             </w:rPr>
           </w:pPr>
-          <w:hyperlink w:anchor="_Toc229131169" w:history="1">
+          <w:hyperlink w:anchor="_Toc229292769" w:history="1">
             <w:r>
               <w:rPr>
                 <w:rStyle w:val="Hyperlink"/>
                 <w:noProof/>
-                <w:spacing w:val="-2"/>
-              </w:rPr>
-              <w:t>Associations:</w:t>
+              </w:rPr>
+              <w:t>Properties:</w:t>
             </w:r>
             <w:r>
               <w:rPr>
@@ -4136,7 +4094,7 @@
                 <w:noProof/>
                 <w:webHidden/>
               </w:rPr>
-              <w:instrText xml:space="preserve"> PAGEREF _Toc229131169 \h </w:instrText>
+              <w:instrText xml:space="preserve"> PAGEREF _Toc229292769 \h </w:instrText>
             </w:r>
             <w:r>
               <w:rPr>
@@ -4156,7 +4114,7 @@
                 <w:noProof/>
                 <w:webHidden/>
               </w:rPr>
-              <w:t>26</w:t>
+              <w:t>20</w:t>
             </w:r>
             <w:r>
               <w:rPr>
@@ -4169,11 +4127,10 @@
         </w:p>
         <w:p>
           <w:pPr>
-            <w:pStyle w:val="TOC2"/>
+            <w:pStyle w:val="TOC3"/>
             <w:tabs>
               <w:tab w:val="right" w:leader="dot" w:pos="10070"/>
             </w:tabs>
-            <w:spacing w:beforeLines="60" w:before="144"/>
             <w:rPr>
               <w:rFonts w:asciiTheme="minorHAnsi" w:eastAsiaTheme="minorEastAsia" w:hAnsiTheme="minorHAnsi" w:cstheme="minorBidi"/>
               <w:noProof/>
@@ -4184,29 +4141,13 @@
               <w14:ligatures w14:val="standardContextual"/>
             </w:rPr>
           </w:pPr>
-          <w:hyperlink w:anchor="_Toc229131170" w:history="1">
+          <w:hyperlink w:anchor="_Toc229292770" w:history="1">
             <w:r>
               <w:rPr>
                 <w:rStyle w:val="Hyperlink"/>
                 <w:noProof/>
               </w:rPr>
-              <w:t>Logical</w:t>
-            </w:r>
-            <w:r>
-              <w:rPr>
-                <w:rStyle w:val="Hyperlink"/>
-                <w:noProof/>
-                <w:spacing w:val="-4"/>
-              </w:rPr>
-              <w:t xml:space="preserve"> </w:t>
-            </w:r>
-            <w:r>
-              <w:rPr>
-                <w:rStyle w:val="Hyperlink"/>
-                <w:noProof/>
-                <w:spacing w:val="-2"/>
-              </w:rPr>
-              <w:t>Record</w:t>
+              <w:t>Associations:</w:t>
             </w:r>
             <w:r>
               <w:rPr>
@@ -4227,7 +4168,7 @@
                 <w:noProof/>
                 <w:webHidden/>
               </w:rPr>
-              <w:instrText xml:space="preserve"> PAGEREF _Toc229131170 \h </w:instrText>
+              <w:instrText xml:space="preserve"> PAGEREF _Toc229292770 \h </w:instrText>
             </w:r>
             <w:r>
               <w:rPr>
@@ -4247,7 +4188,7 @@
                 <w:noProof/>
                 <w:webHidden/>
               </w:rPr>
-              <w:t>27</w:t>
+              <w:t>20</w:t>
             </w:r>
             <w:r>
               <w:rPr>
@@ -4264,7 +4205,6 @@
             <w:tabs>
               <w:tab w:val="right" w:leader="dot" w:pos="10070"/>
             </w:tabs>
-            <w:spacing w:beforeLines="60" w:before="144"/>
             <w:rPr>
               <w:rFonts w:asciiTheme="minorHAnsi" w:eastAsiaTheme="minorEastAsia" w:hAnsiTheme="minorHAnsi" w:cstheme="minorBidi"/>
               <w:noProof/>
@@ -4275,19 +4215,21 @@
               <w14:ligatures w14:val="standardContextual"/>
             </w:rPr>
           </w:pPr>
-          <w:hyperlink w:anchor="_Toc229131171" w:history="1">
+          <w:hyperlink w:anchor="_Toc229292771" w:history="1">
             <w:r>
               <w:rPr>
                 <w:rStyle w:val="Hyperlink"/>
                 <w:noProof/>
-              </w:rPr>
-              <w:t>Long</w:t>
+                <w:highlight w:val="lightGray"/>
+              </w:rPr>
+              <w:t>Logical</w:t>
             </w:r>
             <w:r>
               <w:rPr>
                 <w:rStyle w:val="Hyperlink"/>
                 <w:noProof/>
-                <w:spacing w:val="-3"/>
+                <w:spacing w:val="-4"/>
+                <w:highlight w:val="lightGray"/>
               </w:rPr>
               <w:t xml:space="preserve"> </w:t>
             </w:r>
@@ -4295,24 +4237,10 @@
               <w:rPr>
                 <w:rStyle w:val="Hyperlink"/>
                 <w:noProof/>
-              </w:rPr>
-              <w:t>Data</w:t>
-            </w:r>
-            <w:r>
-              <w:rPr>
-                <w:rStyle w:val="Hyperlink"/>
-                <w:noProof/>
-                <w:spacing w:val="-3"/>
-              </w:rPr>
-              <w:t xml:space="preserve"> </w:t>
-            </w:r>
-            <w:r>
-              <w:rPr>
-                <w:rStyle w:val="Hyperlink"/>
-                <w:noProof/>
-                <w:spacing w:val="-5"/>
-              </w:rPr>
-              <w:t>Set</w:t>
+                <w:spacing w:val="-2"/>
+                <w:highlight w:val="lightGray"/>
+              </w:rPr>
+              <w:t>Record</w:t>
             </w:r>
             <w:r>
               <w:rPr>
@@ -4333,7 +4261,7 @@
                 <w:noProof/>
                 <w:webHidden/>
               </w:rPr>
-              <w:instrText xml:space="preserve"> PAGEREF _Toc229131171 \h </w:instrText>
+              <w:instrText xml:space="preserve"> PAGEREF _Toc229292771 \h </w:instrText>
             </w:r>
             <w:r>
               <w:rPr>
@@ -4353,7 +4281,7 @@
                 <w:noProof/>
                 <w:webHidden/>
               </w:rPr>
-              <w:t>27</w:t>
+              <w:t>20</w:t>
             </w:r>
             <w:r>
               <w:rPr>
@@ -4366,11 +4294,10 @@
         </w:p>
         <w:p>
           <w:pPr>
-            <w:pStyle w:val="TOC3"/>
+            <w:pStyle w:val="TOC2"/>
             <w:tabs>
               <w:tab w:val="right" w:leader="dot" w:pos="10070"/>
             </w:tabs>
-            <w:spacing w:beforeLines="60" w:before="144"/>
             <w:rPr>
               <w:rFonts w:asciiTheme="minorHAnsi" w:eastAsiaTheme="minorEastAsia" w:hAnsiTheme="minorHAnsi" w:cstheme="minorBidi"/>
               <w:noProof/>
@@ -4381,14 +4308,44 @@
               <w14:ligatures w14:val="standardContextual"/>
             </w:rPr>
           </w:pPr>
-          <w:hyperlink w:anchor="_Toc229131172" w:history="1">
+          <w:hyperlink w:anchor="_Toc229292772" w:history="1">
             <w:r>
               <w:rPr>
                 <w:rStyle w:val="Hyperlink"/>
                 <w:noProof/>
-                <w:spacing w:val="-2"/>
-              </w:rPr>
-              <w:t>Properties:</w:t>
+              </w:rPr>
+              <w:t>Long</w:t>
+            </w:r>
+            <w:r>
+              <w:rPr>
+                <w:rStyle w:val="Hyperlink"/>
+                <w:noProof/>
+                <w:spacing w:val="-3"/>
+              </w:rPr>
+              <w:t xml:space="preserve"> </w:t>
+            </w:r>
+            <w:r>
+              <w:rPr>
+                <w:rStyle w:val="Hyperlink"/>
+                <w:noProof/>
+              </w:rPr>
+              <w:t>Data</w:t>
+            </w:r>
+            <w:r>
+              <w:rPr>
+                <w:rStyle w:val="Hyperlink"/>
+                <w:noProof/>
+                <w:spacing w:val="-3"/>
+              </w:rPr>
+              <w:t xml:space="preserve"> </w:t>
+            </w:r>
+            <w:r>
+              <w:rPr>
+                <w:rStyle w:val="Hyperlink"/>
+                <w:noProof/>
+                <w:spacing w:val="-5"/>
+              </w:rPr>
+              <w:t>Set</w:t>
             </w:r>
             <w:r>
               <w:rPr>
@@ -4409,7 +4366,7 @@
                 <w:noProof/>
                 <w:webHidden/>
               </w:rPr>
-              <w:instrText xml:space="preserve"> PAGEREF _Toc229131172 \h </w:instrText>
+              <w:instrText xml:space="preserve"> PAGEREF _Toc229292772 \h </w:instrText>
             </w:r>
             <w:r>
               <w:rPr>
@@ -4429,7 +4386,7 @@
                 <w:noProof/>
                 <w:webHidden/>
               </w:rPr>
-              <w:t>27</w:t>
+              <w:t>21</w:t>
             </w:r>
             <w:r>
               <w:rPr>
@@ -4446,7 +4403,6 @@
             <w:tabs>
               <w:tab w:val="right" w:leader="dot" w:pos="10070"/>
             </w:tabs>
-            <w:spacing w:beforeLines="60" w:before="144"/>
             <w:rPr>
               <w:rFonts w:asciiTheme="minorHAnsi" w:eastAsiaTheme="minorEastAsia" w:hAnsiTheme="minorHAnsi" w:cstheme="minorBidi"/>
               <w:noProof/>
@@ -4457,14 +4413,13 @@
               <w14:ligatures w14:val="standardContextual"/>
             </w:rPr>
           </w:pPr>
-          <w:hyperlink w:anchor="_Toc229131173" w:history="1">
+          <w:hyperlink w:anchor="_Toc229292773" w:history="1">
             <w:r>
               <w:rPr>
                 <w:rStyle w:val="Hyperlink"/>
                 <w:noProof/>
-                <w:spacing w:val="-2"/>
-              </w:rPr>
-              <w:t>Associations:</w:t>
+              </w:rPr>
+              <w:t>Properties:</w:t>
             </w:r>
             <w:r>
               <w:rPr>
@@ -4485,7 +4440,7 @@
                 <w:noProof/>
                 <w:webHidden/>
               </w:rPr>
-              <w:instrText xml:space="preserve"> PAGEREF _Toc229131173 \h </w:instrText>
+              <w:instrText xml:space="preserve"> PAGEREF _Toc229292773 \h </w:instrText>
             </w:r>
             <w:r>
               <w:rPr>
@@ -4505,7 +4460,7 @@
                 <w:noProof/>
                 <w:webHidden/>
               </w:rPr>
-              <w:t>27</w:t>
+              <w:t>21</w:t>
             </w:r>
             <w:r>
               <w:rPr>
@@ -4518,11 +4473,10 @@
         </w:p>
         <w:p>
           <w:pPr>
-            <w:pStyle w:val="TOC2"/>
+            <w:pStyle w:val="TOC3"/>
             <w:tabs>
               <w:tab w:val="right" w:leader="dot" w:pos="10070"/>
             </w:tabs>
-            <w:spacing w:beforeLines="60" w:before="144"/>
             <w:rPr>
               <w:rFonts w:asciiTheme="minorHAnsi" w:eastAsiaTheme="minorEastAsia" w:hAnsiTheme="minorHAnsi" w:cstheme="minorBidi"/>
               <w:noProof/>
@@ -4533,44 +4487,13 @@
               <w14:ligatures w14:val="standardContextual"/>
             </w:rPr>
           </w:pPr>
-          <w:hyperlink w:anchor="_Toc229131174" w:history="1">
+          <w:hyperlink w:anchor="_Toc229292774" w:history="1">
             <w:r>
               <w:rPr>
                 <w:rStyle w:val="Hyperlink"/>
                 <w:noProof/>
               </w:rPr>
-              <w:t>Long</w:t>
-            </w:r>
-            <w:r>
-              <w:rPr>
-                <w:rStyle w:val="Hyperlink"/>
-                <w:noProof/>
-                <w:spacing w:val="-3"/>
-              </w:rPr>
-              <w:t xml:space="preserve"> </w:t>
-            </w:r>
-            <w:r>
-              <w:rPr>
-                <w:rStyle w:val="Hyperlink"/>
-                <w:noProof/>
-              </w:rPr>
-              <w:t>Data</w:t>
-            </w:r>
-            <w:r>
-              <w:rPr>
-                <w:rStyle w:val="Hyperlink"/>
-                <w:noProof/>
-                <w:spacing w:val="-3"/>
-              </w:rPr>
-              <w:t xml:space="preserve"> </w:t>
-            </w:r>
-            <w:r>
-              <w:rPr>
-                <w:rStyle w:val="Hyperlink"/>
-                <w:noProof/>
-                <w:spacing w:val="-2"/>
-              </w:rPr>
-              <w:t>Structure</w:t>
+              <w:t>Associations:</w:t>
             </w:r>
             <w:r>
               <w:rPr>
@@ -4591,7 +4514,7 @@
                 <w:noProof/>
                 <w:webHidden/>
               </w:rPr>
-              <w:instrText xml:space="preserve"> PAGEREF _Toc229131174 \h </w:instrText>
+              <w:instrText xml:space="preserve"> PAGEREF _Toc229292774 \h </w:instrText>
             </w:r>
             <w:r>
               <w:rPr>
@@ -4611,7 +4534,7 @@
                 <w:noProof/>
                 <w:webHidden/>
               </w:rPr>
-              <w:t>27</w:t>
+              <w:t>21</w:t>
             </w:r>
             <w:r>
               <w:rPr>
@@ -4624,11 +4547,10 @@
         </w:p>
         <w:p>
           <w:pPr>
-            <w:pStyle w:val="TOC3"/>
+            <w:pStyle w:val="TOC2"/>
             <w:tabs>
               <w:tab w:val="right" w:leader="dot" w:pos="10070"/>
             </w:tabs>
-            <w:spacing w:beforeLines="60" w:before="144"/>
             <w:rPr>
               <w:rFonts w:asciiTheme="minorHAnsi" w:eastAsiaTheme="minorEastAsia" w:hAnsiTheme="minorHAnsi" w:cstheme="minorBidi"/>
               <w:noProof/>
@@ -4639,14 +4561,49 @@
               <w14:ligatures w14:val="standardContextual"/>
             </w:rPr>
           </w:pPr>
-          <w:hyperlink w:anchor="_Toc229131175" w:history="1">
+          <w:hyperlink w:anchor="_Toc229292775" w:history="1">
             <w:r>
               <w:rPr>
                 <w:rStyle w:val="Hyperlink"/>
                 <w:noProof/>
+                <w:highlight w:val="lightGray"/>
+              </w:rPr>
+              <w:t>Long</w:t>
+            </w:r>
+            <w:r>
+              <w:rPr>
+                <w:rStyle w:val="Hyperlink"/>
+                <w:noProof/>
+                <w:spacing w:val="-3"/>
+                <w:highlight w:val="lightGray"/>
+              </w:rPr>
+              <w:t xml:space="preserve"> </w:t>
+            </w:r>
+            <w:r>
+              <w:rPr>
+                <w:rStyle w:val="Hyperlink"/>
+                <w:noProof/>
+                <w:highlight w:val="lightGray"/>
+              </w:rPr>
+              <w:t>Data</w:t>
+            </w:r>
+            <w:r>
+              <w:rPr>
+                <w:rStyle w:val="Hyperlink"/>
+                <w:noProof/>
+                <w:spacing w:val="-3"/>
+                <w:highlight w:val="lightGray"/>
+              </w:rPr>
+              <w:t xml:space="preserve"> </w:t>
+            </w:r>
+            <w:r>
+              <w:rPr>
+                <w:rStyle w:val="Hyperlink"/>
+                <w:noProof/>
                 <w:spacing w:val="-2"/>
-              </w:rPr>
-              <w:t>Properties:</w:t>
+                <w:highlight w:val="lightGray"/>
+              </w:rPr>
+              <w:t>Structure</w:t>
             </w:r>
             <w:r>
               <w:rPr>
@@ -4667,7 +4624,7 @@
                 <w:noProof/>
                 <w:webHidden/>
               </w:rPr>
-              <w:instrText xml:space="preserve"> PAGEREF _Toc229131175 \h </w:instrText>
+              <w:instrText xml:space="preserve"> PAGEREF _Toc229292775 \h </w:instrText>
             </w:r>
             <w:r>
               <w:rPr>
@@ -4687,7 +4644,7 @@
                 <w:noProof/>
                 <w:webHidden/>
               </w:rPr>
-              <w:t>27</w:t>
+              <w:t>21</w:t>
             </w:r>
             <w:r>
               <w:rPr>
@@ -4704,7 +4661,6 @@
             <w:tabs>
               <w:tab w:val="right" w:leader="dot" w:pos="10070"/>
             </w:tabs>
-            <w:spacing w:beforeLines="60" w:before="144"/>
             <w:rPr>
               <w:rFonts w:asciiTheme="minorHAnsi" w:eastAsiaTheme="minorEastAsia" w:hAnsiTheme="minorHAnsi" w:cstheme="minorBidi"/>
               <w:noProof/>
@@ -4715,14 +4671,13 @@
               <w14:ligatures w14:val="standardContextual"/>
             </w:rPr>
           </w:pPr>
-          <w:hyperlink w:anchor="_Toc229131176" w:history="1">
+          <w:hyperlink w:anchor="_Toc229292776" w:history="1">
             <w:r>
               <w:rPr>
                 <w:rStyle w:val="Hyperlink"/>
                 <w:noProof/>
-                <w:spacing w:val="-2"/>
-              </w:rPr>
-              <w:t>Associations:</w:t>
+              </w:rPr>
+              <w:t>Properties:</w:t>
             </w:r>
             <w:r>
               <w:rPr>
@@ -4743,7 +4698,7 @@
                 <w:noProof/>
                 <w:webHidden/>
               </w:rPr>
-              <w:instrText xml:space="preserve"> PAGEREF _Toc229131176 \h </w:instrText>
+              <w:instrText xml:space="preserve"> PAGEREF _Toc229292776 \h </w:instrText>
             </w:r>
             <w:r>
               <w:rPr>
@@ -4763,7 +4718,7 @@
                 <w:noProof/>
                 <w:webHidden/>
               </w:rPr>
-              <w:t>28</w:t>
+              <w:t>21</w:t>
             </w:r>
             <w:r>
               <w:rPr>
@@ -4776,11 +4731,10 @@
         </w:p>
         <w:p>
           <w:pPr>
-            <w:pStyle w:val="TOC2"/>
+            <w:pStyle w:val="TOC3"/>
             <w:tabs>
               <w:tab w:val="right" w:leader="dot" w:pos="10070"/>
             </w:tabs>
-            <w:spacing w:beforeLines="60" w:before="144"/>
             <w:rPr>
               <w:rFonts w:asciiTheme="minorHAnsi" w:eastAsiaTheme="minorEastAsia" w:hAnsiTheme="minorHAnsi" w:cstheme="minorBidi"/>
               <w:noProof/>
@@ -4791,29 +4745,13 @@
               <w14:ligatures w14:val="standardContextual"/>
             </w:rPr>
           </w:pPr>
-          <w:hyperlink w:anchor="_Toc229131177" w:history="1">
+          <w:hyperlink w:anchor="_Toc229292777" w:history="1">
             <w:r>
               <w:rPr>
                 <w:rStyle w:val="Hyperlink"/>
                 <w:noProof/>
               </w:rPr>
-              <w:t>Measure</w:t>
-            </w:r>
-            <w:r>
-              <w:rPr>
-                <w:rStyle w:val="Hyperlink"/>
-                <w:noProof/>
-                <w:spacing w:val="-5"/>
-              </w:rPr>
-              <w:t xml:space="preserve"> </w:t>
-            </w:r>
-            <w:r>
-              <w:rPr>
-                <w:rStyle w:val="Hyperlink"/>
-                <w:noProof/>
-                <w:spacing w:val="-2"/>
-              </w:rPr>
-              <w:t>Component</w:t>
+              <w:t>Associations:</w:t>
             </w:r>
             <w:r>
               <w:rPr>
@@ -4834,7 +4772,7 @@
                 <w:noProof/>
                 <w:webHidden/>
               </w:rPr>
-              <w:instrText xml:space="preserve"> PAGEREF _Toc229131177 \h </w:instrText>
+              <w:instrText xml:space="preserve"> PAGEREF _Toc229292777 \h </w:instrText>
             </w:r>
             <w:r>
               <w:rPr>
@@ -4854,7 +4792,7 @@
                 <w:noProof/>
                 <w:webHidden/>
               </w:rPr>
-              <w:t>28</w:t>
+              <w:t>21</w:t>
             </w:r>
             <w:r>
               <w:rPr>
@@ -4867,11 +4805,10 @@
         </w:p>
         <w:p>
           <w:pPr>
-            <w:pStyle w:val="TOC3"/>
+            <w:pStyle w:val="TOC2"/>
             <w:tabs>
               <w:tab w:val="right" w:leader="dot" w:pos="10070"/>
             </w:tabs>
-            <w:spacing w:beforeLines="60" w:before="144"/>
             <w:rPr>
               <w:rFonts w:asciiTheme="minorHAnsi" w:eastAsiaTheme="minorEastAsia" w:hAnsiTheme="minorHAnsi" w:cstheme="minorBidi"/>
               <w:noProof/>
@@ -4882,14 +4819,31 @@
               <w14:ligatures w14:val="standardContextual"/>
             </w:rPr>
           </w:pPr>
-          <w:hyperlink w:anchor="_Toc229131178" w:history="1">
+          <w:hyperlink w:anchor="_Toc229292778" w:history="1">
             <w:r>
               <w:rPr>
                 <w:rStyle w:val="Hyperlink"/>
                 <w:noProof/>
-                <w:spacing w:val="-2"/>
-              </w:rPr>
-              <w:t>Properties:</w:t>
+                <w:highlight w:val="lightGray"/>
+              </w:rPr>
+              <w:t>Measure</w:t>
+            </w:r>
+            <w:r>
+              <w:rPr>
+                <w:rStyle w:val="Hyperlink"/>
+                <w:noProof/>
+                <w:spacing w:val="-5"/>
+                <w:highlight w:val="lightGray"/>
+              </w:rPr>
+              <w:t xml:space="preserve"> </w:t>
+            </w:r>
+            <w:r>
+              <w:rPr>
+                <w:rStyle w:val="Hyperlink"/>
+                <w:noProof/>
+                <w:highlight w:val="lightGray"/>
+              </w:rPr>
+              <w:t>Component</w:t>
             </w:r>
             <w:r>
               <w:rPr>
@@ -4910,7 +4864,7 @@
                 <w:noProof/>
                 <w:webHidden/>
               </w:rPr>
-              <w:instrText xml:space="preserve"> PAGEREF _Toc229131178 \h </w:instrText>
+              <w:instrText xml:space="preserve"> PAGEREF _Toc229292778 \h </w:instrText>
             </w:r>
             <w:r>
               <w:rPr>
@@ -4930,7 +4884,7 @@
                 <w:noProof/>
                 <w:webHidden/>
               </w:rPr>
-              <w:t>29</w:t>
+              <w:t>21</w:t>
             </w:r>
             <w:r>
               <w:rPr>
@@ -4947,7 +4901,6 @@
             <w:tabs>
               <w:tab w:val="right" w:leader="dot" w:pos="10070"/>
             </w:tabs>
-            <w:spacing w:beforeLines="60" w:before="144"/>
             <w:rPr>
               <w:rFonts w:asciiTheme="minorHAnsi" w:eastAsiaTheme="minorEastAsia" w:hAnsiTheme="minorHAnsi" w:cstheme="minorBidi"/>
               <w:noProof/>
@@ -4958,14 +4911,13 @@
               <w14:ligatures w14:val="standardContextual"/>
             </w:rPr>
           </w:pPr>
-          <w:hyperlink w:anchor="_Toc229131179" w:history="1">
+          <w:hyperlink w:anchor="_Toc229292779" w:history="1">
             <w:r>
               <w:rPr>
                 <w:rStyle w:val="Hyperlink"/>
                 <w:noProof/>
-                <w:spacing w:val="-2"/>
-              </w:rPr>
-              <w:t>Associations:</w:t>
+              </w:rPr>
+              <w:t>Properties:</w:t>
             </w:r>
             <w:r>
               <w:rPr>
@@ -4986,7 +4938,7 @@
                 <w:noProof/>
                 <w:webHidden/>
               </w:rPr>
-              <w:instrText xml:space="preserve"> PAGEREF _Toc229131179 \h </w:instrText>
+              <w:instrText xml:space="preserve"> PAGEREF _Toc229292779 \h </w:instrText>
             </w:r>
             <w:r>
               <w:rPr>
@@ -5006,7 +4958,7 @@
                 <w:noProof/>
                 <w:webHidden/>
               </w:rPr>
-              <w:t>29</w:t>
+              <w:t>22</w:t>
             </w:r>
             <w:r>
               <w:rPr>
@@ -5019,11 +4971,10 @@
         </w:p>
         <w:p>
           <w:pPr>
-            <w:pStyle w:val="TOC2"/>
+            <w:pStyle w:val="TOC3"/>
             <w:tabs>
               <w:tab w:val="right" w:leader="dot" w:pos="10070"/>
             </w:tabs>
-            <w:spacing w:beforeLines="60" w:before="144"/>
             <w:rPr>
               <w:rFonts w:asciiTheme="minorHAnsi" w:eastAsiaTheme="minorEastAsia" w:hAnsiTheme="minorHAnsi" w:cstheme="minorBidi"/>
               <w:noProof/>
@@ -5034,36 +4985,13 @@
               <w14:ligatures w14:val="standardContextual"/>
             </w:rPr>
           </w:pPr>
-          <w:hyperlink w:anchor="_Toc229131180" w:history="1">
+          <w:hyperlink w:anchor="_Toc229292780" w:history="1">
             <w:r>
               <w:rPr>
                 <w:rStyle w:val="Hyperlink"/>
                 <w:noProof/>
               </w:rPr>
-              <w:t>Physical</w:t>
-            </w:r>
-            <w:r>
-              <w:rPr>
-                <w:rStyle w:val="Hyperlink"/>
-                <w:noProof/>
-                <w:spacing w:val="-3"/>
-              </w:rPr>
-              <w:t xml:space="preserve"> </w:t>
-            </w:r>
-            <w:r>
-              <w:rPr>
-                <w:rStyle w:val="Hyperlink"/>
-                <w:noProof/>
-              </w:rPr>
-              <w:t>Segment</w:t>
-            </w:r>
-            <w:r>
-              <w:rPr>
-                <w:rStyle w:val="Hyperlink"/>
-                <w:noProof/>
-                <w:spacing w:val="-2"/>
-              </w:rPr>
-              <w:t xml:space="preserve"> Layout</w:t>
+              <w:t>Associations:</w:t>
             </w:r>
             <w:r>
               <w:rPr>
@@ -5084,7 +5012,7 @@
                 <w:noProof/>
                 <w:webHidden/>
               </w:rPr>
-              <w:instrText xml:space="preserve"> PAGEREF _Toc229131180 \h </w:instrText>
+              <w:instrText xml:space="preserve"> PAGEREF _Toc229292780 \h </w:instrText>
             </w:r>
             <w:r>
               <w:rPr>
@@ -5104,7 +5032,7 @@
                 <w:noProof/>
                 <w:webHidden/>
               </w:rPr>
-              <w:t>29</w:t>
+              <w:t>22</w:t>
             </w:r>
             <w:r>
               <w:rPr>
@@ -5117,11 +5045,10 @@
         </w:p>
         <w:p>
           <w:pPr>
-            <w:pStyle w:val="TOC3"/>
+            <w:pStyle w:val="TOC2"/>
             <w:tabs>
               <w:tab w:val="right" w:leader="dot" w:pos="10070"/>
             </w:tabs>
-            <w:spacing w:beforeLines="60" w:before="144"/>
             <w:rPr>
               <w:rFonts w:asciiTheme="minorHAnsi" w:eastAsiaTheme="minorEastAsia" w:hAnsiTheme="minorHAnsi" w:cstheme="minorBidi"/>
               <w:noProof/>
@@ -5132,14 +5059,53 @@
               <w14:ligatures w14:val="standardContextual"/>
             </w:rPr>
           </w:pPr>
-          <w:hyperlink w:anchor="_Toc229131181" w:history="1">
+          <w:hyperlink w:anchor="_Toc229292781" w:history="1">
             <w:r>
               <w:rPr>
                 <w:rStyle w:val="Hyperlink"/>
                 <w:noProof/>
+              </w:rPr>
+              <w:t>Physical</w:t>
+            </w:r>
+            <w:r>
+              <w:rPr>
+                <w:rStyle w:val="Hyperlink"/>
+                <w:noProof/>
+                <w:spacing w:val="-3"/>
+              </w:rPr>
+              <w:t xml:space="preserve"> </w:t>
+            </w:r>
+            <w:r>
+              <w:rPr>
+                <w:rStyle w:val="Hyperlink"/>
+                <w:noProof/>
+              </w:rPr>
+              <w:t>Segment</w:t>
+            </w:r>
+            <w:r>
+              <w:rPr>
+                <w:rStyle w:val="Hyperlink"/>
+                <w:noProof/>
                 <w:spacing w:val="-2"/>
               </w:rPr>
-              <w:t>Properties:</w:t>
+              <w:t xml:space="preserve"> Layout (</w:t>
+            </w:r>
+            <w:r>
+              <w:rPr>
+                <w:rStyle w:val="Hyperlink"/>
+                <w:noProof/>
+                <w:spacing w:val="-2"/>
+                <w:highlight w:val="green"/>
+              </w:rPr>
+              <w:t>TabularTextDataSet in new DDI-CDI UML</w:t>
+            </w:r>
+            <w:r>
+              <w:rPr>
+                <w:rStyle w:val="Hyperlink"/>
+                <w:noProof/>
+                <w:spacing w:val="-2"/>
+              </w:rPr>
+              <w:t>)</w:t>
             </w:r>
             <w:r>
               <w:rPr>
@@ -5160,7 +5126,7 @@
                 <w:noProof/>
                 <w:webHidden/>
               </w:rPr>
-              <w:instrText xml:space="preserve"> PAGEREF _Toc229131181 \h </w:instrText>
+              <w:instrText xml:space="preserve"> PAGEREF _Toc229292781 \h </w:instrText>
             </w:r>
             <w:r>
               <w:rPr>
@@ -5180,7 +5146,7 @@
                 <w:noProof/>
                 <w:webHidden/>
               </w:rPr>
-              <w:t>30</w:t>
+              <w:t>22</w:t>
             </w:r>
             <w:r>
               <w:rPr>
@@ -5193,11 +5159,10 @@
         </w:p>
         <w:p>
           <w:pPr>
-            <w:pStyle w:val="TOC3"/>
+            <w:pStyle w:val="TOC2"/>
             <w:tabs>
               <w:tab w:val="right" w:leader="dot" w:pos="10070"/>
             </w:tabs>
-            <w:spacing w:beforeLines="60" w:before="144"/>
             <w:rPr>
               <w:rFonts w:asciiTheme="minorHAnsi" w:eastAsiaTheme="minorEastAsia" w:hAnsiTheme="minorHAnsi" w:cstheme="minorBidi"/>
               <w:noProof/>
@@ -5208,14 +5173,15 @@
               <w14:ligatures w14:val="standardContextual"/>
             </w:rPr>
           </w:pPr>
-          <w:hyperlink w:anchor="_Toc229131182" w:history="1">
+          <w:hyperlink w:anchor="_Toc229292782" w:history="1">
             <w:r>
               <w:rPr>
                 <w:rStyle w:val="Hyperlink"/>
                 <w:noProof/>
                 <w:spacing w:val="-2"/>
-              </w:rPr>
-              <w:t>Associations:</w:t>
+                <w:highlight w:val="yellow"/>
+              </w:rPr>
+              <w:t>Do we need PhysicalSegment in CDIF profile?</w:t>
             </w:r>
             <w:r>
               <w:rPr>
@@ -5236,7 +5202,7 @@
                 <w:noProof/>
                 <w:webHidden/>
               </w:rPr>
-              <w:instrText xml:space="preserve"> PAGEREF _Toc229131182 \h </w:instrText>
+              <w:instrText xml:space="preserve"> PAGEREF _Toc229292782 \h </w:instrText>
             </w:r>
             <w:r>
               <w:rPr>
@@ -5256,7 +5222,7 @@
                 <w:noProof/>
                 <w:webHidden/>
               </w:rPr>
-              <w:t>31</w:t>
+              <w:t>22</w:t>
             </w:r>
             <w:r>
               <w:rPr>
@@ -5269,11 +5235,10 @@
         </w:p>
         <w:p>
           <w:pPr>
-            <w:pStyle w:val="TOC2"/>
+            <w:pStyle w:val="TOC3"/>
             <w:tabs>
               <w:tab w:val="right" w:leader="dot" w:pos="10070"/>
             </w:tabs>
-            <w:spacing w:beforeLines="60" w:before="144"/>
             <w:rPr>
               <w:rFonts w:asciiTheme="minorHAnsi" w:eastAsiaTheme="minorEastAsia" w:hAnsiTheme="minorHAnsi" w:cstheme="minorBidi"/>
               <w:noProof/>
@@ -5284,14 +5249,13 @@
               <w14:ligatures w14:val="standardContextual"/>
             </w:rPr>
           </w:pPr>
-          <w:hyperlink w:anchor="_Toc229131183" w:history="1">
+          <w:hyperlink w:anchor="_Toc229292783" w:history="1">
             <w:r>
               <w:rPr>
                 <w:rStyle w:val="Hyperlink"/>
                 <w:noProof/>
-                <w:spacing w:val="-2"/>
-              </w:rPr>
-              <w:t>Population</w:t>
+              </w:rPr>
+              <w:t>Properties:</w:t>
             </w:r>
             <w:r>
               <w:rPr>
@@ -5312,7 +5276,7 @@
                 <w:noProof/>
                 <w:webHidden/>
               </w:rPr>
-              <w:instrText xml:space="preserve"> PAGEREF _Toc229131183 \h </w:instrText>
+              <w:instrText xml:space="preserve"> PAGEREF _Toc229292783 \h </w:instrText>
             </w:r>
             <w:r>
               <w:rPr>
@@ -5332,7 +5296,7 @@
                 <w:noProof/>
                 <w:webHidden/>
               </w:rPr>
-              <w:t>31</w:t>
+              <w:t>22</w:t>
             </w:r>
             <w:r>
               <w:rPr>
@@ -5349,7 +5313,6 @@
             <w:tabs>
               <w:tab w:val="right" w:leader="dot" w:pos="10070"/>
             </w:tabs>
-            <w:spacing w:beforeLines="60" w:before="144"/>
             <w:rPr>
               <w:rFonts w:asciiTheme="minorHAnsi" w:eastAsiaTheme="minorEastAsia" w:hAnsiTheme="minorHAnsi" w:cstheme="minorBidi"/>
               <w:noProof/>
@@ -5360,14 +5323,13 @@
               <w14:ligatures w14:val="standardContextual"/>
             </w:rPr>
           </w:pPr>
-          <w:hyperlink w:anchor="_Toc229131184" w:history="1">
+          <w:hyperlink w:anchor="_Toc229292784" w:history="1">
             <w:r>
               <w:rPr>
                 <w:rStyle w:val="Hyperlink"/>
                 <w:noProof/>
-                <w:spacing w:val="-2"/>
-              </w:rPr>
-              <w:t>Properties:</w:t>
+              </w:rPr>
+              <w:t>Associations:</w:t>
             </w:r>
             <w:r>
               <w:rPr>
@@ -5388,7 +5350,7 @@
                 <w:noProof/>
                 <w:webHidden/>
               </w:rPr>
-              <w:instrText xml:space="preserve"> PAGEREF _Toc229131184 \h </w:instrText>
+              <w:instrText xml:space="preserve"> PAGEREF _Toc229292784 \h </w:instrText>
             </w:r>
             <w:r>
               <w:rPr>
@@ -5408,7 +5370,7 @@
                 <w:noProof/>
                 <w:webHidden/>
               </w:rPr>
-              <w:t>31</w:t>
+              <w:t>23</w:t>
             </w:r>
             <w:r>
               <w:rPr>
@@ -5421,11 +5383,10 @@
         </w:p>
         <w:p>
           <w:pPr>
-            <w:pStyle w:val="TOC3"/>
+            <w:pStyle w:val="TOC2"/>
             <w:tabs>
               <w:tab w:val="right" w:leader="dot" w:pos="10070"/>
             </w:tabs>
-            <w:spacing w:beforeLines="60" w:before="144"/>
             <w:rPr>
               <w:rFonts w:asciiTheme="minorHAnsi" w:eastAsiaTheme="minorEastAsia" w:hAnsiTheme="minorHAnsi" w:cstheme="minorBidi"/>
               <w:noProof/>
@@ -5436,14 +5397,21 @@
               <w14:ligatures w14:val="standardContextual"/>
             </w:rPr>
           </w:pPr>
-          <w:hyperlink w:anchor="_Toc229131185" w:history="1">
+          <w:hyperlink w:anchor="_Toc229292785" w:history="1">
             <w:r>
               <w:rPr>
                 <w:rStyle w:val="Hyperlink"/>
                 <w:noProof/>
-                <w:spacing w:val="-2"/>
-              </w:rPr>
-              <w:t>Associations:</w:t>
+              </w:rPr>
+              <w:t xml:space="preserve">Population  </w:t>
+            </w:r>
+            <w:r>
+              <w:rPr>
+                <w:rStyle w:val="Hyperlink"/>
+                <w:noProof/>
+                <w:highlight w:val="green"/>
+              </w:rPr>
+              <w:t>(Implemented as skos:Concept)</w:t>
             </w:r>
             <w:r>
               <w:rPr>
@@ -5464,7 +5432,7 @@
                 <w:noProof/>
                 <w:webHidden/>
               </w:rPr>
-              <w:instrText xml:space="preserve"> PAGEREF _Toc229131185 \h </w:instrText>
+              <w:instrText xml:space="preserve"> PAGEREF _Toc229292785 \h </w:instrText>
             </w:r>
             <w:r>
               <w:rPr>
@@ -5484,7 +5452,7 @@
                 <w:noProof/>
                 <w:webHidden/>
               </w:rPr>
-              <w:t>31</w:t>
+              <w:t>23</w:t>
             </w:r>
             <w:r>
               <w:rPr>
@@ -5497,11 +5465,10 @@
         </w:p>
         <w:p>
           <w:pPr>
-            <w:pStyle w:val="TOC2"/>
+            <w:pStyle w:val="TOC3"/>
             <w:tabs>
               <w:tab w:val="right" w:leader="dot" w:pos="10070"/>
             </w:tabs>
-            <w:spacing w:beforeLines="60" w:before="144"/>
             <w:rPr>
               <w:rFonts w:asciiTheme="minorHAnsi" w:eastAsiaTheme="minorEastAsia" w:hAnsiTheme="minorHAnsi" w:cstheme="minorBidi"/>
               <w:noProof/>
@@ -5512,29 +5479,13 @@
               <w14:ligatures w14:val="standardContextual"/>
             </w:rPr>
           </w:pPr>
-          <w:hyperlink w:anchor="_Toc229131186" w:history="1">
+          <w:hyperlink w:anchor="_Toc229292786" w:history="1">
             <w:r>
               <w:rPr>
                 <w:rStyle w:val="Hyperlink"/>
                 <w:noProof/>
               </w:rPr>
-              <w:t>Primary</w:t>
-            </w:r>
-            <w:r>
-              <w:rPr>
-                <w:rStyle w:val="Hyperlink"/>
-                <w:noProof/>
-                <w:spacing w:val="-7"/>
-              </w:rPr>
-              <w:t xml:space="preserve"> </w:t>
-            </w:r>
-            <w:r>
-              <w:rPr>
-                <w:rStyle w:val="Hyperlink"/>
-                <w:noProof/>
-                <w:spacing w:val="-5"/>
-              </w:rPr>
-              <w:t>Key</w:t>
+              <w:t>Properties:</w:t>
             </w:r>
             <w:r>
               <w:rPr>
@@ -5555,7 +5506,7 @@
                 <w:noProof/>
                 <w:webHidden/>
               </w:rPr>
-              <w:instrText xml:space="preserve"> PAGEREF _Toc229131186 \h </w:instrText>
+              <w:instrText xml:space="preserve"> PAGEREF _Toc229292786 \h </w:instrText>
             </w:r>
             <w:r>
               <w:rPr>
@@ -5575,7 +5526,7 @@
                 <w:noProof/>
                 <w:webHidden/>
               </w:rPr>
-              <w:t>31</w:t>
+              <w:t>23</w:t>
             </w:r>
             <w:r>
               <w:rPr>
@@ -5592,7 +5543,6 @@
             <w:tabs>
               <w:tab w:val="right" w:leader="dot" w:pos="10070"/>
             </w:tabs>
-            <w:spacing w:beforeLines="60" w:before="144"/>
             <w:rPr>
               <w:rFonts w:asciiTheme="minorHAnsi" w:eastAsiaTheme="minorEastAsia" w:hAnsiTheme="minorHAnsi" w:cstheme="minorBidi"/>
               <w:noProof/>
@@ -5603,14 +5553,13 @@
               <w14:ligatures w14:val="standardContextual"/>
             </w:rPr>
           </w:pPr>
-          <w:hyperlink w:anchor="_Toc229131187" w:history="1">
+          <w:hyperlink w:anchor="_Toc229292787" w:history="1">
             <w:r>
               <w:rPr>
                 <w:rStyle w:val="Hyperlink"/>
                 <w:noProof/>
-                <w:spacing w:val="-2"/>
-              </w:rPr>
-              <w:t>Properties:</w:t>
+              </w:rPr>
+              <w:t>Associations:</w:t>
             </w:r>
             <w:r>
               <w:rPr>
@@ -5631,7 +5580,7 @@
                 <w:noProof/>
                 <w:webHidden/>
               </w:rPr>
-              <w:instrText xml:space="preserve"> PAGEREF _Toc229131187 \h </w:instrText>
+              <w:instrText xml:space="preserve"> PAGEREF _Toc229292787 \h </w:instrText>
             </w:r>
             <w:r>
               <w:rPr>
@@ -5651,7 +5600,7 @@
                 <w:noProof/>
                 <w:webHidden/>
               </w:rPr>
-              <w:t>32</w:t>
+              <w:t>23</w:t>
             </w:r>
             <w:r>
               <w:rPr>
@@ -5664,11 +5613,10 @@
         </w:p>
         <w:p>
           <w:pPr>
-            <w:pStyle w:val="TOC3"/>
+            <w:pStyle w:val="TOC2"/>
             <w:tabs>
               <w:tab w:val="right" w:leader="dot" w:pos="10070"/>
             </w:tabs>
-            <w:spacing w:beforeLines="60" w:before="144"/>
             <w:rPr>
               <w:rFonts w:asciiTheme="minorHAnsi" w:eastAsiaTheme="minorEastAsia" w:hAnsiTheme="minorHAnsi" w:cstheme="minorBidi"/>
               <w:noProof/>
@@ -5679,14 +5627,57 @@
               <w14:ligatures w14:val="standardContextual"/>
             </w:rPr>
           </w:pPr>
-          <w:hyperlink w:anchor="_Toc229131188" w:history="1">
+          <w:hyperlink w:anchor="_Toc229292788" w:history="1">
             <w:r>
               <w:rPr>
                 <w:rStyle w:val="Hyperlink"/>
                 <w:noProof/>
-                <w:spacing w:val="-2"/>
-              </w:rPr>
-              <w:t>Associations:</w:t>
+                <w:highlight w:val="lightGray"/>
+              </w:rPr>
+              <w:t>Primary</w:t>
+            </w:r>
+            <w:r>
+              <w:rPr>
+                <w:rStyle w:val="Hyperlink"/>
+                <w:noProof/>
+                <w:spacing w:val="-7"/>
+                <w:highlight w:val="lightGray"/>
+              </w:rPr>
+              <w:t xml:space="preserve"> </w:t>
+            </w:r>
+            <w:r>
+              <w:rPr>
+                <w:rStyle w:val="Hyperlink"/>
+                <w:noProof/>
+                <w:spacing w:val="-5"/>
+                <w:highlight w:val="lightGray"/>
+              </w:rPr>
+              <w:t>Key</w:t>
+            </w:r>
+            <w:r>
+              <w:rPr>
+                <w:rStyle w:val="Hyperlink"/>
+                <w:noProof/>
+                <w:spacing w:val="-5"/>
+              </w:rPr>
+              <w:t xml:space="preserve"> (</w:t>
+            </w:r>
+            <w:r>
+              <w:rPr>
+                <w:rStyle w:val="Hyperlink"/>
+                <w:noProof/>
+                <w:spacing w:val="-5"/>
+                <w:highlight w:val="green"/>
+              </w:rPr>
+              <w:t>why is there a separate, ‘Key’ class with a lot more properties?</w:t>
+            </w:r>
+            <w:r>
+              <w:rPr>
+                <w:rStyle w:val="Hyperlink"/>
+                <w:noProof/>
+                <w:spacing w:val="-5"/>
+              </w:rPr>
+              <w:t>)</w:t>
             </w:r>
             <w:r>
               <w:rPr>
@@ -5707,7 +5698,7 @@
                 <w:noProof/>
                 <w:webHidden/>
               </w:rPr>
-              <w:instrText xml:space="preserve"> PAGEREF _Toc229131188 \h </w:instrText>
+              <w:instrText xml:space="preserve"> PAGEREF _Toc229292788 \h </w:instrText>
             </w:r>
             <w:r>
               <w:rPr>
@@ -5727,7 +5718,7 @@
                 <w:noProof/>
                 <w:webHidden/>
               </w:rPr>
-              <w:t>32</w:t>
+              <w:t>23</w:t>
             </w:r>
             <w:r>
               <w:rPr>
@@ -5740,11 +5731,10 @@
         </w:p>
         <w:p>
           <w:pPr>
-            <w:pStyle w:val="TOC2"/>
+            <w:pStyle w:val="TOC3"/>
             <w:tabs>
               <w:tab w:val="right" w:leader="dot" w:pos="10070"/>
             </w:tabs>
-            <w:spacing w:beforeLines="60" w:before="144"/>
             <w:rPr>
               <w:rFonts w:asciiTheme="minorHAnsi" w:eastAsiaTheme="minorEastAsia" w:hAnsiTheme="minorHAnsi" w:cstheme="minorBidi"/>
               <w:noProof/>
@@ -5755,44 +5745,13 @@
               <w14:ligatures w14:val="standardContextual"/>
             </w:rPr>
           </w:pPr>
-          <w:hyperlink w:anchor="_Toc229131189" w:history="1">
+          <w:hyperlink w:anchor="_Toc229292789" w:history="1">
             <w:r>
               <w:rPr>
                 <w:rStyle w:val="Hyperlink"/>
                 <w:noProof/>
               </w:rPr>
-              <w:t>Primary</w:t>
-            </w:r>
-            <w:r>
-              <w:rPr>
-                <w:rStyle w:val="Hyperlink"/>
-                <w:noProof/>
-                <w:spacing w:val="-5"/>
-              </w:rPr>
-              <w:t xml:space="preserve"> </w:t>
-            </w:r>
-            <w:r>
-              <w:rPr>
-                <w:rStyle w:val="Hyperlink"/>
-                <w:noProof/>
-              </w:rPr>
-              <w:t>Key</w:t>
-            </w:r>
-            <w:r>
-              <w:rPr>
-                <w:rStyle w:val="Hyperlink"/>
-                <w:noProof/>
-                <w:spacing w:val="-3"/>
-              </w:rPr>
-              <w:t xml:space="preserve"> </w:t>
-            </w:r>
-            <w:r>
-              <w:rPr>
-                <w:rStyle w:val="Hyperlink"/>
-                <w:noProof/>
-                <w:spacing w:val="-2"/>
-              </w:rPr>
-              <w:t>Component</w:t>
+              <w:t>Properties:</w:t>
             </w:r>
             <w:r>
               <w:rPr>
@@ -5813,7 +5772,7 @@
                 <w:noProof/>
                 <w:webHidden/>
               </w:rPr>
-              <w:instrText xml:space="preserve"> PAGEREF _Toc229131189 \h </w:instrText>
+              <w:instrText xml:space="preserve"> PAGEREF _Toc229292789 \h </w:instrText>
             </w:r>
             <w:r>
               <w:rPr>
@@ -5833,7 +5792,7 @@
                 <w:noProof/>
                 <w:webHidden/>
               </w:rPr>
-              <w:t>32</w:t>
+              <w:t>23</w:t>
             </w:r>
             <w:r>
               <w:rPr>
@@ -5850,7 +5809,6 @@
             <w:tabs>
               <w:tab w:val="right" w:leader="dot" w:pos="10070"/>
             </w:tabs>
-            <w:spacing w:beforeLines="60" w:before="144"/>
             <w:rPr>
               <w:rFonts w:asciiTheme="minorHAnsi" w:eastAsiaTheme="minorEastAsia" w:hAnsiTheme="minorHAnsi" w:cstheme="minorBidi"/>
               <w:noProof/>
@@ -5861,14 +5819,13 @@
               <w14:ligatures w14:val="standardContextual"/>
             </w:rPr>
           </w:pPr>
-          <w:hyperlink w:anchor="_Toc229131190" w:history="1">
+          <w:hyperlink w:anchor="_Toc229292790" w:history="1">
             <w:r>
               <w:rPr>
                 <w:rStyle w:val="Hyperlink"/>
                 <w:noProof/>
-                <w:spacing w:val="-2"/>
-              </w:rPr>
-              <w:t>Properties:</w:t>
+              </w:rPr>
+              <w:t>Associations:</w:t>
             </w:r>
             <w:r>
               <w:rPr>
@@ -5889,7 +5846,7 @@
                 <w:noProof/>
                 <w:webHidden/>
               </w:rPr>
-              <w:instrText xml:space="preserve"> PAGEREF _Toc229131190 \h </w:instrText>
+              <w:instrText xml:space="preserve"> PAGEREF _Toc229292790 \h </w:instrText>
             </w:r>
             <w:r>
               <w:rPr>
@@ -5909,7 +5866,7 @@
                 <w:noProof/>
                 <w:webHidden/>
               </w:rPr>
-              <w:t>33</w:t>
+              <w:t>24</w:t>
             </w:r>
             <w:r>
               <w:rPr>
@@ -5922,11 +5879,10 @@
         </w:p>
         <w:p>
           <w:pPr>
-            <w:pStyle w:val="TOC3"/>
+            <w:pStyle w:val="TOC2"/>
             <w:tabs>
               <w:tab w:val="right" w:leader="dot" w:pos="10070"/>
             </w:tabs>
-            <w:spacing w:beforeLines="60" w:before="144"/>
             <w:rPr>
               <w:rFonts w:asciiTheme="minorHAnsi" w:eastAsiaTheme="minorEastAsia" w:hAnsiTheme="minorHAnsi" w:cstheme="minorBidi"/>
               <w:noProof/>
@@ -5937,14 +5893,44 @@
               <w14:ligatures w14:val="standardContextual"/>
             </w:rPr>
           </w:pPr>
-          <w:hyperlink w:anchor="_Toc229131191" w:history="1">
+          <w:hyperlink w:anchor="_Toc229292791" w:history="1">
             <w:r>
               <w:rPr>
                 <w:rStyle w:val="Hyperlink"/>
                 <w:noProof/>
+              </w:rPr>
+              <w:t>Primary</w:t>
+            </w:r>
+            <w:r>
+              <w:rPr>
+                <w:rStyle w:val="Hyperlink"/>
+                <w:noProof/>
+                <w:spacing w:val="-5"/>
+              </w:rPr>
+              <w:t xml:space="preserve"> </w:t>
+            </w:r>
+            <w:r>
+              <w:rPr>
+                <w:rStyle w:val="Hyperlink"/>
+                <w:noProof/>
+              </w:rPr>
+              <w:t>Key</w:t>
+            </w:r>
+            <w:r>
+              <w:rPr>
+                <w:rStyle w:val="Hyperlink"/>
+                <w:noProof/>
+                <w:spacing w:val="-3"/>
+              </w:rPr>
+              <w:t xml:space="preserve"> </w:t>
+            </w:r>
+            <w:r>
+              <w:rPr>
+                <w:rStyle w:val="Hyperlink"/>
+                <w:noProof/>
                 <w:spacing w:val="-2"/>
               </w:rPr>
-              <w:t>Associations:</w:t>
+              <w:t>Component</w:t>
             </w:r>
             <w:r>
               <w:rPr>
@@ -5965,7 +5951,7 @@
                 <w:noProof/>
                 <w:webHidden/>
               </w:rPr>
-              <w:instrText xml:space="preserve"> PAGEREF _Toc229131191 \h </w:instrText>
+              <w:instrText xml:space="preserve"> PAGEREF _Toc229292791 \h </w:instrText>
             </w:r>
             <w:r>
               <w:rPr>
@@ -5985,7 +5971,7 @@
                 <w:noProof/>
                 <w:webHidden/>
               </w:rPr>
-              <w:t>33</w:t>
+              <w:t>24</w:t>
             </w:r>
             <w:r>
               <w:rPr>
@@ -5998,11 +5984,10 @@
         </w:p>
         <w:p>
           <w:pPr>
-            <w:pStyle w:val="TOC2"/>
+            <w:pStyle w:val="TOC3"/>
             <w:tabs>
               <w:tab w:val="right" w:leader="dot" w:pos="10070"/>
             </w:tabs>
-            <w:spacing w:beforeLines="60" w:before="144"/>
             <w:rPr>
               <w:rFonts w:asciiTheme="minorHAnsi" w:eastAsiaTheme="minorEastAsia" w:hAnsiTheme="minorHAnsi" w:cstheme="minorBidi"/>
               <w:noProof/>
@@ -6013,29 +5998,13 @@
               <w14:ligatures w14:val="standardContextual"/>
             </w:rPr>
           </w:pPr>
-          <w:hyperlink w:anchor="_Toc229131192" w:history="1">
+          <w:hyperlink w:anchor="_Toc229292792" w:history="1">
             <w:r>
               <w:rPr>
                 <w:rStyle w:val="Hyperlink"/>
                 <w:noProof/>
               </w:rPr>
-              <w:t>Reference</w:t>
-            </w:r>
-            <w:r>
-              <w:rPr>
-                <w:rStyle w:val="Hyperlink"/>
-                <w:noProof/>
-                <w:spacing w:val="-5"/>
-              </w:rPr>
-              <w:t xml:space="preserve"> </w:t>
-            </w:r>
-            <w:r>
-              <w:rPr>
-                <w:rStyle w:val="Hyperlink"/>
-                <w:noProof/>
-                <w:spacing w:val="-2"/>
-              </w:rPr>
-              <w:t>Variable</w:t>
+              <w:t>Properties:</w:t>
             </w:r>
             <w:r>
               <w:rPr>
@@ -6056,7 +6025,7 @@
                 <w:noProof/>
                 <w:webHidden/>
               </w:rPr>
-              <w:instrText xml:space="preserve"> PAGEREF _Toc229131192 \h </w:instrText>
+              <w:instrText xml:space="preserve"> PAGEREF _Toc229292792 \h </w:instrText>
             </w:r>
             <w:r>
               <w:rPr>
@@ -6076,7 +6045,7 @@
                 <w:noProof/>
                 <w:webHidden/>
               </w:rPr>
-              <w:t>33</w:t>
+              <w:t>24</w:t>
             </w:r>
             <w:r>
               <w:rPr>
@@ -6093,7 +6062,6 @@
             <w:tabs>
               <w:tab w:val="right" w:leader="dot" w:pos="10070"/>
             </w:tabs>
-            <w:spacing w:beforeLines="60" w:before="144"/>
             <w:rPr>
               <w:rFonts w:asciiTheme="minorHAnsi" w:eastAsiaTheme="minorEastAsia" w:hAnsiTheme="minorHAnsi" w:cstheme="minorBidi"/>
               <w:noProof/>
@@ -6104,14 +6072,13 @@
               <w14:ligatures w14:val="standardContextual"/>
             </w:rPr>
           </w:pPr>
-          <w:hyperlink w:anchor="_Toc229131193" w:history="1">
+          <w:hyperlink w:anchor="_Toc229292793" w:history="1">
             <w:r>
               <w:rPr>
                 <w:rStyle w:val="Hyperlink"/>
                 <w:noProof/>
-                <w:spacing w:val="-2"/>
-              </w:rPr>
-              <w:t>Properties:</w:t>
+              </w:rPr>
+              <w:t>Associations:</w:t>
             </w:r>
             <w:r>
               <w:rPr>
@@ -6132,7 +6099,7 @@
                 <w:noProof/>
                 <w:webHidden/>
               </w:rPr>
-              <w:instrText xml:space="preserve"> PAGEREF _Toc229131193 \h </w:instrText>
+              <w:instrText xml:space="preserve"> PAGEREF _Toc229292793 \h </w:instrText>
             </w:r>
             <w:r>
               <w:rPr>
@@ -6152,7 +6119,7 @@
                 <w:noProof/>
                 <w:webHidden/>
               </w:rPr>
-              <w:t>33</w:t>
+              <w:t>24</w:t>
             </w:r>
             <w:r>
               <w:rPr>
@@ -6165,11 +6132,10 @@
         </w:p>
         <w:p>
           <w:pPr>
-            <w:pStyle w:val="TOC3"/>
+            <w:pStyle w:val="TOC2"/>
             <w:tabs>
               <w:tab w:val="right" w:leader="dot" w:pos="10070"/>
             </w:tabs>
-            <w:spacing w:beforeLines="60" w:before="144"/>
             <w:rPr>
               <w:rFonts w:asciiTheme="minorHAnsi" w:eastAsiaTheme="minorEastAsia" w:hAnsiTheme="minorHAnsi" w:cstheme="minorBidi"/>
               <w:noProof/>
@@ -6180,14 +6146,29 @@
               <w14:ligatures w14:val="standardContextual"/>
             </w:rPr>
           </w:pPr>
-          <w:hyperlink w:anchor="_Toc229131194" w:history="1">
+          <w:hyperlink w:anchor="_Toc229292794" w:history="1">
             <w:r>
               <w:rPr>
                 <w:rStyle w:val="Hyperlink"/>
                 <w:noProof/>
+              </w:rPr>
+              <w:t>Reference</w:t>
+            </w:r>
+            <w:r>
+              <w:rPr>
+                <w:rStyle w:val="Hyperlink"/>
+                <w:noProof/>
+                <w:spacing w:val="-5"/>
+              </w:rPr>
+              <w:t xml:space="preserve"> </w:t>
+            </w:r>
+            <w:r>
+              <w:rPr>
+                <w:rStyle w:val="Hyperlink"/>
+                <w:noProof/>
                 <w:spacing w:val="-2"/>
               </w:rPr>
-              <w:t>Associations:</w:t>
+              <w:t>Variable</w:t>
             </w:r>
             <w:r>
               <w:rPr>
@@ -6208,7 +6189,7 @@
                 <w:noProof/>
                 <w:webHidden/>
               </w:rPr>
-              <w:instrText xml:space="preserve"> PAGEREF _Toc229131194 \h </w:instrText>
+              <w:instrText xml:space="preserve"> PAGEREF _Toc229292794 \h </w:instrText>
             </w:r>
             <w:r>
               <w:rPr>
@@ -6228,7 +6209,7 @@
                 <w:noProof/>
                 <w:webHidden/>
               </w:rPr>
-              <w:t>34</w:t>
+              <w:t>24</w:t>
             </w:r>
             <w:r>
               <w:rPr>
@@ -6241,11 +6222,10 @@
         </w:p>
         <w:p>
           <w:pPr>
-            <w:pStyle w:val="TOC2"/>
+            <w:pStyle w:val="TOC3"/>
             <w:tabs>
               <w:tab w:val="right" w:leader="dot" w:pos="10070"/>
             </w:tabs>
-            <w:spacing w:beforeLines="60" w:before="144"/>
             <w:rPr>
               <w:rFonts w:asciiTheme="minorHAnsi" w:eastAsiaTheme="minorEastAsia" w:hAnsiTheme="minorHAnsi" w:cstheme="minorBidi"/>
               <w:noProof/>
@@ -6256,29 +6236,13 @@
               <w14:ligatures w14:val="standardContextual"/>
             </w:rPr>
           </w:pPr>
-          <w:hyperlink w:anchor="_Toc229131195" w:history="1">
+          <w:hyperlink w:anchor="_Toc229292795" w:history="1">
             <w:r>
               <w:rPr>
                 <w:rStyle w:val="Hyperlink"/>
                 <w:noProof/>
               </w:rPr>
-              <w:t>Represented</w:t>
-            </w:r>
-            <w:r>
-              <w:rPr>
-                <w:rStyle w:val="Hyperlink"/>
-                <w:noProof/>
-                <w:spacing w:val="-6"/>
-              </w:rPr>
-              <w:t xml:space="preserve"> </w:t>
-            </w:r>
-            <w:r>
-              <w:rPr>
-                <w:rStyle w:val="Hyperlink"/>
-                <w:noProof/>
-                <w:spacing w:val="-2"/>
-              </w:rPr>
-              <w:t>Variable</w:t>
+              <w:t>Properties:</w:t>
             </w:r>
             <w:r>
               <w:rPr>
@@ -6299,7 +6263,7 @@
                 <w:noProof/>
                 <w:webHidden/>
               </w:rPr>
-              <w:instrText xml:space="preserve"> PAGEREF _Toc229131195 \h </w:instrText>
+              <w:instrText xml:space="preserve"> PAGEREF _Toc229292795 \h </w:instrText>
             </w:r>
             <w:r>
               <w:rPr>
@@ -6319,7 +6283,7 @@
                 <w:noProof/>
                 <w:webHidden/>
               </w:rPr>
-              <w:t>34</w:t>
+              <w:t>24</w:t>
             </w:r>
             <w:r>
               <w:rPr>
@@ -6336,7 +6300,6 @@
             <w:tabs>
               <w:tab w:val="right" w:leader="dot" w:pos="10070"/>
             </w:tabs>
-            <w:spacing w:beforeLines="60" w:before="144"/>
             <w:rPr>
               <w:rFonts w:asciiTheme="minorHAnsi" w:eastAsiaTheme="minorEastAsia" w:hAnsiTheme="minorHAnsi" w:cstheme="minorBidi"/>
               <w:noProof/>
@@ -6347,14 +6310,13 @@
               <w14:ligatures w14:val="standardContextual"/>
             </w:rPr>
           </w:pPr>
-          <w:hyperlink w:anchor="_Toc229131196" w:history="1">
+          <w:hyperlink w:anchor="_Toc229292796" w:history="1">
             <w:r>
               <w:rPr>
                 <w:rStyle w:val="Hyperlink"/>
                 <w:noProof/>
-                <w:spacing w:val="-2"/>
-              </w:rPr>
-              <w:t>Properties:</w:t>
+              </w:rPr>
+              <w:t>Associations:</w:t>
             </w:r>
             <w:r>
               <w:rPr>
@@ -6375,7 +6337,7 @@
                 <w:noProof/>
                 <w:webHidden/>
               </w:rPr>
-              <w:instrText xml:space="preserve"> PAGEREF _Toc229131196 \h </w:instrText>
+              <w:instrText xml:space="preserve"> PAGEREF _Toc229292796 \h </w:instrText>
             </w:r>
             <w:r>
               <w:rPr>
@@ -6395,7 +6357,7 @@
                 <w:noProof/>
                 <w:webHidden/>
               </w:rPr>
-              <w:t>34</w:t>
+              <w:t>24</w:t>
             </w:r>
             <w:r>
               <w:rPr>
@@ -6408,11 +6370,10 @@
         </w:p>
         <w:p>
           <w:pPr>
-            <w:pStyle w:val="TOC3"/>
+            <w:pStyle w:val="TOC2"/>
             <w:tabs>
               <w:tab w:val="right" w:leader="dot" w:pos="10070"/>
             </w:tabs>
-            <w:spacing w:beforeLines="60" w:before="144"/>
             <w:rPr>
               <w:rFonts w:asciiTheme="minorHAnsi" w:eastAsiaTheme="minorEastAsia" w:hAnsiTheme="minorHAnsi" w:cstheme="minorBidi"/>
               <w:noProof/>
@@ -6423,14 +6384,32 @@
               <w14:ligatures w14:val="standardContextual"/>
             </w:rPr>
           </w:pPr>
-          <w:hyperlink w:anchor="_Toc229131197" w:history="1">
+          <w:hyperlink w:anchor="_Toc229292797" w:history="1">
             <w:r>
               <w:rPr>
                 <w:rStyle w:val="Hyperlink"/>
                 <w:noProof/>
+                <w:highlight w:val="lightGray"/>
+              </w:rPr>
+              <w:t>Represented</w:t>
+            </w:r>
+            <w:r>
+              <w:rPr>
+                <w:rStyle w:val="Hyperlink"/>
+                <w:noProof/>
+                <w:spacing w:val="-6"/>
+                <w:highlight w:val="lightGray"/>
+              </w:rPr>
+              <w:t xml:space="preserve"> </w:t>
+            </w:r>
+            <w:r>
+              <w:rPr>
+                <w:rStyle w:val="Hyperlink"/>
+                <w:noProof/>
                 <w:spacing w:val="-2"/>
-              </w:rPr>
-              <w:t>Associations:</w:t>
+                <w:highlight w:val="lightGray"/>
+              </w:rPr>
+              <w:t>Variable</w:t>
             </w:r>
             <w:r>
               <w:rPr>
@@ -6451,7 +6430,7 @@
                 <w:noProof/>
                 <w:webHidden/>
               </w:rPr>
-              <w:instrText xml:space="preserve"> PAGEREF _Toc229131197 \h </w:instrText>
+              <w:instrText xml:space="preserve"> PAGEREF _Toc229292797 \h </w:instrText>
             </w:r>
             <w:r>
               <w:rPr>
@@ -6471,7 +6450,7 @@
                 <w:noProof/>
                 <w:webHidden/>
               </w:rPr>
-              <w:t>34</w:t>
+              <w:t>24</w:t>
             </w:r>
             <w:r>
               <w:rPr>
@@ -6484,11 +6463,10 @@
         </w:p>
         <w:p>
           <w:pPr>
-            <w:pStyle w:val="TOC2"/>
+            <w:pStyle w:val="TOC3"/>
             <w:tabs>
               <w:tab w:val="right" w:leader="dot" w:pos="10070"/>
             </w:tabs>
-            <w:spacing w:beforeLines="60" w:before="144"/>
             <w:rPr>
               <w:rFonts w:asciiTheme="minorHAnsi" w:eastAsiaTheme="minorEastAsia" w:hAnsiTheme="minorHAnsi" w:cstheme="minorBidi"/>
               <w:noProof/>
@@ -6499,44 +6477,13 @@
               <w14:ligatures w14:val="standardContextual"/>
             </w:rPr>
           </w:pPr>
-          <w:hyperlink w:anchor="_Toc229131198" w:history="1">
+          <w:hyperlink w:anchor="_Toc229292798" w:history="1">
             <w:r>
               <w:rPr>
                 <w:rStyle w:val="Hyperlink"/>
                 <w:noProof/>
               </w:rPr>
-              <w:t>Sentinel</w:t>
-            </w:r>
-            <w:r>
-              <w:rPr>
-                <w:rStyle w:val="Hyperlink"/>
-                <w:noProof/>
-                <w:spacing w:val="-3"/>
-              </w:rPr>
-              <w:t xml:space="preserve"> </w:t>
-            </w:r>
-            <w:r>
-              <w:rPr>
-                <w:rStyle w:val="Hyperlink"/>
-                <w:noProof/>
-              </w:rPr>
-              <w:t>Value</w:t>
-            </w:r>
-            <w:r>
-              <w:rPr>
-                <w:rStyle w:val="Hyperlink"/>
-                <w:noProof/>
-                <w:spacing w:val="-3"/>
-              </w:rPr>
-              <w:t xml:space="preserve"> </w:t>
-            </w:r>
-            <w:r>
-              <w:rPr>
-                <w:rStyle w:val="Hyperlink"/>
-                <w:noProof/>
-                <w:spacing w:val="-2"/>
-              </w:rPr>
-              <w:t>Domain</w:t>
+              <w:t>Properties:</w:t>
             </w:r>
             <w:r>
               <w:rPr>
@@ -6557,7 +6504,7 @@
                 <w:noProof/>
                 <w:webHidden/>
               </w:rPr>
-              <w:instrText xml:space="preserve"> PAGEREF _Toc229131198 \h </w:instrText>
+              <w:instrText xml:space="preserve"> PAGEREF _Toc229292798 \h </w:instrText>
             </w:r>
             <w:r>
               <w:rPr>
@@ -6577,7 +6524,7 @@
                 <w:noProof/>
                 <w:webHidden/>
               </w:rPr>
-              <w:t>34</w:t>
+              <w:t>24</w:t>
             </w:r>
             <w:r>
               <w:rPr>
@@ -6594,7 +6541,6 @@
             <w:tabs>
               <w:tab w:val="right" w:leader="dot" w:pos="10070"/>
             </w:tabs>
-            <w:spacing w:beforeLines="60" w:before="144"/>
             <w:rPr>
               <w:rFonts w:asciiTheme="minorHAnsi" w:eastAsiaTheme="minorEastAsia" w:hAnsiTheme="minorHAnsi" w:cstheme="minorBidi"/>
               <w:noProof/>
@@ -6605,14 +6551,13 @@
               <w14:ligatures w14:val="standardContextual"/>
             </w:rPr>
           </w:pPr>
-          <w:hyperlink w:anchor="_Toc229131199" w:history="1">
+          <w:hyperlink w:anchor="_Toc229292799" w:history="1">
             <w:r>
               <w:rPr>
                 <w:rStyle w:val="Hyperlink"/>
                 <w:noProof/>
-                <w:spacing w:val="-2"/>
-              </w:rPr>
-              <w:t>Properties:</w:t>
+              </w:rPr>
+              <w:t>Associations:</w:t>
             </w:r>
             <w:r>
               <w:rPr>
@@ -6633,7 +6578,7 @@
                 <w:noProof/>
                 <w:webHidden/>
               </w:rPr>
-              <w:instrText xml:space="preserve"> PAGEREF _Toc229131199 \h </w:instrText>
+              <w:instrText xml:space="preserve"> PAGEREF _Toc229292799 \h </w:instrText>
             </w:r>
             <w:r>
               <w:rPr>
@@ -6653,7 +6598,7 @@
                 <w:noProof/>
                 <w:webHidden/>
               </w:rPr>
-              <w:t>35</w:t>
+              <w:t>25</w:t>
             </w:r>
             <w:r>
               <w:rPr>
@@ -6666,11 +6611,10 @@
         </w:p>
         <w:p>
           <w:pPr>
-            <w:pStyle w:val="TOC3"/>
+            <w:pStyle w:val="TOC2"/>
             <w:tabs>
               <w:tab w:val="right" w:leader="dot" w:pos="10070"/>
             </w:tabs>
-            <w:spacing w:beforeLines="60" w:before="144"/>
             <w:rPr>
               <w:rFonts w:asciiTheme="minorHAnsi" w:eastAsiaTheme="minorEastAsia" w:hAnsiTheme="minorHAnsi" w:cstheme="minorBidi"/>
               <w:noProof/>
@@ -6681,14 +6625,44 @@
               <w14:ligatures w14:val="standardContextual"/>
             </w:rPr>
           </w:pPr>
-          <w:hyperlink w:anchor="_Toc229131200" w:history="1">
+          <w:hyperlink w:anchor="_Toc229292800" w:history="1">
             <w:r>
               <w:rPr>
                 <w:rStyle w:val="Hyperlink"/>
                 <w:noProof/>
+              </w:rPr>
+              <w:t>Sentinel</w:t>
+            </w:r>
+            <w:r>
+              <w:rPr>
+                <w:rStyle w:val="Hyperlink"/>
+                <w:noProof/>
+                <w:spacing w:val="-3"/>
+              </w:rPr>
+              <w:t xml:space="preserve"> </w:t>
+            </w:r>
+            <w:r>
+              <w:rPr>
+                <w:rStyle w:val="Hyperlink"/>
+                <w:noProof/>
+              </w:rPr>
+              <w:t>Value</w:t>
+            </w:r>
+            <w:r>
+              <w:rPr>
+                <w:rStyle w:val="Hyperlink"/>
+                <w:noProof/>
+                <w:spacing w:val="-3"/>
+              </w:rPr>
+              <w:t xml:space="preserve"> </w:t>
+            </w:r>
+            <w:r>
+              <w:rPr>
+                <w:rStyle w:val="Hyperlink"/>
+                <w:noProof/>
                 <w:spacing w:val="-2"/>
               </w:rPr>
-              <w:t>Associations:</w:t>
+              <w:t>Domain</w:t>
             </w:r>
             <w:r>
               <w:rPr>
@@ -6709,7 +6683,7 @@
                 <w:noProof/>
                 <w:webHidden/>
               </w:rPr>
-              <w:instrText xml:space="preserve"> PAGEREF _Toc229131200 \h </w:instrText>
+              <w:instrText xml:space="preserve"> PAGEREF _Toc229292800 \h </w:instrText>
             </w:r>
             <w:r>
               <w:rPr>
@@ -6729,7 +6703,7 @@
                 <w:noProof/>
                 <w:webHidden/>
               </w:rPr>
-              <w:t>35</w:t>
+              <w:t>25</w:t>
             </w:r>
             <w:r>
               <w:rPr>
@@ -6742,11 +6716,10 @@
         </w:p>
         <w:p>
           <w:pPr>
-            <w:pStyle w:val="TOC2"/>
+            <w:pStyle w:val="TOC3"/>
             <w:tabs>
               <w:tab w:val="right" w:leader="dot" w:pos="10070"/>
             </w:tabs>
-            <w:spacing w:beforeLines="60" w:before="144"/>
             <w:rPr>
               <w:rFonts w:asciiTheme="minorHAnsi" w:eastAsiaTheme="minorEastAsia" w:hAnsiTheme="minorHAnsi" w:cstheme="minorBidi"/>
               <w:noProof/>
@@ -6757,44 +6730,13 @@
               <w14:ligatures w14:val="standardContextual"/>
             </w:rPr>
           </w:pPr>
-          <w:hyperlink w:anchor="_Toc229131201" w:history="1">
+          <w:hyperlink w:anchor="_Toc229292801" w:history="1">
             <w:r>
               <w:rPr>
                 <w:rStyle w:val="Hyperlink"/>
                 <w:noProof/>
               </w:rPr>
-              <w:t>Substantive</w:t>
-            </w:r>
-            <w:r>
-              <w:rPr>
-                <w:rStyle w:val="Hyperlink"/>
-                <w:noProof/>
-                <w:spacing w:val="-3"/>
-              </w:rPr>
-              <w:t xml:space="preserve"> </w:t>
-            </w:r>
-            <w:r>
-              <w:rPr>
-                <w:rStyle w:val="Hyperlink"/>
-                <w:noProof/>
-              </w:rPr>
-              <w:t>Value</w:t>
-            </w:r>
-            <w:r>
-              <w:rPr>
-                <w:rStyle w:val="Hyperlink"/>
-                <w:noProof/>
-                <w:spacing w:val="-3"/>
-              </w:rPr>
-              <w:t xml:space="preserve"> </w:t>
-            </w:r>
-            <w:r>
-              <w:rPr>
-                <w:rStyle w:val="Hyperlink"/>
-                <w:noProof/>
-                <w:spacing w:val="-2"/>
-              </w:rPr>
-              <w:t>Domain</w:t>
+              <w:t>Properties:</w:t>
             </w:r>
             <w:r>
               <w:rPr>
@@ -6815,7 +6757,7 @@
                 <w:noProof/>
                 <w:webHidden/>
               </w:rPr>
-              <w:instrText xml:space="preserve"> PAGEREF _Toc229131201 \h </w:instrText>
+              <w:instrText xml:space="preserve"> PAGEREF _Toc229292801 \h </w:instrText>
             </w:r>
             <w:r>
               <w:rPr>
@@ -6835,7 +6777,7 @@
                 <w:noProof/>
                 <w:webHidden/>
               </w:rPr>
-              <w:t>35</w:t>
+              <w:t>25</w:t>
             </w:r>
             <w:r>
               <w:rPr>
@@ -6852,7 +6794,6 @@
             <w:tabs>
               <w:tab w:val="right" w:leader="dot" w:pos="10070"/>
             </w:tabs>
-            <w:spacing w:beforeLines="60" w:before="144"/>
             <w:rPr>
               <w:rFonts w:asciiTheme="minorHAnsi" w:eastAsiaTheme="minorEastAsia" w:hAnsiTheme="minorHAnsi" w:cstheme="minorBidi"/>
               <w:noProof/>
@@ -6863,14 +6804,13 @@
               <w14:ligatures w14:val="standardContextual"/>
             </w:rPr>
           </w:pPr>
-          <w:hyperlink w:anchor="_Toc229131202" w:history="1">
+          <w:hyperlink w:anchor="_Toc229292802" w:history="1">
             <w:r>
               <w:rPr>
                 <w:rStyle w:val="Hyperlink"/>
                 <w:noProof/>
-                <w:spacing w:val="-2"/>
-              </w:rPr>
-              <w:t>Properties:</w:t>
+              </w:rPr>
+              <w:t>Associations:</w:t>
             </w:r>
             <w:r>
               <w:rPr>
@@ -6891,7 +6831,7 @@
                 <w:noProof/>
                 <w:webHidden/>
               </w:rPr>
-              <w:instrText xml:space="preserve"> PAGEREF _Toc229131202 \h </w:instrText>
+              <w:instrText xml:space="preserve"> PAGEREF _Toc229292802 \h </w:instrText>
             </w:r>
             <w:r>
               <w:rPr>
@@ -6911,7 +6851,7 @@
                 <w:noProof/>
                 <w:webHidden/>
               </w:rPr>
-              <w:t>35</w:t>
+              <w:t>25</w:t>
             </w:r>
             <w:r>
               <w:rPr>
@@ -6924,11 +6864,10 @@
         </w:p>
         <w:p>
           <w:pPr>
-            <w:pStyle w:val="TOC3"/>
+            <w:pStyle w:val="TOC2"/>
             <w:tabs>
               <w:tab w:val="right" w:leader="dot" w:pos="10070"/>
             </w:tabs>
-            <w:spacing w:beforeLines="60" w:before="144"/>
             <w:rPr>
               <w:rFonts w:asciiTheme="minorHAnsi" w:eastAsiaTheme="minorEastAsia" w:hAnsiTheme="minorHAnsi" w:cstheme="minorBidi"/>
               <w:noProof/>
@@ -6939,14 +6878,44 @@
               <w14:ligatures w14:val="standardContextual"/>
             </w:rPr>
           </w:pPr>
-          <w:hyperlink w:anchor="_Toc229131203" w:history="1">
+          <w:hyperlink w:anchor="_Toc229292803" w:history="1">
             <w:r>
               <w:rPr>
                 <w:rStyle w:val="Hyperlink"/>
                 <w:noProof/>
+              </w:rPr>
+              <w:t>Substantive</w:t>
+            </w:r>
+            <w:r>
+              <w:rPr>
+                <w:rStyle w:val="Hyperlink"/>
+                <w:noProof/>
+                <w:spacing w:val="-3"/>
+              </w:rPr>
+              <w:t xml:space="preserve"> </w:t>
+            </w:r>
+            <w:r>
+              <w:rPr>
+                <w:rStyle w:val="Hyperlink"/>
+                <w:noProof/>
+              </w:rPr>
+              <w:t>Value</w:t>
+            </w:r>
+            <w:r>
+              <w:rPr>
+                <w:rStyle w:val="Hyperlink"/>
+                <w:noProof/>
+                <w:spacing w:val="-3"/>
+              </w:rPr>
+              <w:t xml:space="preserve"> </w:t>
+            </w:r>
+            <w:r>
+              <w:rPr>
+                <w:rStyle w:val="Hyperlink"/>
+                <w:noProof/>
                 <w:spacing w:val="-2"/>
               </w:rPr>
-              <w:t>Associations:</w:t>
+              <w:t>Domain</w:t>
             </w:r>
             <w:r>
               <w:rPr>
@@ -6967,7 +6936,7 @@
                 <w:noProof/>
                 <w:webHidden/>
               </w:rPr>
-              <w:instrText xml:space="preserve"> PAGEREF _Toc229131203 \h </w:instrText>
+              <w:instrText xml:space="preserve"> PAGEREF _Toc229292803 \h </w:instrText>
             </w:r>
             <w:r>
               <w:rPr>
@@ -6987,7 +6956,7 @@
                 <w:noProof/>
                 <w:webHidden/>
               </w:rPr>
-              <w:t>35</w:t>
+              <w:t>25</w:t>
             </w:r>
             <w:r>
               <w:rPr>
@@ -7000,11 +6969,10 @@
         </w:p>
         <w:p>
           <w:pPr>
-            <w:pStyle w:val="TOC2"/>
+            <w:pStyle w:val="TOC3"/>
             <w:tabs>
               <w:tab w:val="right" w:leader="dot" w:pos="10070"/>
             </w:tabs>
-            <w:spacing w:beforeLines="60" w:before="144"/>
             <w:rPr>
               <w:rFonts w:asciiTheme="minorHAnsi" w:eastAsiaTheme="minorEastAsia" w:hAnsiTheme="minorHAnsi" w:cstheme="minorBidi"/>
               <w:noProof/>
@@ -7015,29 +6983,13 @@
               <w14:ligatures w14:val="standardContextual"/>
             </w:rPr>
           </w:pPr>
-          <w:hyperlink w:anchor="_Toc229131204" w:history="1">
+          <w:hyperlink w:anchor="_Toc229292804" w:history="1">
             <w:r>
               <w:rPr>
                 <w:rStyle w:val="Hyperlink"/>
                 <w:noProof/>
               </w:rPr>
-              <w:t>Unity</w:t>
-            </w:r>
-            <w:r>
-              <w:rPr>
-                <w:rStyle w:val="Hyperlink"/>
-                <w:noProof/>
-                <w:spacing w:val="-2"/>
-              </w:rPr>
-              <w:t xml:space="preserve"> </w:t>
-            </w:r>
-            <w:r>
-              <w:rPr>
-                <w:rStyle w:val="Hyperlink"/>
-                <w:noProof/>
-                <w:spacing w:val="-4"/>
-              </w:rPr>
-              <w:t>Type</w:t>
+              <w:t>Properties:</w:t>
             </w:r>
             <w:r>
               <w:rPr>
@@ -7058,7 +7010,7 @@
                 <w:noProof/>
                 <w:webHidden/>
               </w:rPr>
-              <w:instrText xml:space="preserve"> PAGEREF _Toc229131204 \h </w:instrText>
+              <w:instrText xml:space="preserve"> PAGEREF _Toc229292804 \h </w:instrText>
             </w:r>
             <w:r>
               <w:rPr>
@@ -7078,7 +7030,7 @@
                 <w:noProof/>
                 <w:webHidden/>
               </w:rPr>
-              <w:t>36</w:t>
+              <w:t>25</w:t>
             </w:r>
             <w:r>
               <w:rPr>
@@ -7095,7 +7047,6 @@
             <w:tabs>
               <w:tab w:val="right" w:leader="dot" w:pos="10070"/>
             </w:tabs>
-            <w:spacing w:beforeLines="60" w:before="144"/>
             <w:rPr>
               <w:rFonts w:asciiTheme="minorHAnsi" w:eastAsiaTheme="minorEastAsia" w:hAnsiTheme="minorHAnsi" w:cstheme="minorBidi"/>
               <w:noProof/>
@@ -7106,14 +7057,13 @@
               <w14:ligatures w14:val="standardContextual"/>
             </w:rPr>
           </w:pPr>
-          <w:hyperlink w:anchor="_Toc229131205" w:history="1">
+          <w:hyperlink w:anchor="_Toc229292805" w:history="1">
             <w:r>
               <w:rPr>
                 <w:rStyle w:val="Hyperlink"/>
                 <w:noProof/>
-                <w:spacing w:val="-2"/>
-              </w:rPr>
-              <w:t>Properties:</w:t>
+              </w:rPr>
+              <w:t>Associations:</w:t>
             </w:r>
             <w:r>
               <w:rPr>
@@ -7134,7 +7084,7 @@
                 <w:noProof/>
                 <w:webHidden/>
               </w:rPr>
-              <w:instrText xml:space="preserve"> PAGEREF _Toc229131205 \h </w:instrText>
+              <w:instrText xml:space="preserve"> PAGEREF _Toc229292805 \h </w:instrText>
             </w:r>
             <w:r>
               <w:rPr>
@@ -7154,7 +7104,7 @@
                 <w:noProof/>
                 <w:webHidden/>
               </w:rPr>
-              <w:t>36</w:t>
+              <w:t>25</w:t>
             </w:r>
             <w:r>
               <w:rPr>
@@ -7167,11 +7117,10 @@
         </w:p>
         <w:p>
           <w:pPr>
-            <w:pStyle w:val="TOC3"/>
+            <w:pStyle w:val="TOC2"/>
             <w:tabs>
               <w:tab w:val="right" w:leader="dot" w:pos="10070"/>
             </w:tabs>
-            <w:spacing w:beforeLines="60" w:before="144"/>
             <w:rPr>
               <w:rFonts w:asciiTheme="minorHAnsi" w:eastAsiaTheme="minorEastAsia" w:hAnsiTheme="minorHAnsi" w:cstheme="minorBidi"/>
               <w:noProof/>
@@ -7182,14 +7131,29 @@
               <w14:ligatures w14:val="standardContextual"/>
             </w:rPr>
           </w:pPr>
-          <w:hyperlink w:anchor="_Toc229131206" w:history="1">
+          <w:hyperlink w:anchor="_Toc229292806" w:history="1">
             <w:r>
               <w:rPr>
                 <w:rStyle w:val="Hyperlink"/>
                 <w:noProof/>
+              </w:rPr>
+              <w:t>Unity</w:t>
+            </w:r>
+            <w:r>
+              <w:rPr>
+                <w:rStyle w:val="Hyperlink"/>
+                <w:noProof/>
                 <w:spacing w:val="-2"/>
               </w:rPr>
-              <w:t>Associations:</w:t>
+              <w:t xml:space="preserve"> </w:t>
+            </w:r>
+            <w:r>
+              <w:rPr>
+                <w:rStyle w:val="Hyperlink"/>
+                <w:noProof/>
+                <w:spacing w:val="-4"/>
+              </w:rPr>
+              <w:t>Type</w:t>
             </w:r>
             <w:r>
               <w:rPr>
@@ -7210,7 +7174,7 @@
                 <w:noProof/>
                 <w:webHidden/>
               </w:rPr>
-              <w:instrText xml:space="preserve"> PAGEREF _Toc229131206 \h </w:instrText>
+              <w:instrText xml:space="preserve"> PAGEREF _Toc229292806 \h </w:instrText>
             </w:r>
             <w:r>
               <w:rPr>
@@ -7230,7 +7194,7 @@
                 <w:noProof/>
                 <w:webHidden/>
               </w:rPr>
-              <w:t>36</w:t>
+              <w:t>25</w:t>
             </w:r>
             <w:r>
               <w:rPr>
@@ -7243,11 +7207,10 @@
         </w:p>
         <w:p>
           <w:pPr>
-            <w:pStyle w:val="TOC2"/>
+            <w:pStyle w:val="TOC3"/>
             <w:tabs>
               <w:tab w:val="right" w:leader="dot" w:pos="10070"/>
             </w:tabs>
-            <w:spacing w:beforeLines="60" w:before="144"/>
             <w:rPr>
               <w:rFonts w:asciiTheme="minorHAnsi" w:eastAsiaTheme="minorEastAsia" w:hAnsiTheme="minorHAnsi" w:cstheme="minorBidi"/>
               <w:noProof/>
@@ -7258,14 +7221,13 @@
               <w14:ligatures w14:val="standardContextual"/>
             </w:rPr>
           </w:pPr>
-          <w:hyperlink w:anchor="_Toc229131207" w:history="1">
+          <w:hyperlink w:anchor="_Toc229292807" w:history="1">
             <w:r>
               <w:rPr>
                 <w:rStyle w:val="Hyperlink"/>
                 <w:noProof/>
-                <w:spacing w:val="-2"/>
-              </w:rPr>
-              <w:t>Universe</w:t>
+              </w:rPr>
+              <w:t>Properties:</w:t>
             </w:r>
             <w:r>
               <w:rPr>
@@ -7286,7 +7248,7 @@
                 <w:noProof/>
                 <w:webHidden/>
               </w:rPr>
-              <w:instrText xml:space="preserve"> PAGEREF _Toc229131207 \h </w:instrText>
+              <w:instrText xml:space="preserve"> PAGEREF _Toc229292807 \h </w:instrText>
             </w:r>
             <w:r>
               <w:rPr>
@@ -7306,7 +7268,7 @@
                 <w:noProof/>
                 <w:webHidden/>
               </w:rPr>
-              <w:t>36</w:t>
+              <w:t>26</w:t>
             </w:r>
             <w:r>
               <w:rPr>
@@ -7323,7 +7285,6 @@
             <w:tabs>
               <w:tab w:val="right" w:leader="dot" w:pos="10070"/>
             </w:tabs>
-            <w:spacing w:beforeLines="60" w:before="144"/>
             <w:rPr>
               <w:rFonts w:asciiTheme="minorHAnsi" w:eastAsiaTheme="minorEastAsia" w:hAnsiTheme="minorHAnsi" w:cstheme="minorBidi"/>
               <w:noProof/>
@@ -7334,14 +7295,13 @@
               <w14:ligatures w14:val="standardContextual"/>
             </w:rPr>
           </w:pPr>
-          <w:hyperlink w:anchor="_Toc229131208" w:history="1">
+          <w:hyperlink w:anchor="_Toc229292808" w:history="1">
             <w:r>
               <w:rPr>
                 <w:rStyle w:val="Hyperlink"/>
                 <w:noProof/>
-                <w:spacing w:val="-2"/>
-              </w:rPr>
-              <w:t>Properties:</w:t>
+              </w:rPr>
+              <w:t>Associations:</w:t>
             </w:r>
             <w:r>
               <w:rPr>
@@ -7362,7 +7322,7 @@
                 <w:noProof/>
                 <w:webHidden/>
               </w:rPr>
-              <w:instrText xml:space="preserve"> PAGEREF _Toc229131208 \h </w:instrText>
+              <w:instrText xml:space="preserve"> PAGEREF _Toc229292808 \h </w:instrText>
             </w:r>
             <w:r>
               <w:rPr>
@@ -7382,7 +7342,7 @@
                 <w:noProof/>
                 <w:webHidden/>
               </w:rPr>
-              <w:t>36</w:t>
+              <w:t>26</w:t>
             </w:r>
             <w:r>
               <w:rPr>
@@ -7395,11 +7355,10 @@
         </w:p>
         <w:p>
           <w:pPr>
-            <w:pStyle w:val="TOC3"/>
+            <w:pStyle w:val="TOC2"/>
             <w:tabs>
               <w:tab w:val="right" w:leader="dot" w:pos="10070"/>
             </w:tabs>
-            <w:spacing w:beforeLines="60" w:before="144"/>
             <w:rPr>
               <w:rFonts w:asciiTheme="minorHAnsi" w:eastAsiaTheme="minorEastAsia" w:hAnsiTheme="minorHAnsi" w:cstheme="minorBidi"/>
               <w:noProof/>
@@ -7410,14 +7369,21 @@
               <w14:ligatures w14:val="standardContextual"/>
             </w:rPr>
           </w:pPr>
-          <w:hyperlink w:anchor="_Toc229131209" w:history="1">
+          <w:hyperlink w:anchor="_Toc229292809" w:history="1">
             <w:r>
               <w:rPr>
                 <w:rStyle w:val="Hyperlink"/>
                 <w:noProof/>
-                <w:spacing w:val="-2"/>
-              </w:rPr>
-              <w:t>Associations:</w:t>
+              </w:rPr>
+              <w:t xml:space="preserve">Universe  </w:t>
+            </w:r>
+            <w:r>
+              <w:rPr>
+                <w:rStyle w:val="Hyperlink"/>
+                <w:noProof/>
+                <w:highlight w:val="green"/>
+              </w:rPr>
+              <w:t>Implemented with skos:Concept</w:t>
             </w:r>
             <w:r>
               <w:rPr>
@@ -7438,7 +7404,7 @@
                 <w:noProof/>
                 <w:webHidden/>
               </w:rPr>
-              <w:instrText xml:space="preserve"> PAGEREF _Toc229131209 \h </w:instrText>
+              <w:instrText xml:space="preserve"> PAGEREF _Toc229292809 \h </w:instrText>
             </w:r>
             <w:r>
               <w:rPr>
@@ -7458,7 +7424,7 @@
                 <w:noProof/>
                 <w:webHidden/>
               </w:rPr>
-              <w:t>36</w:t>
+              <w:t>26</w:t>
             </w:r>
             <w:r>
               <w:rPr>
@@ -7471,11 +7437,10 @@
         </w:p>
         <w:p>
           <w:pPr>
-            <w:pStyle w:val="TOC2"/>
+            <w:pStyle w:val="TOC3"/>
             <w:tabs>
               <w:tab w:val="right" w:leader="dot" w:pos="10070"/>
             </w:tabs>
-            <w:spacing w:beforeLines="60" w:before="144"/>
             <w:rPr>
               <w:rFonts w:asciiTheme="minorHAnsi" w:eastAsiaTheme="minorEastAsia" w:hAnsiTheme="minorHAnsi" w:cstheme="minorBidi"/>
               <w:noProof/>
@@ -7486,21 +7451,13 @@
               <w14:ligatures w14:val="standardContextual"/>
             </w:rPr>
           </w:pPr>
-          <w:hyperlink w:anchor="_Toc229131210" w:history="1">
+          <w:hyperlink w:anchor="_Toc229292810" w:history="1">
             <w:r>
               <w:rPr>
                 <w:rStyle w:val="Hyperlink"/>
                 <w:noProof/>
               </w:rPr>
-              <w:t>Value</w:t>
-            </w:r>
-            <w:r>
-              <w:rPr>
-                <w:rStyle w:val="Hyperlink"/>
-                <w:noProof/>
-                <w:spacing w:val="-2"/>
-              </w:rPr>
-              <w:t xml:space="preserve"> Mapping</w:t>
+              <w:t>Properties:</w:t>
             </w:r>
             <w:r>
               <w:rPr>
@@ -7521,7 +7478,7 @@
                 <w:noProof/>
                 <w:webHidden/>
               </w:rPr>
-              <w:instrText xml:space="preserve"> PAGEREF _Toc229131210 \h </w:instrText>
+              <w:instrText xml:space="preserve"> PAGEREF _Toc229292810 \h </w:instrText>
             </w:r>
             <w:r>
               <w:rPr>
@@ -7541,7 +7498,7 @@
                 <w:noProof/>
                 <w:webHidden/>
               </w:rPr>
-              <w:t>37</w:t>
+              <w:t>26</w:t>
             </w:r>
             <w:r>
               <w:rPr>
@@ -7558,7 +7515,6 @@
             <w:tabs>
               <w:tab w:val="right" w:leader="dot" w:pos="10070"/>
             </w:tabs>
-            <w:spacing w:beforeLines="60" w:before="144"/>
             <w:rPr>
               <w:rFonts w:asciiTheme="minorHAnsi" w:eastAsiaTheme="minorEastAsia" w:hAnsiTheme="minorHAnsi" w:cstheme="minorBidi"/>
               <w:noProof/>
@@ -7569,14 +7525,13 @@
               <w14:ligatures w14:val="standardContextual"/>
             </w:rPr>
           </w:pPr>
-          <w:hyperlink w:anchor="_Toc229131211" w:history="1">
+          <w:hyperlink w:anchor="_Toc229292811" w:history="1">
             <w:r>
               <w:rPr>
                 <w:rStyle w:val="Hyperlink"/>
                 <w:noProof/>
-                <w:spacing w:val="-2"/>
-              </w:rPr>
-              <w:t>Properties:</w:t>
+              </w:rPr>
+              <w:t>Associations:</w:t>
             </w:r>
             <w:r>
               <w:rPr>
@@ -7597,7 +7552,7 @@
                 <w:noProof/>
                 <w:webHidden/>
               </w:rPr>
-              <w:instrText xml:space="preserve"> PAGEREF _Toc229131211 \h </w:instrText>
+              <w:instrText xml:space="preserve"> PAGEREF _Toc229292811 \h </w:instrText>
             </w:r>
             <w:r>
               <w:rPr>
@@ -7617,7 +7572,7 @@
                 <w:noProof/>
                 <w:webHidden/>
               </w:rPr>
-              <w:t>37</w:t>
+              <w:t>26</w:t>
             </w:r>
             <w:r>
               <w:rPr>
@@ -7630,11 +7585,10 @@
         </w:p>
         <w:p>
           <w:pPr>
-            <w:pStyle w:val="TOC3"/>
+            <w:pStyle w:val="TOC2"/>
             <w:tabs>
               <w:tab w:val="right" w:leader="dot" w:pos="10070"/>
             </w:tabs>
-            <w:spacing w:beforeLines="60" w:before="144"/>
             <w:rPr>
               <w:rFonts w:asciiTheme="minorHAnsi" w:eastAsiaTheme="minorEastAsia" w:hAnsiTheme="minorHAnsi" w:cstheme="minorBidi"/>
               <w:noProof/>
@@ -7645,14 +7599,13 @@
               <w14:ligatures w14:val="standardContextual"/>
             </w:rPr>
           </w:pPr>
-          <w:hyperlink w:anchor="_Toc229131212" w:history="1">
+          <w:hyperlink w:anchor="_Toc229292812" w:history="1">
             <w:r>
               <w:rPr>
                 <w:rStyle w:val="Hyperlink"/>
                 <w:noProof/>
-                <w:spacing w:val="-2"/>
-              </w:rPr>
-              <w:t>Associations:</w:t>
+              </w:rPr>
+              <w:t>Value Mapping</w:t>
             </w:r>
             <w:r>
               <w:rPr>
@@ -7673,7 +7626,7 @@
                 <w:noProof/>
                 <w:webHidden/>
               </w:rPr>
-              <w:instrText xml:space="preserve"> PAGEREF _Toc229131212 \h </w:instrText>
+              <w:instrText xml:space="preserve"> PAGEREF _Toc229292812 \h </w:instrText>
             </w:r>
             <w:r>
               <w:rPr>
@@ -7693,7 +7646,7 @@
                 <w:noProof/>
                 <w:webHidden/>
               </w:rPr>
-              <w:t>37</w:t>
+              <w:t>26</w:t>
             </w:r>
             <w:r>
               <w:rPr>
@@ -7706,11 +7659,10 @@
         </w:p>
         <w:p>
           <w:pPr>
-            <w:pStyle w:val="TOC2"/>
+            <w:pStyle w:val="TOC3"/>
             <w:tabs>
               <w:tab w:val="right" w:leader="dot" w:pos="10070"/>
             </w:tabs>
-            <w:spacing w:beforeLines="60" w:before="144"/>
             <w:rPr>
               <w:rFonts w:asciiTheme="minorHAnsi" w:eastAsiaTheme="minorEastAsia" w:hAnsiTheme="minorHAnsi" w:cstheme="minorBidi"/>
               <w:noProof/>
@@ -7721,44 +7673,13 @@
               <w14:ligatures w14:val="standardContextual"/>
             </w:rPr>
           </w:pPr>
-          <w:hyperlink w:anchor="_Toc229131213" w:history="1">
+          <w:hyperlink w:anchor="_Toc229292813" w:history="1">
             <w:r>
               <w:rPr>
                 <w:rStyle w:val="Hyperlink"/>
                 <w:noProof/>
               </w:rPr>
-              <w:t>Value</w:t>
-            </w:r>
-            <w:r>
-              <w:rPr>
-                <w:rStyle w:val="Hyperlink"/>
-                <w:noProof/>
-                <w:spacing w:val="-4"/>
-              </w:rPr>
-              <w:t xml:space="preserve"> </w:t>
-            </w:r>
-            <w:r>
-              <w:rPr>
-                <w:rStyle w:val="Hyperlink"/>
-                <w:noProof/>
-              </w:rPr>
-              <w:t>Mapping</w:t>
-            </w:r>
-            <w:r>
-              <w:rPr>
-                <w:rStyle w:val="Hyperlink"/>
-                <w:noProof/>
-                <w:spacing w:val="-4"/>
-              </w:rPr>
-              <w:t xml:space="preserve"> </w:t>
-            </w:r>
-            <w:r>
-              <w:rPr>
-                <w:rStyle w:val="Hyperlink"/>
-                <w:noProof/>
-                <w:spacing w:val="-2"/>
-              </w:rPr>
-              <w:t>Position</w:t>
+              <w:t>Properties:</w:t>
             </w:r>
             <w:r>
               <w:rPr>
@@ -7779,7 +7700,7 @@
                 <w:noProof/>
                 <w:webHidden/>
               </w:rPr>
-              <w:instrText xml:space="preserve"> PAGEREF _Toc229131213 \h </w:instrText>
+              <w:instrText xml:space="preserve"> PAGEREF _Toc229292813 \h </w:instrText>
             </w:r>
             <w:r>
               <w:rPr>
@@ -7799,7 +7720,7 @@
                 <w:noProof/>
                 <w:webHidden/>
               </w:rPr>
-              <w:t>38</w:t>
+              <w:t>26</w:t>
             </w:r>
             <w:r>
               <w:rPr>
@@ -7816,7 +7737,6 @@
             <w:tabs>
               <w:tab w:val="right" w:leader="dot" w:pos="10070"/>
             </w:tabs>
-            <w:spacing w:beforeLines="60" w:before="144"/>
             <w:rPr>
               <w:rFonts w:asciiTheme="minorHAnsi" w:eastAsiaTheme="minorEastAsia" w:hAnsiTheme="minorHAnsi" w:cstheme="minorBidi"/>
               <w:noProof/>
@@ -7827,14 +7747,13 @@
               <w14:ligatures w14:val="standardContextual"/>
             </w:rPr>
           </w:pPr>
-          <w:hyperlink w:anchor="_Toc229131214" w:history="1">
+          <w:hyperlink w:anchor="_Toc229292814" w:history="1">
             <w:r>
               <w:rPr>
                 <w:rStyle w:val="Hyperlink"/>
                 <w:noProof/>
-                <w:spacing w:val="-2"/>
-              </w:rPr>
-              <w:t>Properties:</w:t>
+              </w:rPr>
+              <w:t>Associations:</w:t>
             </w:r>
             <w:r>
               <w:rPr>
@@ -7855,7 +7774,7 @@
                 <w:noProof/>
                 <w:webHidden/>
               </w:rPr>
-              <w:instrText xml:space="preserve"> PAGEREF _Toc229131214 \h </w:instrText>
+              <w:instrText xml:space="preserve"> PAGEREF _Toc229292814 \h </w:instrText>
             </w:r>
             <w:r>
               <w:rPr>
@@ -7875,7 +7794,7 @@
                 <w:noProof/>
                 <w:webHidden/>
               </w:rPr>
-              <w:t>38</w:t>
+              <w:t>26</w:t>
             </w:r>
             <w:r>
               <w:rPr>
@@ -7888,11 +7807,10 @@
         </w:p>
         <w:p>
           <w:pPr>
-            <w:pStyle w:val="TOC3"/>
+            <w:pStyle w:val="TOC2"/>
             <w:tabs>
               <w:tab w:val="right" w:leader="dot" w:pos="10070"/>
             </w:tabs>
-            <w:spacing w:beforeLines="60" w:before="144"/>
             <w:rPr>
               <w:rFonts w:asciiTheme="minorHAnsi" w:eastAsiaTheme="minorEastAsia" w:hAnsiTheme="minorHAnsi" w:cstheme="minorBidi"/>
               <w:noProof/>
@@ -7903,14 +7821,44 @@
               <w14:ligatures w14:val="standardContextual"/>
             </w:rPr>
           </w:pPr>
-          <w:hyperlink w:anchor="_Toc229131215" w:history="1">
+          <w:hyperlink w:anchor="_Toc229292815" w:history="1">
             <w:r>
               <w:rPr>
                 <w:rStyle w:val="Hyperlink"/>
                 <w:noProof/>
+              </w:rPr>
+              <w:t>Value</w:t>
+            </w:r>
+            <w:r>
+              <w:rPr>
+                <w:rStyle w:val="Hyperlink"/>
+                <w:noProof/>
+                <w:spacing w:val="-4"/>
+              </w:rPr>
+              <w:t xml:space="preserve"> </w:t>
+            </w:r>
+            <w:r>
+              <w:rPr>
+                <w:rStyle w:val="Hyperlink"/>
+                <w:noProof/>
+              </w:rPr>
+              <w:t>Mapping</w:t>
+            </w:r>
+            <w:r>
+              <w:rPr>
+                <w:rStyle w:val="Hyperlink"/>
+                <w:noProof/>
+                <w:spacing w:val="-4"/>
+              </w:rPr>
+              <w:t xml:space="preserve"> </w:t>
+            </w:r>
+            <w:r>
+              <w:rPr>
+                <w:rStyle w:val="Hyperlink"/>
+                <w:noProof/>
                 <w:spacing w:val="-2"/>
               </w:rPr>
-              <w:t>Associations:</w:t>
+              <w:t>Position</w:t>
             </w:r>
             <w:r>
               <w:rPr>
@@ -7931,7 +7879,7 @@
                 <w:noProof/>
                 <w:webHidden/>
               </w:rPr>
-              <w:instrText xml:space="preserve"> PAGEREF _Toc229131215 \h </w:instrText>
+              <w:instrText xml:space="preserve"> PAGEREF _Toc229292815 \h </w:instrText>
             </w:r>
             <w:r>
               <w:rPr>
@@ -7951,7 +7899,7 @@
                 <w:noProof/>
                 <w:webHidden/>
               </w:rPr>
-              <w:t>38</w:t>
+              <w:t>27</w:t>
             </w:r>
             <w:r>
               <w:rPr>
@@ -7964,11 +7912,10 @@
         </w:p>
         <w:p>
           <w:pPr>
-            <w:pStyle w:val="TOC2"/>
+            <w:pStyle w:val="TOC3"/>
             <w:tabs>
               <w:tab w:val="right" w:leader="dot" w:pos="10070"/>
             </w:tabs>
-            <w:spacing w:beforeLines="60" w:before="144"/>
             <w:rPr>
               <w:rFonts w:asciiTheme="minorHAnsi" w:eastAsiaTheme="minorEastAsia" w:hAnsiTheme="minorHAnsi" w:cstheme="minorBidi"/>
               <w:noProof/>
@@ -7979,44 +7926,13 @@
               <w14:ligatures w14:val="standardContextual"/>
             </w:rPr>
           </w:pPr>
-          <w:hyperlink w:anchor="_Toc229131216" w:history="1">
+          <w:hyperlink w:anchor="_Toc229292816" w:history="1">
             <w:r>
               <w:rPr>
                 <w:rStyle w:val="Hyperlink"/>
                 <w:noProof/>
               </w:rPr>
-              <w:t>Variable</w:t>
-            </w:r>
-            <w:r>
-              <w:rPr>
-                <w:rStyle w:val="Hyperlink"/>
-                <w:noProof/>
-                <w:spacing w:val="-4"/>
-              </w:rPr>
-              <w:t xml:space="preserve"> </w:t>
-            </w:r>
-            <w:r>
-              <w:rPr>
-                <w:rStyle w:val="Hyperlink"/>
-                <w:noProof/>
-              </w:rPr>
-              <w:t>Descriptor</w:t>
-            </w:r>
-            <w:r>
-              <w:rPr>
-                <w:rStyle w:val="Hyperlink"/>
-                <w:noProof/>
-                <w:spacing w:val="-3"/>
-              </w:rPr>
-              <w:t xml:space="preserve"> </w:t>
-            </w:r>
-            <w:r>
-              <w:rPr>
-                <w:rStyle w:val="Hyperlink"/>
-                <w:noProof/>
-                <w:spacing w:val="-2"/>
-              </w:rPr>
-              <w:t>Component</w:t>
+              <w:t>Properties:</w:t>
             </w:r>
             <w:r>
               <w:rPr>
@@ -8037,7 +7953,7 @@
                 <w:noProof/>
                 <w:webHidden/>
               </w:rPr>
-              <w:instrText xml:space="preserve"> PAGEREF _Toc229131216 \h </w:instrText>
+              <w:instrText xml:space="preserve"> PAGEREF _Toc229292816 \h </w:instrText>
             </w:r>
             <w:r>
               <w:rPr>
@@ -8057,7 +7973,7 @@
                 <w:noProof/>
                 <w:webHidden/>
               </w:rPr>
-              <w:t>38</w:t>
+              <w:t>27</w:t>
             </w:r>
             <w:r>
               <w:rPr>
@@ -8074,7 +7990,6 @@
             <w:tabs>
               <w:tab w:val="right" w:leader="dot" w:pos="10070"/>
             </w:tabs>
-            <w:spacing w:beforeLines="60" w:before="144"/>
             <w:rPr>
               <w:rFonts w:asciiTheme="minorHAnsi" w:eastAsiaTheme="minorEastAsia" w:hAnsiTheme="minorHAnsi" w:cstheme="minorBidi"/>
               <w:noProof/>
@@ -8085,14 +8000,13 @@
               <w14:ligatures w14:val="standardContextual"/>
             </w:rPr>
           </w:pPr>
-          <w:hyperlink w:anchor="_Toc229131217" w:history="1">
+          <w:hyperlink w:anchor="_Toc229292817" w:history="1">
             <w:r>
               <w:rPr>
                 <w:rStyle w:val="Hyperlink"/>
                 <w:noProof/>
-                <w:spacing w:val="-2"/>
-              </w:rPr>
-              <w:t>Properties:</w:t>
+              </w:rPr>
+              <w:t>Associations:</w:t>
             </w:r>
             <w:r>
               <w:rPr>
@@ -8113,7 +8027,7 @@
                 <w:noProof/>
                 <w:webHidden/>
               </w:rPr>
-              <w:instrText xml:space="preserve"> PAGEREF _Toc229131217 \h </w:instrText>
+              <w:instrText xml:space="preserve"> PAGEREF _Toc229292817 \h </w:instrText>
             </w:r>
             <w:r>
               <w:rPr>
@@ -8133,7 +8047,7 @@
                 <w:noProof/>
                 <w:webHidden/>
               </w:rPr>
-              <w:t>38</w:t>
+              <w:t>27</w:t>
             </w:r>
             <w:r>
               <w:rPr>
@@ -8146,11 +8060,10 @@
         </w:p>
         <w:p>
           <w:pPr>
-            <w:pStyle w:val="TOC3"/>
+            <w:pStyle w:val="TOC2"/>
             <w:tabs>
               <w:tab w:val="right" w:leader="dot" w:pos="10070"/>
             </w:tabs>
-            <w:spacing w:beforeLines="60" w:before="144"/>
             <w:rPr>
               <w:rFonts w:asciiTheme="minorHAnsi" w:eastAsiaTheme="minorEastAsia" w:hAnsiTheme="minorHAnsi" w:cstheme="minorBidi"/>
               <w:noProof/>
@@ -8161,14 +8074,44 @@
               <w14:ligatures w14:val="standardContextual"/>
             </w:rPr>
           </w:pPr>
-          <w:hyperlink w:anchor="_Toc229131218" w:history="1">
+          <w:hyperlink w:anchor="_Toc229292818" w:history="1">
             <w:r>
               <w:rPr>
                 <w:rStyle w:val="Hyperlink"/>
                 <w:noProof/>
+              </w:rPr>
+              <w:t>Variable</w:t>
+            </w:r>
+            <w:r>
+              <w:rPr>
+                <w:rStyle w:val="Hyperlink"/>
+                <w:noProof/>
+                <w:spacing w:val="-4"/>
+              </w:rPr>
+              <w:t xml:space="preserve"> </w:t>
+            </w:r>
+            <w:r>
+              <w:rPr>
+                <w:rStyle w:val="Hyperlink"/>
+                <w:noProof/>
+              </w:rPr>
+              <w:t>Descriptor</w:t>
+            </w:r>
+            <w:r>
+              <w:rPr>
+                <w:rStyle w:val="Hyperlink"/>
+                <w:noProof/>
+                <w:spacing w:val="-3"/>
+              </w:rPr>
+              <w:t xml:space="preserve"> </w:t>
+            </w:r>
+            <w:r>
+              <w:rPr>
+                <w:rStyle w:val="Hyperlink"/>
+                <w:noProof/>
                 <w:spacing w:val="-2"/>
               </w:rPr>
-              <w:t>Associations:</w:t>
+              <w:t>Component</w:t>
             </w:r>
             <w:r>
               <w:rPr>
@@ -8189,7 +8132,7 @@
                 <w:noProof/>
                 <w:webHidden/>
               </w:rPr>
-              <w:instrText xml:space="preserve"> PAGEREF _Toc229131218 \h </w:instrText>
+              <w:instrText xml:space="preserve"> PAGEREF _Toc229292818 \h </w:instrText>
             </w:r>
             <w:r>
               <w:rPr>
@@ -8209,7 +8152,7 @@
                 <w:noProof/>
                 <w:webHidden/>
               </w:rPr>
-              <w:t>38</w:t>
+              <w:t>27</w:t>
             </w:r>
             <w:r>
               <w:rPr>
@@ -8222,11 +8165,10 @@
         </w:p>
         <w:p>
           <w:pPr>
-            <w:pStyle w:val="TOC2"/>
+            <w:pStyle w:val="TOC3"/>
             <w:tabs>
               <w:tab w:val="right" w:leader="dot" w:pos="10070"/>
             </w:tabs>
-            <w:spacing w:beforeLines="60" w:before="144"/>
             <w:rPr>
               <w:rFonts w:asciiTheme="minorHAnsi" w:eastAsiaTheme="minorEastAsia" w:hAnsiTheme="minorHAnsi" w:cstheme="minorBidi"/>
               <w:noProof/>
@@ -8237,36 +8179,13 @@
               <w14:ligatures w14:val="standardContextual"/>
             </w:rPr>
           </w:pPr>
-          <w:hyperlink w:anchor="_Toc229131219" w:history="1">
+          <w:hyperlink w:anchor="_Toc229292819" w:history="1">
             <w:r>
               <w:rPr>
                 <w:rStyle w:val="Hyperlink"/>
                 <w:noProof/>
               </w:rPr>
-              <w:t>Variable</w:t>
-            </w:r>
-            <w:r>
-              <w:rPr>
-                <w:rStyle w:val="Hyperlink"/>
-                <w:noProof/>
-                <w:spacing w:val="-3"/>
-              </w:rPr>
-              <w:t xml:space="preserve"> </w:t>
-            </w:r>
-            <w:r>
-              <w:rPr>
-                <w:rStyle w:val="Hyperlink"/>
-                <w:noProof/>
-              </w:rPr>
-              <w:t>Value</w:t>
-            </w:r>
-            <w:r>
-              <w:rPr>
-                <w:rStyle w:val="Hyperlink"/>
-                <w:noProof/>
-                <w:spacing w:val="-2"/>
-              </w:rPr>
-              <w:t xml:space="preserve"> Component</w:t>
+              <w:t>Properties:</w:t>
             </w:r>
             <w:r>
               <w:rPr>
@@ -8287,7 +8206,7 @@
                 <w:noProof/>
                 <w:webHidden/>
               </w:rPr>
-              <w:instrText xml:space="preserve"> PAGEREF _Toc229131219 \h </w:instrText>
+              <w:instrText xml:space="preserve"> PAGEREF _Toc229292819 \h </w:instrText>
             </w:r>
             <w:r>
               <w:rPr>
@@ -8307,7 +8226,7 @@
                 <w:noProof/>
                 <w:webHidden/>
               </w:rPr>
-              <w:t>38</w:t>
+              <w:t>27</w:t>
             </w:r>
             <w:r>
               <w:rPr>
@@ -8324,7 +8243,6 @@
             <w:tabs>
               <w:tab w:val="right" w:leader="dot" w:pos="10070"/>
             </w:tabs>
-            <w:spacing w:beforeLines="60" w:before="144"/>
             <w:rPr>
               <w:rFonts w:asciiTheme="minorHAnsi" w:eastAsiaTheme="minorEastAsia" w:hAnsiTheme="minorHAnsi" w:cstheme="minorBidi"/>
               <w:noProof/>
@@ -8335,14 +8253,13 @@
               <w14:ligatures w14:val="standardContextual"/>
             </w:rPr>
           </w:pPr>
-          <w:hyperlink w:anchor="_Toc229131220" w:history="1">
+          <w:hyperlink w:anchor="_Toc229292820" w:history="1">
             <w:r>
               <w:rPr>
                 <w:rStyle w:val="Hyperlink"/>
                 <w:noProof/>
-                <w:spacing w:val="-2"/>
-              </w:rPr>
-              <w:t>Properties:</w:t>
+              </w:rPr>
+              <w:t>Associations:</w:t>
             </w:r>
             <w:r>
               <w:rPr>
@@ -8363,7 +8280,7 @@
                 <w:noProof/>
                 <w:webHidden/>
               </w:rPr>
-              <w:instrText xml:space="preserve"> PAGEREF _Toc229131220 \h </w:instrText>
+              <w:instrText xml:space="preserve"> PAGEREF _Toc229292820 \h </w:instrText>
             </w:r>
             <w:r>
               <w:rPr>
@@ -8383,7 +8300,7 @@
                 <w:noProof/>
                 <w:webHidden/>
               </w:rPr>
-              <w:t>38</w:t>
+              <w:t>27</w:t>
             </w:r>
             <w:r>
               <w:rPr>
@@ -8396,11 +8313,10 @@
         </w:p>
         <w:p>
           <w:pPr>
-            <w:pStyle w:val="TOC3"/>
+            <w:pStyle w:val="TOC2"/>
             <w:tabs>
               <w:tab w:val="right" w:leader="dot" w:pos="10070"/>
             </w:tabs>
-            <w:spacing w:beforeLines="60" w:before="144"/>
             <w:rPr>
               <w:rFonts w:asciiTheme="minorHAnsi" w:eastAsiaTheme="minorEastAsia" w:hAnsiTheme="minorHAnsi" w:cstheme="minorBidi"/>
               <w:noProof/>
@@ -8411,14 +8327,36 @@
               <w14:ligatures w14:val="standardContextual"/>
             </w:rPr>
           </w:pPr>
-          <w:hyperlink w:anchor="_Toc229131221" w:history="1">
+          <w:hyperlink w:anchor="_Toc229292821" w:history="1">
             <w:r>
               <w:rPr>
                 <w:rStyle w:val="Hyperlink"/>
                 <w:noProof/>
+              </w:rPr>
+              <w:t>Variable</w:t>
+            </w:r>
+            <w:r>
+              <w:rPr>
+                <w:rStyle w:val="Hyperlink"/>
+                <w:noProof/>
+                <w:spacing w:val="-3"/>
+              </w:rPr>
+              <w:t xml:space="preserve"> </w:t>
+            </w:r>
+            <w:r>
+              <w:rPr>
+                <w:rStyle w:val="Hyperlink"/>
+                <w:noProof/>
+              </w:rPr>
+              <w:t>Value</w:t>
+            </w:r>
+            <w:r>
+              <w:rPr>
+                <w:rStyle w:val="Hyperlink"/>
+                <w:noProof/>
                 <w:spacing w:val="-2"/>
               </w:rPr>
-              <w:t>Associations:</w:t>
+              <w:t xml:space="preserve"> Component</w:t>
             </w:r>
             <w:r>
               <w:rPr>
@@ -8439,7 +8377,7 @@
                 <w:noProof/>
                 <w:webHidden/>
               </w:rPr>
-              <w:instrText xml:space="preserve"> PAGEREF _Toc229131221 \h </w:instrText>
+              <w:instrText xml:space="preserve"> PAGEREF _Toc229292821 \h </w:instrText>
             </w:r>
             <w:r>
               <w:rPr>
@@ -8459,7 +8397,7 @@
                 <w:noProof/>
                 <w:webHidden/>
               </w:rPr>
-              <w:t>39</w:t>
+              <w:t>27</w:t>
             </w:r>
             <w:r>
               <w:rPr>
@@ -8472,11 +8410,10 @@
         </w:p>
         <w:p>
           <w:pPr>
-            <w:pStyle w:val="TOC2"/>
+            <w:pStyle w:val="TOC3"/>
             <w:tabs>
               <w:tab w:val="right" w:leader="dot" w:pos="10070"/>
             </w:tabs>
-            <w:spacing w:beforeLines="60" w:before="144"/>
             <w:rPr>
               <w:rFonts w:asciiTheme="minorHAnsi" w:eastAsiaTheme="minorEastAsia" w:hAnsiTheme="minorHAnsi" w:cstheme="minorBidi"/>
               <w:noProof/>
@@ -8487,44 +8424,13 @@
               <w14:ligatures w14:val="standardContextual"/>
             </w:rPr>
           </w:pPr>
-          <w:hyperlink w:anchor="_Toc229131222" w:history="1">
+          <w:hyperlink w:anchor="_Toc229292822" w:history="1">
             <w:r>
               <w:rPr>
                 <w:rStyle w:val="Hyperlink"/>
                 <w:noProof/>
               </w:rPr>
-              <w:t>Wide</w:t>
-            </w:r>
-            <w:r>
-              <w:rPr>
-                <w:rStyle w:val="Hyperlink"/>
-                <w:noProof/>
-                <w:spacing w:val="-2"/>
-              </w:rPr>
-              <w:t xml:space="preserve"> </w:t>
-            </w:r>
-            <w:r>
-              <w:rPr>
-                <w:rStyle w:val="Hyperlink"/>
-                <w:noProof/>
-              </w:rPr>
-              <w:t>Data</w:t>
-            </w:r>
-            <w:r>
-              <w:rPr>
-                <w:rStyle w:val="Hyperlink"/>
-                <w:noProof/>
-                <w:spacing w:val="-2"/>
-              </w:rPr>
-              <w:t xml:space="preserve"> </w:t>
-            </w:r>
-            <w:r>
-              <w:rPr>
-                <w:rStyle w:val="Hyperlink"/>
-                <w:noProof/>
-                <w:spacing w:val="-5"/>
-              </w:rPr>
-              <w:t>Set</w:t>
+              <w:t>Properties:</w:t>
             </w:r>
             <w:r>
               <w:rPr>
@@ -8545,7 +8451,7 @@
                 <w:noProof/>
                 <w:webHidden/>
               </w:rPr>
-              <w:instrText xml:space="preserve"> PAGEREF _Toc229131222 \h </w:instrText>
+              <w:instrText xml:space="preserve"> PAGEREF _Toc229292822 \h </w:instrText>
             </w:r>
             <w:r>
               <w:rPr>
@@ -8565,7 +8471,7 @@
                 <w:noProof/>
                 <w:webHidden/>
               </w:rPr>
-              <w:t>39</w:t>
+              <w:t>27</w:t>
             </w:r>
             <w:r>
               <w:rPr>
@@ -8582,7 +8488,6 @@
             <w:tabs>
               <w:tab w:val="right" w:leader="dot" w:pos="10070"/>
             </w:tabs>
-            <w:spacing w:beforeLines="60" w:before="144"/>
             <w:rPr>
               <w:rFonts w:asciiTheme="minorHAnsi" w:eastAsiaTheme="minorEastAsia" w:hAnsiTheme="minorHAnsi" w:cstheme="minorBidi"/>
               <w:noProof/>
@@ -8593,14 +8498,13 @@
               <w14:ligatures w14:val="standardContextual"/>
             </w:rPr>
           </w:pPr>
-          <w:hyperlink w:anchor="_Toc229131223" w:history="1">
+          <w:hyperlink w:anchor="_Toc229292823" w:history="1">
             <w:r>
               <w:rPr>
                 <w:rStyle w:val="Hyperlink"/>
                 <w:noProof/>
-                <w:spacing w:val="-2"/>
-              </w:rPr>
-              <w:t>Properties:</w:t>
+              </w:rPr>
+              <w:t>Associations:</w:t>
             </w:r>
             <w:r>
               <w:rPr>
@@ -8621,7 +8525,7 @@
                 <w:noProof/>
                 <w:webHidden/>
               </w:rPr>
-              <w:instrText xml:space="preserve"> PAGEREF _Toc229131223 \h </w:instrText>
+              <w:instrText xml:space="preserve"> PAGEREF _Toc229292823 \h </w:instrText>
             </w:r>
             <w:r>
               <w:rPr>
@@ -8641,7 +8545,7 @@
                 <w:noProof/>
                 <w:webHidden/>
               </w:rPr>
-              <w:t>40</w:t>
+              <w:t>27</w:t>
             </w:r>
             <w:r>
               <w:rPr>
@@ -8654,11 +8558,10 @@
         </w:p>
         <w:p>
           <w:pPr>
-            <w:pStyle w:val="TOC3"/>
+            <w:pStyle w:val="TOC2"/>
             <w:tabs>
               <w:tab w:val="right" w:leader="dot" w:pos="10070"/>
             </w:tabs>
-            <w:spacing w:beforeLines="60" w:before="144"/>
             <w:rPr>
               <w:rFonts w:asciiTheme="minorHAnsi" w:eastAsiaTheme="minorEastAsia" w:hAnsiTheme="minorHAnsi" w:cstheme="minorBidi"/>
               <w:noProof/>
@@ -8669,14 +8572,44 @@
               <w14:ligatures w14:val="standardContextual"/>
             </w:rPr>
           </w:pPr>
-          <w:hyperlink w:anchor="_Toc229131224" w:history="1">
+          <w:hyperlink w:anchor="_Toc229292824" w:history="1">
             <w:r>
               <w:rPr>
                 <w:rStyle w:val="Hyperlink"/>
                 <w:noProof/>
+              </w:rPr>
+              <w:t>Wide</w:t>
+            </w:r>
+            <w:r>
+              <w:rPr>
+                <w:rStyle w:val="Hyperlink"/>
+                <w:noProof/>
                 <w:spacing w:val="-2"/>
               </w:rPr>
-              <w:t>Associations:</w:t>
+              <w:t xml:space="preserve"> </w:t>
+            </w:r>
+            <w:r>
+              <w:rPr>
+                <w:rStyle w:val="Hyperlink"/>
+                <w:noProof/>
+              </w:rPr>
+              <w:t>Data</w:t>
+            </w:r>
+            <w:r>
+              <w:rPr>
+                <w:rStyle w:val="Hyperlink"/>
+                <w:noProof/>
+                <w:spacing w:val="-2"/>
+              </w:rPr>
+              <w:t xml:space="preserve"> </w:t>
+            </w:r>
+            <w:r>
+              <w:rPr>
+                <w:rStyle w:val="Hyperlink"/>
+                <w:noProof/>
+                <w:spacing w:val="-5"/>
+              </w:rPr>
+              <w:t>Set</w:t>
             </w:r>
             <w:r>
               <w:rPr>
@@ -8697,7 +8630,7 @@
                 <w:noProof/>
                 <w:webHidden/>
               </w:rPr>
-              <w:instrText xml:space="preserve"> PAGEREF _Toc229131224 \h </w:instrText>
+              <w:instrText xml:space="preserve"> PAGEREF _Toc229292824 \h </w:instrText>
             </w:r>
             <w:r>
               <w:rPr>
@@ -8717,7 +8650,7 @@
                 <w:noProof/>
                 <w:webHidden/>
               </w:rPr>
-              <w:t>40</w:t>
+              <w:t>27</w:t>
             </w:r>
             <w:r>
               <w:rPr>
@@ -8730,11 +8663,10 @@
         </w:p>
         <w:p>
           <w:pPr>
-            <w:pStyle w:val="TOC2"/>
+            <w:pStyle w:val="TOC3"/>
             <w:tabs>
               <w:tab w:val="right" w:leader="dot" w:pos="10070"/>
             </w:tabs>
-            <w:spacing w:beforeLines="60" w:before="144"/>
             <w:rPr>
               <w:rFonts w:asciiTheme="minorHAnsi" w:eastAsiaTheme="minorEastAsia" w:hAnsiTheme="minorHAnsi" w:cstheme="minorBidi"/>
               <w:noProof/>
@@ -8745,36 +8677,13 @@
               <w14:ligatures w14:val="standardContextual"/>
             </w:rPr>
           </w:pPr>
-          <w:hyperlink w:anchor="_Toc229131225" w:history="1">
+          <w:hyperlink w:anchor="_Toc229292825" w:history="1">
             <w:r>
               <w:rPr>
                 <w:rStyle w:val="Hyperlink"/>
                 <w:noProof/>
               </w:rPr>
-              <w:t>Wide</w:t>
-            </w:r>
-            <w:r>
-              <w:rPr>
-                <w:rStyle w:val="Hyperlink"/>
-                <w:noProof/>
-                <w:spacing w:val="-2"/>
-              </w:rPr>
-              <w:t xml:space="preserve"> </w:t>
-            </w:r>
-            <w:r>
-              <w:rPr>
-                <w:rStyle w:val="Hyperlink"/>
-                <w:noProof/>
-              </w:rPr>
-              <w:t>Data</w:t>
-            </w:r>
-            <w:r>
-              <w:rPr>
-                <w:rStyle w:val="Hyperlink"/>
-                <w:noProof/>
-                <w:spacing w:val="-2"/>
-              </w:rPr>
-              <w:t xml:space="preserve"> Structure</w:t>
+              <w:t>Properties:</w:t>
             </w:r>
             <w:r>
               <w:rPr>
@@ -8795,7 +8704,7 @@
                 <w:noProof/>
                 <w:webHidden/>
               </w:rPr>
-              <w:instrText xml:space="preserve"> PAGEREF _Toc229131225 \h </w:instrText>
+              <w:instrText xml:space="preserve"> PAGEREF _Toc229292825 \h </w:instrText>
             </w:r>
             <w:r>
               <w:rPr>
@@ -8815,7 +8724,7 @@
                 <w:noProof/>
                 <w:webHidden/>
               </w:rPr>
-              <w:t>40</w:t>
+              <w:t>27</w:t>
             </w:r>
             <w:r>
               <w:rPr>
@@ -8832,7 +8741,6 @@
             <w:tabs>
               <w:tab w:val="right" w:leader="dot" w:pos="10070"/>
             </w:tabs>
-            <w:spacing w:beforeLines="60" w:before="144"/>
             <w:rPr>
               <w:rFonts w:asciiTheme="minorHAnsi" w:eastAsiaTheme="minorEastAsia" w:hAnsiTheme="minorHAnsi" w:cstheme="minorBidi"/>
               <w:noProof/>
@@ -8843,14 +8751,13 @@
               <w14:ligatures w14:val="standardContextual"/>
             </w:rPr>
           </w:pPr>
-          <w:hyperlink w:anchor="_Toc229131226" w:history="1">
+          <w:hyperlink w:anchor="_Toc229292826" w:history="1">
             <w:r>
               <w:rPr>
                 <w:rStyle w:val="Hyperlink"/>
                 <w:noProof/>
-                <w:spacing w:val="-2"/>
-              </w:rPr>
-              <w:t>Properties:</w:t>
+              </w:rPr>
+              <w:t>Associations:</w:t>
             </w:r>
             <w:r>
               <w:rPr>
@@ -8871,7 +8778,7 @@
                 <w:noProof/>
                 <w:webHidden/>
               </w:rPr>
-              <w:instrText xml:space="preserve"> PAGEREF _Toc229131226 \h </w:instrText>
+              <w:instrText xml:space="preserve"> PAGEREF _Toc229292826 \h </w:instrText>
             </w:r>
             <w:r>
               <w:rPr>
@@ -8891,7 +8798,7 @@
                 <w:noProof/>
                 <w:webHidden/>
               </w:rPr>
-              <w:t>40</w:t>
+              <w:t>28</w:t>
             </w:r>
             <w:r>
               <w:rPr>
@@ -8904,11 +8811,10 @@
         </w:p>
         <w:p>
           <w:pPr>
-            <w:pStyle w:val="TOC3"/>
+            <w:pStyle w:val="TOC2"/>
             <w:tabs>
               <w:tab w:val="right" w:leader="dot" w:pos="10070"/>
             </w:tabs>
-            <w:spacing w:beforeLines="60" w:before="144"/>
             <w:rPr>
               <w:rFonts w:asciiTheme="minorHAnsi" w:eastAsiaTheme="minorEastAsia" w:hAnsiTheme="minorHAnsi" w:cstheme="minorBidi"/>
               <w:noProof/>
@@ -8919,14 +8825,13 @@
               <w14:ligatures w14:val="standardContextual"/>
             </w:rPr>
           </w:pPr>
-          <w:hyperlink w:anchor="_Toc229131227" w:history="1">
+          <w:hyperlink w:anchor="_Toc229292827" w:history="1">
             <w:r>
               <w:rPr>
                 <w:rStyle w:val="Hyperlink"/>
                 <w:noProof/>
-                <w:spacing w:val="-2"/>
-              </w:rPr>
-              <w:t>Associations:</w:t>
+              </w:rPr>
+              <w:t>Wide Data Structure</w:t>
             </w:r>
             <w:r>
               <w:rPr>
@@ -8947,7 +8852,7 @@
                 <w:noProof/>
                 <w:webHidden/>
               </w:rPr>
-              <w:instrText xml:space="preserve"> PAGEREF _Toc229131227 \h </w:instrText>
+              <w:instrText xml:space="preserve"> PAGEREF _Toc229292827 \h </w:instrText>
             </w:r>
             <w:r>
               <w:rPr>
@@ -8967,7 +8872,7 @@
                 <w:noProof/>
                 <w:webHidden/>
               </w:rPr>
-              <w:t>40</w:t>
+              <w:t>28</w:t>
             </w:r>
             <w:r>
               <w:rPr>
@@ -8980,8 +8885,335 @@
         </w:p>
         <w:p>
           <w:pPr>
-            <w:spacing w:beforeLines="60" w:before="144"/>
+            <w:pStyle w:val="TOC3"/>
+            <w:tabs>
+              <w:tab w:val="right" w:leader="dot" w:pos="10070"/>
+            </w:tabs>
+            <w:rPr>
+              <w:rFonts w:asciiTheme="minorHAnsi" w:eastAsiaTheme="minorEastAsia" w:hAnsiTheme="minorHAnsi" w:cstheme="minorBidi"/>
+              <w:noProof/>
+              <w:kern w:val="2"/>
+              <w:sz w:val="24"/>
+              <w:szCs w:val="24"/>
+              <w:lang w:eastAsia="zh-CN"/>
+              <w14:ligatures w14:val="standardContextual"/>
+            </w:rPr>
           </w:pPr>
+          <w:hyperlink w:anchor="_Toc229292828" w:history="1">
+            <w:r>
+              <w:rPr>
+                <w:rStyle w:val="Hyperlink"/>
+                <w:noProof/>
+              </w:rPr>
+              <w:t>Properties:</w:t>
+            </w:r>
+            <w:r>
+              <w:rPr>
+                <w:noProof/>
+                <w:webHidden/>
+              </w:rPr>
+              <w:tab/>
+            </w:r>
+            <w:r>
+              <w:rPr>
+                <w:noProof/>
+                <w:webHidden/>
+              </w:rPr>
+              <w:fldChar w:fldCharType="begin"/>
+            </w:r>
+            <w:r>
+              <w:rPr>
+                <w:noProof/>
+                <w:webHidden/>
+              </w:rPr>
+              <w:instrText xml:space="preserve"> PAGEREF _Toc229292828 \h </w:instrText>
+            </w:r>
+            <w:r>
+              <w:rPr>
+                <w:noProof/>
+                <w:webHidden/>
+              </w:rPr>
+            </w:r>
+            <w:r>
+              <w:rPr>
+                <w:noProof/>
+                <w:webHidden/>
+              </w:rPr>
+              <w:fldChar w:fldCharType="separate"/>
+            </w:r>
+            <w:r>
+              <w:rPr>
+                <w:noProof/>
+                <w:webHidden/>
+              </w:rPr>
+              <w:t>28</w:t>
+            </w:r>
+            <w:r>
+              <w:rPr>
+                <w:noProof/>
+                <w:webHidden/>
+              </w:rPr>
+              <w:fldChar w:fldCharType="end"/>
+            </w:r>
+          </w:hyperlink>
+        </w:p>
+        <w:p>
+          <w:pPr>
+            <w:pStyle w:val="TOC3"/>
+            <w:tabs>
+              <w:tab w:val="right" w:leader="dot" w:pos="10070"/>
+            </w:tabs>
+            <w:rPr>
+              <w:rFonts w:asciiTheme="minorHAnsi" w:eastAsiaTheme="minorEastAsia" w:hAnsiTheme="minorHAnsi" w:cstheme="minorBidi"/>
+              <w:noProof/>
+              <w:kern w:val="2"/>
+              <w:sz w:val="24"/>
+              <w:szCs w:val="24"/>
+              <w:lang w:eastAsia="zh-CN"/>
+              <w14:ligatures w14:val="standardContextual"/>
+            </w:rPr>
+          </w:pPr>
+          <w:hyperlink w:anchor="_Toc229292829" w:history="1">
+            <w:r>
+              <w:rPr>
+                <w:rStyle w:val="Hyperlink"/>
+                <w:noProof/>
+              </w:rPr>
+              <w:t>Associations:</w:t>
+            </w:r>
+            <w:r>
+              <w:rPr>
+                <w:noProof/>
+                <w:webHidden/>
+              </w:rPr>
+              <w:tab/>
+            </w:r>
+            <w:r>
+              <w:rPr>
+                <w:noProof/>
+                <w:webHidden/>
+              </w:rPr>
+              <w:fldChar w:fldCharType="begin"/>
+            </w:r>
+            <w:r>
+              <w:rPr>
+                <w:noProof/>
+                <w:webHidden/>
+              </w:rPr>
+              <w:instrText xml:space="preserve"> PAGEREF _Toc229292829 \h </w:instrText>
+            </w:r>
+            <w:r>
+              <w:rPr>
+                <w:noProof/>
+                <w:webHidden/>
+              </w:rPr>
+            </w:r>
+            <w:r>
+              <w:rPr>
+                <w:noProof/>
+                <w:webHidden/>
+              </w:rPr>
+              <w:fldChar w:fldCharType="separate"/>
+            </w:r>
+            <w:r>
+              <w:rPr>
+                <w:noProof/>
+                <w:webHidden/>
+              </w:rPr>
+              <w:t>28</w:t>
+            </w:r>
+            <w:r>
+              <w:rPr>
+                <w:noProof/>
+                <w:webHidden/>
+              </w:rPr>
+              <w:fldChar w:fldCharType="end"/>
+            </w:r>
+          </w:hyperlink>
+        </w:p>
+        <w:p>
+          <w:r>
+            <w:rPr>
+              <w:noProof/>
+            </w:rPr>
+            <mc:AlternateContent>
+              <mc:Choice Requires="wps">
+                <w:drawing>
+                  <wp:anchor distT="0" distB="0" distL="114300" distR="114300" simplePos="0" relativeHeight="251697152" behindDoc="0" locked="0" layoutInCell="1" allowOverlap="1" wp14:anchorId="3ECAF371" wp14:editId="2C757A4A">
+                    <wp:simplePos x="0" y="0"/>
+                    <wp:positionH relativeFrom="column">
+                      <wp:posOffset>255755</wp:posOffset>
+                    </wp:positionH>
+                    <wp:positionV relativeFrom="paragraph">
+                      <wp:posOffset>4055782</wp:posOffset>
+                    </wp:positionV>
+                    <wp:extent cx="6146800" cy="635"/>
+                    <wp:effectExtent l="0" t="0" r="0" b="0"/>
+                    <wp:wrapTopAndBottom/>
+                    <wp:docPr id="1359960461" name="Text Box 1"/>
+                    <wp:cNvGraphicFramePr/>
+                    <a:graphic xmlns:a="http://schemas.openxmlformats.org/drawingml/2006/main">
+                      <a:graphicData uri="http://schemas.microsoft.com/office/word/2010/wordprocessingShape">
+                        <wps:wsp>
+                          <wps:cNvSpPr txBox="1"/>
+                          <wps:spPr>
+                            <a:xfrm>
+                              <a:off x="0" y="0"/>
+                              <a:ext cx="6146800" cy="635"/>
+                            </a:xfrm>
+                            <a:prstGeom prst="rect">
+                              <a:avLst/>
+                            </a:prstGeom>
+                            <a:solidFill>
+                              <a:prstClr val="white"/>
+                            </a:solidFill>
+                            <a:ln>
+                              <a:noFill/>
+                            </a:ln>
+                          </wps:spPr>
+                          <wps:txbx>
+                            <w:txbxContent>
+                              <w:p>
+                                <w:pPr>
+                                  <w:pStyle w:val="Caption"/>
+                                  <w:rPr>
+                                    <w:noProof/>
+                                    <w:color w:val="1F2228"/>
+                                    <w:sz w:val="22"/>
+                                    <w:szCs w:val="22"/>
+                                  </w:rPr>
+                                </w:pPr>
+                                <w:r>
+                                  <w:t xml:space="preserve">Figure </w:t>
+                                </w:r>
+                                <w:fldSimple w:instr=" SEQ Figure \* ARABIC ">
+                                  <w:r>
+                                    <w:rPr>
+                                      <w:noProof/>
+                                    </w:rPr>
+                                    <w:t>1</w:t>
+                                  </w:r>
+                                </w:fldSimple>
+                                <w:r>
+                                  <w:t xml:space="preserve">. </w:t>
+                                </w:r>
+                                <w:r>
+                                  <w:t>Prototype of a minimum DDI-CDI profile for data integration purposes. Pre Dagstuhl 2024.</w:t>
+                                </w:r>
+                              </w:p>
+                            </w:txbxContent>
+                          </wps:txbx>
+                          <wps:bodyPr rot="0" spcFirstLastPara="0" vertOverflow="overflow" horzOverflow="overflow" vert="horz" wrap="square" lIns="0" tIns="0" rIns="0" bIns="0" numCol="1" spcCol="0" rtlCol="0" fromWordArt="0" anchor="t" anchorCtr="0" forceAA="0" compatLnSpc="1">
+                            <a:prstTxWarp prst="textNoShape">
+                              <a:avLst/>
+                            </a:prstTxWarp>
+                            <a:spAutoFit/>
+                          </wps:bodyPr>
+                        </wps:wsp>
+                      </a:graphicData>
+                    </a:graphic>
+                  </wp:anchor>
+                </w:drawing>
+              </mc:Choice>
+              <mc:Fallback>
+                <w:pict>
+                  <v:shapetype w14:anchorId="3ECAF371" id="_x0000_t202" coordsize="21600,21600" o:spt="202" path="m,l,21600r21600,l21600,xe">
+                    <v:stroke joinstyle="miter"/>
+                    <v:path gradientshapeok="t" o:connecttype="rect"/>
+                  </v:shapetype>
+                  <v:shape id="Text Box 1" o:spid="_x0000_s1026" type="#_x0000_t202" style="position:absolute;margin-left:20.15pt;margin-top:319.35pt;width:484pt;height:.05pt;z-index:251697152;visibility:visible;mso-wrap-style:square;mso-wrap-distance-left:9pt;mso-wrap-distance-top:0;mso-wrap-distance-right:9pt;mso-wrap-distance-bottom:0;mso-position-horizontal:absolute;mso-position-horizontal-relative:text;mso-position-vertical:absolute;mso-position-vertical-relative:text;v-text-anchor:top" o:gfxdata="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" stroked="f">
+                    <v:textbox style="mso-fit-shape-to-text:t" inset="0,0,0,0">
+                      <w:txbxContent>
+                        <w:p>
+                          <w:pPr>
+                            <w:pStyle w:val="Caption"/>
+                            <w:rPr>
+                              <w:noProof/>
+                              <w:color w:val="1F2228"/>
+                              <w:sz w:val="22"/>
+                              <w:szCs w:val="22"/>
+                            </w:rPr>
+                          </w:pPr>
+                          <w:r>
+                            <w:t xml:space="preserve">Figure </w:t>
+                          </w:r>
+                          <w:fldSimple w:instr=" SEQ Figure \* ARABIC ">
+                            <w:r>
+                              <w:rPr>
+                                <w:noProof/>
+                              </w:rPr>
+                              <w:t>1</w:t>
+                            </w:r>
+                          </w:fldSimple>
+                          <w:r>
+                            <w:t xml:space="preserve">. </w:t>
+                          </w:r>
+                          <w:r>
+                            <w:t>Prototype of a minimum DDI-CDI profile for data integration purposes. Pre Dagstuhl 2024.</w:t>
+                          </w:r>
+                        </w:p>
+                      </w:txbxContent>
+                    </v:textbox>
+                    <w10:wrap type="topAndBottom"/>
+                  </v:shape>
+                </w:pict>
+              </mc:Fallback>
+            </mc:AlternateContent>
+          </w:r>
+          <w:r>
+            <w:rPr>
+              <w:noProof/>
+            </w:rPr>
+            <w:drawing>
+              <wp:anchor distT="0" distB="0" distL="0" distR="0" simplePos="0" relativeHeight="251637760" behindDoc="1" locked="0" layoutInCell="1" allowOverlap="1" wp14:anchorId="2F04DF3E" wp14:editId="60DBF9B5">
+                <wp:simplePos x="0" y="0"/>
+                <wp:positionH relativeFrom="page">
+                  <wp:posOffset>1155924</wp:posOffset>
+                </wp:positionH>
+                <wp:positionV relativeFrom="page">
+                  <wp:posOffset>5620534</wp:posOffset>
+                </wp:positionV>
+                <wp:extent cx="5555129" cy="3711388"/>
+                <wp:effectExtent l="0" t="0" r="7620" b="3810"/>
+                <wp:wrapTopAndBottom/>
+                <wp:docPr id="4" name="Image 4" descr="A diagram of a company  AI-generated content may be incorrect."/>
+                <wp:cNvGraphicFramePr>
+                  <a:graphicFrameLocks xmlns:a="http://schemas.openxmlformats.org/drawingml/2006/main"/>
+                </wp:cNvGraphicFramePr>
+                <a:graphic xmlns:a="http://schemas.openxmlformats.org/drawingml/2006/main">
+                  <a:graphicData uri="http://schemas.openxmlformats.org/drawingml/2006/picture">
+                    <pic:pic xmlns:pic="http://schemas.openxmlformats.org/drawingml/2006/picture">
+                      <pic:nvPicPr>
+                        <pic:cNvPr id="4" name="Image 4" descr="A diagram of a company  AI-generated content may be incorrect."/>
+                        <pic:cNvPicPr/>
+                      </pic:nvPicPr>
+                      <pic:blipFill>
+                        <a:blip r:embed="rId8" cstate="print"/>
+                        <a:stretch>
+                          <a:fillRect/>
+                        </a:stretch>
+                      </pic:blipFill>
+                      <pic:spPr>
+                        <a:xfrm>
+                          <a:off x="0" y="0"/>
+                          <a:ext cx="5555129" cy="3711388"/>
+                        </a:xfrm>
+                        <a:prstGeom prst="rect">
+                          <a:avLst/>
+                        </a:prstGeom>
+                      </pic:spPr>
+                    </pic:pic>
+                  </a:graphicData>
+                </a:graphic>
+                <wp14:sizeRelH relativeFrom="margin">
+                  <wp14:pctWidth>0</wp14:pctWidth>
+                </wp14:sizeRelH>
+                <wp14:sizeRelV relativeFrom="margin">
+                  <wp14:pctHeight>0</wp14:pctHeight>
+                </wp14:sizeRelV>
+              </wp:anchor>
+            </w:drawing>
+          </w:r>
           <w:r>
             <w:rPr>
               <w:b/>
@@ -8999,34 +9231,42 @@
       </w:pPr>
       <w:r>
         <w:rPr>
+          <w:i/>
           <w:noProof/>
+          <w:sz w:val="18"/>
         </w:rPr>
         <w:lastRenderedPageBreak/>
         <w:drawing>
-          <wp:anchor distT="0" distB="0" distL="0" distR="0" simplePos="0" relativeHeight="251636736" behindDoc="1" locked="0" layoutInCell="1" allowOverlap="1" wp14:anchorId="2F04DF3E" wp14:editId="68DF08B1">
+          <wp:anchor distT="0" distB="0" distL="114300" distR="114300" simplePos="0" relativeHeight="251674624" behindDoc="0" locked="0" layoutInCell="1" allowOverlap="1" wp14:anchorId="0E9D27E0" wp14:editId="7EEA2ADA">
             <wp:simplePos x="0" y="0"/>
-            <wp:positionH relativeFrom="page">
-              <wp:posOffset>914400</wp:posOffset>
+            <wp:positionH relativeFrom="column">
+              <wp:posOffset>-1560482</wp:posOffset>
             </wp:positionH>
-            <wp:positionV relativeFrom="paragraph">
-              <wp:posOffset>126958</wp:posOffset>
+            <wp:positionV relativeFrom="page">
+              <wp:posOffset>234087</wp:posOffset>
             </wp:positionV>
-            <wp:extent cx="6147320" cy="4265676"/>
-            <wp:effectExtent l="0" t="0" r="0" b="0"/>
+            <wp:extent cx="6151245" cy="5472430"/>
+            <wp:effectExtent l="0" t="0" r="1905" b="0"/>
             <wp:wrapTopAndBottom/>
-            <wp:docPr id="4" name="Image 4" descr="A diagram of a company  AI-generated content may be incorrect."/>
+            <wp:docPr id="1639593185" name="Picture 4"/>
             <wp:cNvGraphicFramePr>
-              <a:graphicFrameLocks xmlns:a="http://schemas.openxmlformats.org/drawingml/2006/main"/>
+              <a:graphicFrameLocks xmlns:a="http://schemas.openxmlformats.org/drawingml/2006/main" noChangeAspect="1"/>
             </wp:cNvGraphicFramePr>
             <a:graphic xmlns:a="http://schemas.openxmlformats.org/drawingml/2006/main">
               <a:graphicData uri="http://schemas.openxmlformats.org/drawingml/2006/picture">
                 <pic:pic xmlns:pic="http://schemas.openxmlformats.org/drawingml/2006/picture">
                   <pic:nvPicPr>
-                    <pic:cNvPr id="4" name="Image 4" descr="A diagram of a company  AI-generated content may be incorrect."/>
+                    <pic:cNvPr id="1639593185" name="Picture 1639593185"/>
                     <pic:cNvPicPr/>
                   </pic:nvPicPr>
                   <pic:blipFill>
-                    <a:blip r:embed="rId8" cstate="print"/>
+                    <a:blip r:embed="rId9" cstate="print">
+                      <a:extLst>
+                        <a:ext uri="{28A0092B-C50C-407E-A947-70E740481C1C}">
+                          <a14:useLocalDpi xmlns:a14="http://schemas.microsoft.com/office/drawing/2010/main" val="0"/>
+                        </a:ext>
+                      </a:extLst>
+                    </a:blip>
                     <a:stretch>
                       <a:fillRect/>
                     </a:stretch>
@@ -9034,7 +9274,7 @@
                   <pic:spPr>
                     <a:xfrm>
                       <a:off x="0" y="0"/>
-                      <a:ext cx="6147320" cy="4265676"/>
+                      <a:ext cx="6151245" cy="5472430"/>
                     </a:xfrm>
                     <a:prstGeom prst="rect">
                       <a:avLst/>
@@ -9043,12 +9283,30 @@
                 </pic:pic>
               </a:graphicData>
             </a:graphic>
+            <wp14:sizeRelH relativeFrom="margin">
+              <wp14:pctWidth>0</wp14:pctWidth>
+            </wp14:sizeRelH>
+            <wp14:sizeRelV relativeFrom="margin">
+              <wp14:pctHeight>0</wp14:pctHeight>
+            </wp14:sizeRelV>
           </wp:anchor>
         </w:drawing>
       </w:r>
     </w:p>
     <w:p>
       <w:pPr>
+        <w:spacing w:before="0"/>
+        <w:contextualSpacing w:val="0"/>
+        <w:rPr>
+          <w:i/>
+          <w:color w:val="1F487C"/>
+          <w:spacing w:val="-2"/>
+          <w:sz w:val="18"/>
+        </w:rPr>
+      </w:pPr>
+    </w:p>
+    <w:p>
+      <w:pPr>
         <w:spacing w:beforeLines="60" w:before="144"/>
         <w:ind w:left="1733"/>
         <w:rPr>
@@ -9060,263 +9318,12 @@
       </w:pPr>
       <w:r>
         <w:rPr>
-          <w:i/>
-          <w:color w:val="1F487C"/>
-          <w:sz w:val="18"/>
-        </w:rPr>
-        <w:t>Figure</w:t>
-      </w:r>
-      <w:r>
-        <w:rPr>
-          <w:i/>
-          <w:color w:val="1F487C"/>
-          <w:spacing w:val="-5"/>
-          <w:sz w:val="18"/>
-        </w:rPr>
-        <w:t xml:space="preserve"> </w:t>
-      </w:r>
-      <w:r>
-        <w:rPr>
-          <w:i/>
-          <w:color w:val="1F487C"/>
-          <w:sz w:val="18"/>
-        </w:rPr>
-        <w:t>12.</w:t>
-      </w:r>
-      <w:r>
-        <w:rPr>
-          <w:i/>
-          <w:color w:val="1F487C"/>
-          <w:spacing w:val="-2"/>
-          <w:sz w:val="18"/>
-        </w:rPr>
-        <w:t xml:space="preserve"> </w:t>
-      </w:r>
-      <w:r>
-        <w:rPr>
-          <w:i/>
-          <w:color w:val="1F487C"/>
-          <w:sz w:val="18"/>
-        </w:rPr>
-        <w:t>Prototype</w:t>
-      </w:r>
-      <w:r>
-        <w:rPr>
-          <w:i/>
-          <w:color w:val="1F487C"/>
-          <w:spacing w:val="-4"/>
-          <w:sz w:val="18"/>
-        </w:rPr>
-        <w:t xml:space="preserve"> </w:t>
-      </w:r>
-      <w:r>
-        <w:rPr>
-          <w:i/>
-          <w:color w:val="1F487C"/>
-          <w:sz w:val="18"/>
-        </w:rPr>
-        <w:t>of</w:t>
-      </w:r>
-      <w:r>
-        <w:rPr>
-          <w:i/>
-          <w:color w:val="1F487C"/>
-          <w:spacing w:val="-3"/>
-          <w:sz w:val="18"/>
-        </w:rPr>
-        <w:t xml:space="preserve"> </w:t>
-      </w:r>
-      <w:r>
-        <w:rPr>
-          <w:i/>
-          <w:color w:val="1F487C"/>
-          <w:sz w:val="18"/>
-        </w:rPr>
-        <w:t>a</w:t>
-      </w:r>
-      <w:r>
-        <w:rPr>
-          <w:i/>
-          <w:color w:val="1F487C"/>
-          <w:spacing w:val="-1"/>
-          <w:sz w:val="18"/>
-        </w:rPr>
-        <w:t xml:space="preserve"> </w:t>
-      </w:r>
-      <w:r>
-        <w:rPr>
-          <w:i/>
-          <w:color w:val="1F487C"/>
-          <w:sz w:val="18"/>
-        </w:rPr>
-        <w:t>minimum</w:t>
-      </w:r>
-      <w:r>
-        <w:rPr>
-          <w:i/>
-          <w:color w:val="1F487C"/>
-          <w:spacing w:val="-3"/>
-          <w:sz w:val="18"/>
-        </w:rPr>
-        <w:t xml:space="preserve"> </w:t>
-      </w:r>
-      <w:r>
-        <w:rPr>
-          <w:i/>
-          <w:color w:val="1F487C"/>
-          <w:sz w:val="18"/>
-        </w:rPr>
-        <w:t>DDI-CDI</w:t>
-      </w:r>
-      <w:r>
-        <w:rPr>
-          <w:i/>
-          <w:color w:val="1F487C"/>
-          <w:spacing w:val="-2"/>
-          <w:sz w:val="18"/>
-        </w:rPr>
-        <w:t xml:space="preserve"> </w:t>
-      </w:r>
-      <w:r>
-        <w:rPr>
-          <w:i/>
-          <w:color w:val="1F487C"/>
-          <w:sz w:val="18"/>
-        </w:rPr>
-        <w:t>profile</w:t>
-      </w:r>
-      <w:r>
-        <w:rPr>
-          <w:i/>
-          <w:color w:val="1F487C"/>
-          <w:spacing w:val="-2"/>
-          <w:sz w:val="18"/>
-        </w:rPr>
-        <w:t xml:space="preserve"> </w:t>
-      </w:r>
-      <w:r>
-        <w:rPr>
-          <w:i/>
-          <w:color w:val="1F487C"/>
-          <w:sz w:val="18"/>
-        </w:rPr>
-        <w:t>for</w:t>
-      </w:r>
-      <w:r>
-        <w:rPr>
-          <w:i/>
-          <w:color w:val="1F487C"/>
-          <w:spacing w:val="-4"/>
-          <w:sz w:val="18"/>
-        </w:rPr>
-        <w:t xml:space="preserve"> </w:t>
-      </w:r>
-      <w:r>
-        <w:rPr>
-          <w:i/>
-          <w:color w:val="1F487C"/>
-          <w:sz w:val="18"/>
-        </w:rPr>
-        <w:t>data</w:t>
-      </w:r>
-      <w:r>
-        <w:rPr>
-          <w:i/>
-          <w:color w:val="1F487C"/>
-          <w:spacing w:val="-2"/>
-          <w:sz w:val="18"/>
-        </w:rPr>
-        <w:t xml:space="preserve"> </w:t>
-      </w:r>
-      <w:r>
-        <w:rPr>
-          <w:i/>
-          <w:color w:val="1F487C"/>
-          <w:sz w:val="18"/>
-        </w:rPr>
-        <w:t>integration</w:t>
-      </w:r>
-      <w:r>
-        <w:rPr>
-          <w:i/>
-          <w:color w:val="1F487C"/>
-          <w:spacing w:val="-4"/>
-          <w:sz w:val="18"/>
-        </w:rPr>
-        <w:t xml:space="preserve"> </w:t>
-      </w:r>
-      <w:r>
-        <w:rPr>
-          <w:i/>
-          <w:color w:val="1F487C"/>
-          <w:spacing w:val="-2"/>
-          <w:sz w:val="18"/>
-        </w:rPr>
-        <w:t>purposes.</w:t>
-      </w:r>
-      <w:r>
-        <w:rPr>
-          <w:i/>
-          <w:color w:val="1F487C"/>
-          <w:spacing w:val="-2"/>
-          <w:sz w:val="18"/>
-        </w:rPr>
-        <w:t xml:space="preserve"> Pre Dagstuhl 2024.</w:t>
-      </w:r>
-    </w:p>
-    <w:p>
-      <w:pPr>
-        <w:spacing w:beforeLines="60" w:before="144"/>
-        <w:ind w:left="1733"/>
-        <w:rPr>
-          <w:i/>
-          <w:color w:val="1F487C"/>
-          <w:spacing w:val="-2"/>
-          <w:sz w:val="18"/>
-        </w:rPr>
-      </w:pPr>
-    </w:p>
-    <w:p>
-      <w:pPr>
-        <w:spacing w:before="0"/>
-        <w:contextualSpacing w:val="0"/>
-        <w:rPr>
-          <w:i/>
-          <w:color w:val="1F487C"/>
-          <w:spacing w:val="-2"/>
-          <w:sz w:val="18"/>
-        </w:rPr>
-      </w:pPr>
-      <w:r>
-        <w:rPr>
-          <w:i/>
-          <w:color w:val="1F487C"/>
-          <w:spacing w:val="-2"/>
-          <w:sz w:val="18"/>
-        </w:rPr>
-        <w:br w:type="page"/>
-      </w:r>
-    </w:p>
-    <w:p>
-      <w:pPr>
-        <w:spacing w:beforeLines="60" w:before="144"/>
-        <w:ind w:left="1733"/>
-        <w:rPr>
-          <w:i/>
-          <w:color w:val="1F487C"/>
-          <w:spacing w:val="-2"/>
-          <w:sz w:val="18"/>
-        </w:rPr>
-      </w:pPr>
-      <w:r>
-        <w:rPr>
           <w:noProof/>
         </w:rPr>
-        <w:lastRenderedPageBreak/>
         <mc:AlternateContent>
           <mc:Choice Requires="wps">
             <w:drawing>
-              <wp:anchor distT="0" distB="0" distL="114300" distR="114300" simplePos="0" relativeHeight="251711488" behindDoc="0" locked="0" layoutInCell="1" allowOverlap="1" wp14:anchorId="2E5457D3" wp14:editId="6840ACE0">
+              <wp:anchor distT="0" distB="0" distL="114300" distR="114300" simplePos="0" relativeHeight="251668480" behindDoc="0" locked="0" layoutInCell="1" allowOverlap="1" wp14:anchorId="2E5457D3" wp14:editId="09853206">
                 <wp:simplePos x="0" y="0"/>
                 <wp:positionH relativeFrom="column">
                   <wp:posOffset>0</wp:posOffset>
@@ -9367,7 +9374,7 @@
                                 <w:rPr>
                                   <w:noProof/>
                                 </w:rPr>
-                                <w:t>1</w:t>
+                                <w:t>2</w:t>
                               </w:r>
                             </w:fldSimple>
                             <w:r>
@@ -9391,11 +9398,7 @@
           </mc:Choice>
           <mc:Fallback>
             <w:pict>
-              <v:shapetype w14:anchorId="2E5457D3" id="_x0000_t202" coordsize="21600,21600" o:spt="202" path="m,l,21600r21600,l21600,xe">
-                <v:stroke joinstyle="miter"/>
-                <v:path gradientshapeok="t" o:connecttype="rect"/>
-              </v:shapetype>
-              <v:shape id="Text Box 1" o:spid="_x0000_s1026" type="#_x0000_t202" style="position:absolute;left:0;text-align:left;margin-left:0;margin-top:457.25pt;width:484.35pt;height:.05pt;z-index:251711488;visibility:visible;mso-wrap-style:square;mso-wrap-distance-left:9pt;mso-wrap-distance-top:0;mso-wrap-distance-right:9pt;mso-wrap-distance-bottom:0;mso-position-horizontal:absolute;mso-position-horizontal-relative:text;mso-position-vertical:absolute;mso-position-vertical-relative:text;v-text-anchor:top" o:gfxdata="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" stroked="f">
+              <v:shape w14:anchorId="2E5457D3" id="_x0000_s1027" type="#_x0000_t202" style="position:absolute;left:0;text-align:left;margin-left:0;margin-top:457.25pt;width:484.35pt;height:.05pt;z-index:251668480;visibility:visible;mso-wrap-style:square;mso-wrap-distance-left:9pt;mso-wrap-distance-top:0;mso-wrap-distance-right:9pt;mso-wrap-distance-bottom:0;mso-position-horizontal:absolute;mso-position-horizontal-relative:text;mso-position-vertical:absolute;mso-position-vertical-relative:text;v-text-anchor:top" o:gfxdata="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" stroked="f">
                 <v:textbox style="mso-fit-shape-to-text:t" inset="0,0,0,0">
                   <w:txbxContent>
                     <w:p>
@@ -9415,7 +9418,7 @@
                           <w:rPr>
                             <w:noProof/>
                           </w:rPr>
-                          <w:t>1</w:t>
+                          <w:t>2</w:t>
                         </w:r>
                       </w:fldSimple>
                       <w:r>
@@ -9431,6 +9434,31 @@
           </mc:Fallback>
         </mc:AlternateContent>
       </w:r>
+    </w:p>
+    <w:p>
+      <w:pPr>
+        <w:spacing w:beforeLines="60" w:before="144"/>
+        <w:ind w:left="1733"/>
+        <w:rPr>
+          <w:i/>
+          <w:sz w:val="18"/>
+        </w:rPr>
+      </w:pPr>
+    </w:p>
+    <w:p>
+      <w:pPr>
+        <w:pStyle w:val="Heading1"/>
+        <w:numPr>
+          <w:ilvl w:val="2"/>
+          <w:numId w:val="10"/>
+        </w:numPr>
+        <w:tabs>
+          <w:tab w:val="left" w:pos="698"/>
+        </w:tabs>
+        <w:spacing w:before="201"/>
+        <w:ind w:left="698" w:hanging="698"/>
+      </w:pPr>
+      <w:bookmarkStart w:id="3" w:name="_Toc229292730"/>
       <w:r>
         <w:rPr>
           <w:i/>
@@ -9438,18 +9466,18 @@
           <w:sz w:val="18"/>
         </w:rPr>
         <w:drawing>
-          <wp:anchor distT="0" distB="0" distL="114300" distR="114300" simplePos="0" relativeHeight="251716608" behindDoc="0" locked="0" layoutInCell="1" allowOverlap="1" wp14:anchorId="0E9D27E0" wp14:editId="497DB837">
+          <wp:anchor distT="0" distB="0" distL="114300" distR="114300" simplePos="0" relativeHeight="251685888" behindDoc="0" locked="0" layoutInCell="1" allowOverlap="1" wp14:anchorId="59E8E1DB" wp14:editId="2B80DF53">
             <wp:simplePos x="0" y="0"/>
             <wp:positionH relativeFrom="column">
-              <wp:posOffset>0</wp:posOffset>
+              <wp:posOffset>2477770</wp:posOffset>
             </wp:positionH>
-            <wp:positionV relativeFrom="paragraph">
-              <wp:posOffset>277495</wp:posOffset>
+            <wp:positionV relativeFrom="page">
+              <wp:posOffset>6949440</wp:posOffset>
             </wp:positionV>
-            <wp:extent cx="6151245" cy="5472430"/>
-            <wp:effectExtent l="0" t="0" r="1905" b="0"/>
+            <wp:extent cx="4432935" cy="2758440"/>
+            <wp:effectExtent l="0" t="0" r="5715" b="3810"/>
             <wp:wrapTopAndBottom/>
-            <wp:docPr id="1639593185" name="Picture 4"/>
+            <wp:docPr id="725993267" name="Picture 7"/>
             <wp:cNvGraphicFramePr>
               <a:graphicFrameLocks xmlns:a="http://schemas.openxmlformats.org/drawingml/2006/main" noChangeAspect="1"/>
             </wp:cNvGraphicFramePr>
@@ -9457,11 +9485,11 @@
               <a:graphicData uri="http://schemas.openxmlformats.org/drawingml/2006/picture">
                 <pic:pic xmlns:pic="http://schemas.openxmlformats.org/drawingml/2006/picture">
                   <pic:nvPicPr>
-                    <pic:cNvPr id="1639593185" name="Picture 1639593185"/>
+                    <pic:cNvPr id="725993267" name="Picture 725993267"/>
                     <pic:cNvPicPr/>
                   </pic:nvPicPr>
                   <pic:blipFill>
-                    <a:blip r:embed="rId9" cstate="print">
+                    <a:blip r:embed="rId10" cstate="print">
                       <a:extLst>
                         <a:ext uri="{28A0092B-C50C-407E-A947-70E740481C1C}">
                           <a14:useLocalDpi xmlns:a14="http://schemas.microsoft.com/office/drawing/2010/main" val="0"/>
@@ -9475,7 +9503,7 @@
                   <pic:spPr>
                     <a:xfrm>
                       <a:off x="0" y="0"/>
-                      <a:ext cx="6151245" cy="5472430"/>
+                      <a:ext cx="4432935" cy="2758440"/>
                     </a:xfrm>
                     <a:prstGeom prst="rect">
                       <a:avLst/>
@@ -9493,31 +9521,6 @@
           </wp:anchor>
         </w:drawing>
       </w:r>
-    </w:p>
-    <w:p>
-      <w:pPr>
-        <w:spacing w:beforeLines="60" w:before="144"/>
-        <w:ind w:left="1733"/>
-        <w:rPr>
-          <w:i/>
-          <w:sz w:val="18"/>
-        </w:rPr>
-      </w:pPr>
-    </w:p>
-    <w:p>
-      <w:pPr>
-        <w:pStyle w:val="Heading1"/>
-        <w:numPr>
-          <w:ilvl w:val="2"/>
-          <w:numId w:val="10"/>
-        </w:numPr>
-        <w:tabs>
-          <w:tab w:val="left" w:pos="698"/>
-        </w:tabs>
-        <w:spacing w:before="201"/>
-        <w:ind w:left="698" w:hanging="698"/>
-      </w:pPr>
-      <w:bookmarkStart w:id="3" w:name="_Toc229131130"/>
       <w:r>
         <w:rPr>
           <w:color w:val="0E4660"/>
@@ -9606,8 +9609,9 @@
           <w:numId w:val="10"/>
         </w:numPr>
       </w:pPr>
-      <w:bookmarkStart w:id="4" w:name="_Toc229131131"/>
-      <w:r>
+      <w:bookmarkStart w:id="4" w:name="_Toc229292731"/>
+      <w:r>
+        <w:lastRenderedPageBreak/>
         <w:t>CDIF</w:t>
       </w:r>
       <w:r>
@@ -10094,6 +10098,123 @@
       </w:pPr>
       <w:r>
         <w:rPr>
+          <w:noProof/>
+        </w:rPr>
+        <mc:AlternateContent>
+          <mc:Choice Requires="wps">
+            <w:drawing>
+              <wp:anchor distT="0" distB="0" distL="114300" distR="114300" simplePos="0" relativeHeight="251658240" behindDoc="0" locked="0" layoutInCell="1" allowOverlap="1" wp14:anchorId="1181ADE6" wp14:editId="19EFD9D8">
+                <wp:simplePos x="0" y="0"/>
+                <wp:positionH relativeFrom="column">
+                  <wp:posOffset>1233957</wp:posOffset>
+                </wp:positionH>
+                <wp:positionV relativeFrom="paragraph">
+                  <wp:posOffset>-9477</wp:posOffset>
+                </wp:positionV>
+                <wp:extent cx="3745865" cy="635"/>
+                <wp:effectExtent l="0" t="0" r="6985" b="0"/>
+                <wp:wrapTopAndBottom/>
+                <wp:docPr id="897251495" name="Text Box 1"/>
+                <wp:cNvGraphicFramePr/>
+                <a:graphic xmlns:a="http://schemas.openxmlformats.org/drawingml/2006/main">
+                  <a:graphicData uri="http://schemas.microsoft.com/office/word/2010/wordprocessingShape">
+                    <wps:wsp>
+                      <wps:cNvSpPr txBox="1"/>
+                      <wps:spPr>
+                        <a:xfrm>
+                          <a:off x="0" y="0"/>
+                          <a:ext cx="3745865" cy="635"/>
+                        </a:xfrm>
+                        <a:prstGeom prst="rect">
+                          <a:avLst/>
+                        </a:prstGeom>
+                        <a:solidFill>
+                          <a:prstClr val="white"/>
+                        </a:solidFill>
+                        <a:ln>
+                          <a:noFill/>
+                        </a:ln>
+                      </wps:spPr>
+                      <wps:txbx>
+                        <w:txbxContent>
+                          <w:p>
+                            <w:pPr>
+                              <w:pStyle w:val="Caption"/>
+                              <w:rPr>
+                                <w:noProof/>
+                                <w:szCs w:val="22"/>
+                              </w:rPr>
+                            </w:pPr>
+                            <w:r>
+                              <w:t xml:space="preserve">Figure </w:t>
+                            </w:r>
+                            <w:fldSimple w:instr=" SEQ Figure \* ARABIC ">
+                              <w:r>
+                                <w:rPr>
+                                  <w:noProof/>
+                                </w:rPr>
+                                <w:t>3</w:t>
+                              </w:r>
+                            </w:fldSimple>
+                            <w:r>
+                              <w:t>. Simplified Data Description for CDIF profile</w:t>
+                            </w:r>
+                          </w:p>
+                        </w:txbxContent>
+                      </wps:txbx>
+                      <wps:bodyPr rot="0" spcFirstLastPara="0" vertOverflow="overflow" horzOverflow="overflow" vert="horz" wrap="square" lIns="0" tIns="0" rIns="0" bIns="0" numCol="1" spcCol="0" rtlCol="0" fromWordArt="0" anchor="t" anchorCtr="0" forceAA="0" compatLnSpc="1">
+                        <a:prstTxWarp prst="textNoShape">
+                          <a:avLst/>
+                        </a:prstTxWarp>
+                        <a:spAutoFit/>
+                      </wps:bodyPr>
+                    </wps:wsp>
+                  </a:graphicData>
+                </a:graphic>
+                <wp14:sizeRelH relativeFrom="margin">
+                  <wp14:pctWidth>0</wp14:pctWidth>
+                </wp14:sizeRelH>
+              </wp:anchor>
+            </w:drawing>
+          </mc:Choice>
+          <mc:Fallback>
+            <w:pict>
+              <v:shape w14:anchorId="1181ADE6" id="_x0000_s1028" type="#_x0000_t202" style="position:absolute;left:0;text-align:left;margin-left:97.15pt;margin-top:-.75pt;width:294.95pt;height:.05pt;z-index:251658240;visibility:visible;mso-wrap-style:square;mso-width-percent:0;mso-wrap-distance-left:9pt;mso-wrap-distance-top:0;mso-wrap-distance-right:9pt;mso-wrap-distance-bottom:0;mso-position-horizontal:absolute;mso-position-horizontal-relative:text;mso-position-vertical:absolute;mso-position-vertical-relative:text;mso-width-percent:0;mso-width-relative:margin;v-text-anchor:top" o:gfxdata="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" stroked="f">
+                <v:textbox style="mso-fit-shape-to-text:t" inset="0,0,0,0">
+                  <w:txbxContent>
+                    <w:p>
+                      <w:pPr>
+                        <w:pStyle w:val="Caption"/>
+                        <w:rPr>
+                          <w:noProof/>
+                          <w:szCs w:val="22"/>
+                        </w:rPr>
+                      </w:pPr>
+                      <w:r>
+                        <w:t xml:space="preserve">Figure </w:t>
+                      </w:r>
+                      <w:fldSimple w:instr=" SEQ Figure \* ARABIC ">
+                        <w:r>
+                          <w:rPr>
+                            <w:noProof/>
+                          </w:rPr>
+                          <w:t>3</w:t>
+                        </w:r>
+                      </w:fldSimple>
+                      <w:r>
+                        <w:t>. Simplified Data Description for CDIF profile</w:t>
+                      </w:r>
+                    </w:p>
+                  </w:txbxContent>
+                </v:textbox>
+                <w10:wrap type="topAndBottom"/>
+              </v:shape>
+            </w:pict>
+          </mc:Fallback>
+        </mc:AlternateContent>
+      </w:r>
+      <w:r>
+        <w:rPr>
           <w:color w:val="1F2228"/>
         </w:rPr>
         <w:t>Describe</w:t>
@@ -10203,7 +10324,6 @@
         <w:rPr>
           <w:color w:val="1F2228"/>
         </w:rPr>
-        <w:lastRenderedPageBreak/>
         <w:t>Describe</w:t>
       </w:r>
       <w:r>
@@ -10896,7 +11016,7 @@
           <w:noProof/>
         </w:rPr>
         <w:drawing>
-          <wp:anchor distT="0" distB="0" distL="0" distR="0" simplePos="0" relativeHeight="251643904" behindDoc="1" locked="0" layoutInCell="1" allowOverlap="1" wp14:anchorId="2F04DF40" wp14:editId="2F04DF41">
+          <wp:anchor distT="0" distB="0" distL="0" distR="0" simplePos="0" relativeHeight="251640832" behindDoc="1" locked="0" layoutInCell="1" allowOverlap="1" wp14:anchorId="2F04DF40" wp14:editId="2F04DF41">
             <wp:simplePos x="0" y="0"/>
             <wp:positionH relativeFrom="page">
               <wp:posOffset>1539360</wp:posOffset>
@@ -10919,7 +11039,7 @@
                     <pic:cNvPicPr/>
                   </pic:nvPicPr>
                   <pic:blipFill>
-                    <a:blip r:embed="rId10" cstate="print"/>
+                    <a:blip r:embed="rId11" cstate="print"/>
                     <a:stretch>
                       <a:fillRect/>
                     </a:stretch>
@@ -11515,7 +11635,11 @@
         <w:t xml:space="preserve">isDefinedBy </w:t>
       </w:r>
       <w:r>
-        <w:t>association with it. These classes are concepts which can be used to associate the Logical Record with the thing it measures. The use of this class is always optional: we will describe these when we talk about variables, below.</w:t>
+        <w:t xml:space="preserve">association with it. These classes are concepts which can be used to </w:t>
+      </w:r>
+      <w:r>
+        <w:lastRenderedPageBreak/>
+        <w:t>associate the Logical Record with the thing it measures. The use of this class is always optional: we will describe these when we talk about variables, below.</w:t>
       </w:r>
     </w:p>
     <w:p>
@@ -13596,7 +13720,7 @@
                     <pic:cNvPicPr/>
                   </pic:nvPicPr>
                   <pic:blipFill>
-                    <a:blip r:embed="rId11" cstate="print"/>
+                    <a:blip r:embed="rId12" cstate="print"/>
                     <a:stretch>
                       <a:fillRect/>
                     </a:stretch>
@@ -14277,7 +14401,7 @@
       <w:r>
         <w:t xml:space="preserve">shows the valid XSD data types (XSD types available in RDF – see </w:t>
       </w:r>
-      <w:hyperlink r:id="rId12">
+      <w:hyperlink r:id="rId13">
         <w:r>
           <w:rPr>
             <w:color w:val="1154CC"/>
@@ -14286,7 +14410,7 @@
           <w:t>https://www.w3.org/2011/rdf-</w:t>
         </w:r>
       </w:hyperlink>
-      <w:hyperlink r:id="rId13">
+      <w:hyperlink r:id="rId14">
         <w:r>
           <w:rPr>
             <w:color w:val="1154CC"/>
@@ -15114,7 +15238,7 @@
                     <pic:cNvPicPr/>
                   </pic:nvPicPr>
                   <pic:blipFill>
-                    <a:blip r:embed="rId14" cstate="print"/>
+                    <a:blip r:embed="rId15" cstate="print"/>
                     <a:stretch>
                       <a:fillRect/>
                     </a:stretch>
@@ -16106,17 +16230,17 @@
         </w:rPr>
         <w:lastRenderedPageBreak/>
         <w:drawing>
-          <wp:anchor distT="0" distB="0" distL="0" distR="0" simplePos="0" relativeHeight="251604992" behindDoc="0" locked="0" layoutInCell="1" allowOverlap="1" wp14:anchorId="2F04DF46" wp14:editId="2F04DF47">
+          <wp:anchor distT="0" distB="0" distL="0" distR="0" simplePos="0" relativeHeight="251620352" behindDoc="0" locked="0" layoutInCell="1" allowOverlap="1" wp14:anchorId="2F04DF46" wp14:editId="4C3C8040">
             <wp:simplePos x="0" y="0"/>
             <wp:positionH relativeFrom="page">
-              <wp:posOffset>4295112</wp:posOffset>
+              <wp:posOffset>4289425</wp:posOffset>
             </wp:positionH>
             <wp:positionV relativeFrom="paragraph">
-              <wp:posOffset>309879</wp:posOffset>
+              <wp:posOffset>307340</wp:posOffset>
             </wp:positionV>
-            <wp:extent cx="2407693" cy="2129366"/>
-            <wp:effectExtent l="0" t="0" r="0" b="0"/>
-            <wp:wrapNone/>
+            <wp:extent cx="2407285" cy="2129155"/>
+            <wp:effectExtent l="0" t="0" r="0" b="4445"/>
+            <wp:wrapSquare wrapText="bothSides"/>
             <wp:docPr id="8" name="Image 8" descr="A table with numbers and numbers  AI-generated content may be incorrect."/>
             <wp:cNvGraphicFramePr>
               <a:graphicFrameLocks xmlns:a="http://schemas.openxmlformats.org/drawingml/2006/main"/>
@@ -16129,7 +16253,7 @@
                     <pic:cNvPicPr/>
                   </pic:nvPicPr>
                   <pic:blipFill>
-                    <a:blip r:embed="rId15" cstate="print"/>
+                    <a:blip r:embed="rId16" cstate="print"/>
                     <a:stretch>
                       <a:fillRect/>
                     </a:stretch>
@@ -16137,7 +16261,7 @@
                   <pic:spPr>
                     <a:xfrm>
                       <a:off x="0" y="0"/>
-                      <a:ext cx="2407693" cy="2129366"/>
+                      <a:ext cx="2407285" cy="2129155"/>
                     </a:xfrm>
                     <a:prstGeom prst="rect">
                       <a:avLst/>
@@ -16242,7 +16366,7 @@
           <w:numId w:val="10"/>
         </w:numPr>
       </w:pPr>
-      <w:bookmarkStart w:id="5" w:name="_Toc229131132"/>
+      <w:bookmarkStart w:id="5" w:name="_Toc229292732"/>
       <w:r>
         <w:t>Wide</w:t>
       </w:r>
@@ -16377,18 +16501,34 @@
       <w:pPr>
         <w:pStyle w:val="BodyText"/>
       </w:pPr>
+    </w:p>
+    <w:p>
+      <w:pPr>
+        <w:pStyle w:val="BodyText"/>
+      </w:pPr>
+    </w:p>
+    <w:p>
+      <w:pPr>
+        <w:spacing w:beforeLines="60" w:before="144"/>
+        <w:ind w:right="718"/>
+        <w:jc w:val="center"/>
+        <w:rPr>
+          <w:i/>
+          <w:sz w:val="18"/>
+        </w:rPr>
+      </w:pPr>
       <w:r>
         <w:rPr>
           <w:noProof/>
         </w:rPr>
         <w:drawing>
-          <wp:anchor distT="0" distB="0" distL="0" distR="0" simplePos="0" relativeHeight="251651072" behindDoc="1" locked="0" layoutInCell="1" allowOverlap="1" wp14:anchorId="2F04DF48" wp14:editId="2F04DF49">
+          <wp:anchor distT="0" distB="0" distL="0" distR="0" simplePos="0" relativeHeight="251643904" behindDoc="1" locked="0" layoutInCell="1" allowOverlap="1" wp14:anchorId="2F04DF48" wp14:editId="288D3479">
             <wp:simplePos x="0" y="0"/>
             <wp:positionH relativeFrom="page">
-              <wp:posOffset>1112658</wp:posOffset>
+              <wp:posOffset>1072179</wp:posOffset>
             </wp:positionH>
             <wp:positionV relativeFrom="paragraph">
-              <wp:posOffset>154290</wp:posOffset>
+              <wp:posOffset>447675</wp:posOffset>
             </wp:positionV>
             <wp:extent cx="5393941" cy="3023616"/>
             <wp:effectExtent l="0" t="0" r="0" b="0"/>
@@ -16405,7 +16545,7 @@
                     <pic:cNvPicPr/>
                   </pic:nvPicPr>
                   <pic:blipFill>
-                    <a:blip r:embed="rId16" cstate="print"/>
+                    <a:blip r:embed="rId17" cstate="print"/>
                     <a:stretch>
                       <a:fillRect/>
                     </a:stretch>
@@ -16425,22 +16565,6 @@
           </wp:anchor>
         </w:drawing>
       </w:r>
-    </w:p>
-    <w:p>
-      <w:pPr>
-        <w:pStyle w:val="BodyText"/>
-      </w:pPr>
-    </w:p>
-    <w:p>
-      <w:pPr>
-        <w:spacing w:beforeLines="60" w:before="144"/>
-        <w:ind w:right="718"/>
-        <w:jc w:val="center"/>
-        <w:rPr>
-          <w:i/>
-          <w:sz w:val="18"/>
-        </w:rPr>
-      </w:pPr>
       <w:r>
         <w:rPr>
           <w:i/>
@@ -17939,7 +18063,7 @@
           <w:numId w:val="10"/>
         </w:numPr>
       </w:pPr>
-      <w:bookmarkStart w:id="6" w:name="_Toc229131133"/>
+      <w:bookmarkStart w:id="6" w:name="_Toc229292733"/>
       <w:r>
         <w:t>Long</w:t>
       </w:r>
@@ -18764,7 +18888,7 @@
         <mc:AlternateContent>
           <mc:Choice Requires="wps">
             <w:drawing>
-              <wp:anchor distT="0" distB="0" distL="114300" distR="114300" simplePos="0" relativeHeight="251718656" behindDoc="0" locked="0" layoutInCell="1" allowOverlap="1" wp14:anchorId="49F09210" wp14:editId="49F1194D">
+              <wp:anchor distT="0" distB="0" distL="114300" distR="114300" simplePos="0" relativeHeight="251677696" behindDoc="0" locked="0" layoutInCell="1" allowOverlap="1" wp14:anchorId="49F09210" wp14:editId="49F1194D">
                 <wp:simplePos x="0" y="0"/>
                 <wp:positionH relativeFrom="column">
                   <wp:posOffset>3461385</wp:posOffset>
@@ -18817,7 +18941,7 @@
                                 <w:rPr>
                                   <w:noProof/>
                                 </w:rPr>
-                                <w:t>2</w:t>
+                                <w:t>4</w:t>
                               </w:r>
                             </w:fldSimple>
                             <w:r>
@@ -18841,7 +18965,7 @@
           </mc:Choice>
           <mc:Fallback>
             <w:pict>
-              <v:shape w14:anchorId="49F09210" id="_x0000_s1027" type="#_x0000_t202" style="position:absolute;margin-left:272.55pt;margin-top:155.25pt;width:213.35pt;height:.05pt;z-index:251718656;visibility:visible;mso-wrap-style:square;mso-wrap-distance-left:9pt;mso-wrap-distance-top:0;mso-wrap-distance-right:9pt;mso-wrap-distance-bottom:0;mso-position-horizontal:absolute;mso-position-horizontal-relative:text;mso-position-vertical:absolute;mso-position-vertical-relative:text;v-text-anchor:top" o:gfxdata="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" stroked="f">
+              <v:shape w14:anchorId="49F09210" id="_x0000_s1029" type="#_x0000_t202" style="position:absolute;margin-left:272.55pt;margin-top:155.25pt;width:213.35pt;height:.05pt;z-index:251677696;visibility:visible;mso-wrap-style:square;mso-wrap-distance-left:9pt;mso-wrap-distance-top:0;mso-wrap-distance-right:9pt;mso-wrap-distance-bottom:0;mso-position-horizontal:absolute;mso-position-horizontal-relative:text;mso-position-vertical:absolute;mso-position-vertical-relative:text;v-text-anchor:top" o:gfxdata="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" stroked="f">
                 <v:textbox style="mso-fit-shape-to-text:t" inset="0,0,0,0">
                   <w:txbxContent>
                     <w:p>
@@ -18863,7 +18987,7 @@
                           <w:rPr>
                             <w:noProof/>
                           </w:rPr>
-                          <w:t>2</w:t>
+                          <w:t>4</w:t>
                         </w:r>
                       </w:fldSimple>
                       <w:r>
@@ -18884,7 +19008,7 @@
           <w:noProof/>
         </w:rPr>
         <w:drawing>
-          <wp:anchor distT="0" distB="0" distL="0" distR="0" simplePos="0" relativeHeight="251612160" behindDoc="0" locked="0" layoutInCell="1" allowOverlap="1" wp14:anchorId="2F04DF4A" wp14:editId="45009C86">
+          <wp:anchor distT="0" distB="0" distL="0" distR="0" simplePos="0" relativeHeight="251623424" behindDoc="0" locked="0" layoutInCell="1" allowOverlap="1" wp14:anchorId="2F04DF4A" wp14:editId="45009C86">
             <wp:simplePos x="0" y="0"/>
             <wp:positionH relativeFrom="page">
               <wp:posOffset>4376057</wp:posOffset>
@@ -18907,7 +19031,7 @@
                     <pic:cNvPicPr/>
                   </pic:nvPicPr>
                   <pic:blipFill>
-                    <a:blip r:embed="rId17" cstate="print"/>
+                    <a:blip r:embed="rId18" cstate="print"/>
                     <a:stretch>
                       <a:fillRect/>
                     </a:stretch>
@@ -19274,7 +19398,7 @@
         <mc:AlternateContent>
           <mc:Choice Requires="wps">
             <w:drawing>
-              <wp:anchor distT="0" distB="0" distL="114300" distR="114300" simplePos="0" relativeHeight="251720704" behindDoc="0" locked="0" layoutInCell="1" allowOverlap="1" wp14:anchorId="32F82564" wp14:editId="15AFA515">
+              <wp:anchor distT="0" distB="0" distL="114300" distR="114300" simplePos="0" relativeHeight="251680768" behindDoc="0" locked="0" layoutInCell="1" allowOverlap="1" wp14:anchorId="32F82564" wp14:editId="15AFA515">
                 <wp:simplePos x="0" y="0"/>
                 <wp:positionH relativeFrom="column">
                   <wp:posOffset>3458210</wp:posOffset>
@@ -19326,7 +19450,7 @@
                                 <w:rPr>
                                   <w:noProof/>
                                 </w:rPr>
-                                <w:t>3</w:t>
+                                <w:t>5</w:t>
                               </w:r>
                             </w:fldSimple>
                             <w:r>
@@ -19349,7 +19473,7 @@
           </mc:Choice>
           <mc:Fallback>
             <w:pict>
-              <v:shape w14:anchorId="32F82564" id="_x0000_s1028" type="#_x0000_t202" style="position:absolute;margin-left:272.3pt;margin-top:144.45pt;width:213.4pt;height:.05pt;z-index:251720704;visibility:visible;mso-wrap-style:square;mso-wrap-distance-left:9pt;mso-wrap-distance-top:0;mso-wrap-distance-right:9pt;mso-wrap-distance-bottom:0;mso-position-horizontal:absolute;mso-position-horizontal-relative:text;mso-position-vertical:absolute;mso-position-vertical-relative:text;v-text-anchor:top" o:gfxdata="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" stroked="f">
+              <v:shape w14:anchorId="32F82564" id="_x0000_s1030" type="#_x0000_t202" style="position:absolute;margin-left:272.3pt;margin-top:144.45pt;width:213.4pt;height:.05pt;z-index:251680768;visibility:visible;mso-wrap-style:square;mso-wrap-distance-left:9pt;mso-wrap-distance-top:0;mso-wrap-distance-right:9pt;mso-wrap-distance-bottom:0;mso-position-horizontal:absolute;mso-position-horizontal-relative:text;mso-position-vertical:absolute;mso-position-vertical-relative:text;v-text-anchor:top" o:gfxdata="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" stroked="f">
                 <v:textbox style="mso-fit-shape-to-text:t" inset="0,0,0,0">
                   <w:txbxContent>
                     <w:p>
@@ -19370,7 +19494,7 @@
                           <w:rPr>
                             <w:noProof/>
                           </w:rPr>
-                          <w:t>3</w:t>
+                          <w:t>5</w:t>
                         </w:r>
                       </w:fldSimple>
                       <w:r>
@@ -19390,7 +19514,7 @@
           <w:noProof/>
         </w:rPr>
         <w:drawing>
-          <wp:anchor distT="0" distB="0" distL="0" distR="0" simplePos="0" relativeHeight="251619328" behindDoc="0" locked="0" layoutInCell="1" allowOverlap="1" wp14:anchorId="2F04DF4C" wp14:editId="53D6AFFF">
+          <wp:anchor distT="0" distB="0" distL="0" distR="0" simplePos="0" relativeHeight="251626496" behindDoc="0" locked="0" layoutInCell="1" allowOverlap="1" wp14:anchorId="2F04DF4C" wp14:editId="53D6AFFF">
             <wp:simplePos x="0" y="0"/>
             <wp:positionH relativeFrom="page">
               <wp:posOffset>4372610</wp:posOffset>
@@ -19413,7 +19537,7 @@
                     <pic:cNvPicPr/>
                   </pic:nvPicPr>
                   <pic:blipFill>
-                    <a:blip r:embed="rId18" cstate="print"/>
+                    <a:blip r:embed="rId19" cstate="print"/>
                     <a:stretch>
                       <a:fillRect/>
                     </a:stretch>
@@ -20794,7 +20918,7 @@
           <w:noProof/>
         </w:rPr>
         <w:drawing>
-          <wp:anchor distT="0" distB="0" distL="0" distR="0" simplePos="0" relativeHeight="251658240" behindDoc="1" locked="0" layoutInCell="1" allowOverlap="1" wp14:anchorId="2F04DF4E" wp14:editId="2F04DF4F">
+          <wp:anchor distT="0" distB="0" distL="0" distR="0" simplePos="0" relativeHeight="251646976" behindDoc="1" locked="0" layoutInCell="1" allowOverlap="1" wp14:anchorId="2F04DF4E" wp14:editId="2F04DF4F">
             <wp:simplePos x="0" y="0"/>
             <wp:positionH relativeFrom="page">
               <wp:posOffset>1100989</wp:posOffset>
@@ -20817,7 +20941,7 @@
                     <pic:cNvPicPr/>
                   </pic:nvPicPr>
                   <pic:blipFill>
-                    <a:blip r:embed="rId19" cstate="print"/>
+                    <a:blip r:embed="rId20" cstate="print"/>
                     <a:stretch>
                       <a:fillRect/>
                     </a:stretch>
@@ -21419,7 +21543,7 @@
           <w:numId w:val="10"/>
         </w:numPr>
       </w:pPr>
-      <w:bookmarkStart w:id="9" w:name="_Toc229131134"/>
+      <w:bookmarkStart w:id="9" w:name="_Toc229292734"/>
       <w:r>
         <w:t>Dimensional</w:t>
       </w:r>
@@ -21643,7 +21767,7 @@
           <w:noProof/>
         </w:rPr>
         <w:drawing>
-          <wp:anchor distT="0" distB="0" distL="0" distR="0" simplePos="0" relativeHeight="251665408" behindDoc="1" locked="0" layoutInCell="1" allowOverlap="1" wp14:anchorId="2F04DF50" wp14:editId="2F04DF51">
+          <wp:anchor distT="0" distB="0" distL="0" distR="0" simplePos="0" relativeHeight="251650048" behindDoc="1" locked="0" layoutInCell="1" allowOverlap="1" wp14:anchorId="2F04DF50" wp14:editId="2F04DF51">
             <wp:simplePos x="0" y="0"/>
             <wp:positionH relativeFrom="page">
               <wp:posOffset>1006475</wp:posOffset>
@@ -21666,7 +21790,7 @@
                     <pic:cNvPicPr/>
                   </pic:nvPicPr>
                   <pic:blipFill>
-                    <a:blip r:embed="rId20" cstate="print"/>
+                    <a:blip r:embed="rId21" cstate="print"/>
                     <a:stretch>
                       <a:fillRect/>
                     </a:stretch>
@@ -22205,17 +22329,17 @@
         </w:rPr>
         <w:lastRenderedPageBreak/>
         <w:drawing>
-          <wp:anchor distT="0" distB="0" distL="0" distR="0" simplePos="0" relativeHeight="251626496" behindDoc="0" locked="0" layoutInCell="1" allowOverlap="1" wp14:anchorId="2F04DF52" wp14:editId="2F04DF53">
+          <wp:anchor distT="0" distB="0" distL="0" distR="0" simplePos="0" relativeHeight="251629568" behindDoc="0" locked="0" layoutInCell="1" allowOverlap="1" wp14:anchorId="2F04DF52" wp14:editId="08999B03">
             <wp:simplePos x="0" y="0"/>
             <wp:positionH relativeFrom="page">
-              <wp:posOffset>4009803</wp:posOffset>
+              <wp:posOffset>4007224</wp:posOffset>
             </wp:positionH>
             <wp:positionV relativeFrom="paragraph">
-              <wp:posOffset>479473</wp:posOffset>
+              <wp:posOffset>482600</wp:posOffset>
             </wp:positionV>
             <wp:extent cx="3048546" cy="1799407"/>
             <wp:effectExtent l="0" t="0" r="0" b="0"/>
-            <wp:wrapNone/>
+            <wp:wrapSquare wrapText="bothSides"/>
             <wp:docPr id="14" name="Image 14" descr="A table of a number of people  AI-generated content may be incorrect."/>
             <wp:cNvGraphicFramePr>
               <a:graphicFrameLocks xmlns:a="http://schemas.openxmlformats.org/drawingml/2006/main"/>
@@ -22228,7 +22352,7 @@
                     <pic:cNvPicPr/>
                   </pic:nvPicPr>
                   <pic:blipFill>
-                    <a:blip r:embed="rId21" cstate="print"/>
+                    <a:blip r:embed="rId22" cstate="print"/>
                     <a:stretch>
                       <a:fillRect/>
                     </a:stretch>
@@ -22879,7 +23003,7 @@
           <w:numId w:val="10"/>
         </w:numPr>
       </w:pPr>
-      <w:bookmarkStart w:id="10" w:name="_Toc229131135"/>
+      <w:bookmarkStart w:id="10" w:name="_Toc229292735"/>
       <w:r>
         <w:t>Notes</w:t>
       </w:r>
@@ -23230,7 +23354,7 @@
           <w:numId w:val="10"/>
         </w:numPr>
       </w:pPr>
-      <w:bookmarkStart w:id="11" w:name="_Toc229131136"/>
+      <w:bookmarkStart w:id="11" w:name="_Toc229292736"/>
       <w:r>
         <w:t>Describe</w:t>
       </w:r>
@@ -23939,7 +24063,7 @@
           <w:noProof/>
         </w:rPr>
         <w:drawing>
-          <wp:anchor distT="0" distB="0" distL="0" distR="0" simplePos="0" relativeHeight="251672576" behindDoc="1" locked="0" layoutInCell="1" allowOverlap="1" wp14:anchorId="2F04DF54" wp14:editId="2F04DF55">
+          <wp:anchor distT="0" distB="0" distL="0" distR="0" simplePos="0" relativeHeight="251653120" behindDoc="1" locked="0" layoutInCell="1" allowOverlap="1" wp14:anchorId="2F04DF54" wp14:editId="2F04DF55">
             <wp:simplePos x="0" y="0"/>
             <wp:positionH relativeFrom="page">
               <wp:posOffset>1195503</wp:posOffset>
@@ -23962,7 +24086,7 @@
                     <pic:cNvPicPr/>
                   </pic:nvPicPr>
                   <pic:blipFill>
-                    <a:blip r:embed="rId22" cstate="print"/>
+                    <a:blip r:embed="rId23" cstate="print"/>
                     <a:stretch>
                       <a:fillRect/>
                     </a:stretch>
@@ -24495,7 +24619,7 @@
         <w:spacing w:before="241"/>
         <w:ind w:left="698" w:hanging="698"/>
       </w:pPr>
-      <w:bookmarkStart w:id="12" w:name="_Toc229131137"/>
+      <w:bookmarkStart w:id="12" w:name="_Toc229292737"/>
       <w:r>
         <w:rPr>
           <w:color w:val="0E4660"/>
@@ -25659,7 +25783,7 @@
         <w:pStyle w:val="Heading1"/>
         <w:spacing w:line="276" w:lineRule="auto"/>
       </w:pPr>
-      <w:bookmarkStart w:id="13" w:name="_Toc229131138"/>
+      <w:bookmarkStart w:id="13" w:name="_Toc229292738"/>
       <w:r>
         <w:rPr>
           <w:color w:val="0E4660"/>
@@ -26790,7 +26914,7 @@
       <w:pPr>
         <w:pStyle w:val="Heading2"/>
       </w:pPr>
-      <w:bookmarkStart w:id="14" w:name="_Toc229131139"/>
+      <w:bookmarkStart w:id="14" w:name="_Toc229292739"/>
       <w:r>
         <w:t>Attribute</w:t>
       </w:r>
@@ -26850,7 +26974,7 @@
       <w:pPr>
         <w:pStyle w:val="Heading3"/>
       </w:pPr>
-      <w:bookmarkStart w:id="15" w:name="_Toc229131140"/>
+      <w:bookmarkStart w:id="15" w:name="_Toc229292740"/>
       <w:commentRangeStart w:id="16"/>
       <w:r>
         <w:lastRenderedPageBreak/>
@@ -26906,60 +27030,46 @@
           <w:iCs/>
           <w:highlight w:val="yellow"/>
         </w:rPr>
-        <w:t>Q</w:t>
+        <w:t>Qualifies</w:t>
+      </w:r>
+      <w:r>
+        <w:rPr>
+          <w:highlight w:val="yellow"/>
+        </w:rPr>
+        <w:t xml:space="preserve"> </w:t>
       </w:r>
       <w:r>
         <w:rPr>
           <w:i/>
-          <w:iCs/>
+          <w:color w:val="1F2228"/>
+          <w:spacing w:val="-4"/>
+        </w:rPr>
+        <w:t xml:space="preserve"> </w:t>
+      </w:r>
+      <w:r>
+        <w:rPr>
+          <w:color w:val="1F2228"/>
+        </w:rPr>
+        <w:t>(Required)</w:t>
+      </w:r>
+      <w:r>
+        <w:rPr>
+          <w:color w:val="1F2228"/>
+          <w:spacing w:val="-3"/>
+        </w:rPr>
+        <w:t xml:space="preserve"> </w:t>
+      </w:r>
+      <w:r>
+        <w:rPr>
           <w:highlight w:val="yellow"/>
         </w:rPr>
-        <w:t>ualifies</w:t>
+        <w:t xml:space="preserve">– id reference or a </w:t>
       </w:r>
       <w:r>
         <w:rPr>
           <w:highlight w:val="yellow"/>
         </w:rPr>
-        <w:t xml:space="preserve"> </w:t>
-      </w:r>
-      <w:r>
-        <w:rPr>
-          <w:i/>
-          <w:color w:val="1F2228"/>
-          <w:spacing w:val="-4"/>
-        </w:rPr>
-        <w:t xml:space="preserve"> </w:t>
-      </w:r>
-      <w:r>
-        <w:rPr>
-          <w:color w:val="1F2228"/>
-        </w:rPr>
-        <w:t>(Required)</w:t>
-      </w:r>
-      <w:r>
-        <w:rPr>
-          <w:color w:val="1F2228"/>
-          <w:spacing w:val="-3"/>
-        </w:rPr>
-        <w:t xml:space="preserve"> </w:t>
-      </w:r>
-      <w:r>
-        <w:rPr>
-          <w:highlight w:val="yellow"/>
-        </w:rPr>
-        <w:t xml:space="preserve">– id reference or a </w:t>
-      </w:r>
-      <w:r>
-        <w:rPr>
-          <w:highlight w:val="yellow"/>
-        </w:rPr>
-        <w:t>DataStructureComponent</w:t>
-      </w:r>
-      <w:r>
-        <w:rPr>
-          <w:highlight w:val="yellow"/>
-        </w:rPr>
-        <w:t xml:space="preserve"> in this model</w:t>
+        <w:t>DataStructureComponent in this model</w:t>
       </w:r>
       <w:r>
         <w:rPr>
@@ -26978,7 +27088,7 @@
       <w:pPr>
         <w:pStyle w:val="Heading3"/>
       </w:pPr>
-      <w:bookmarkStart w:id="17" w:name="_Toc229131141"/>
+      <w:bookmarkStart w:id="17" w:name="_Toc229292741"/>
       <w:r>
         <w:t>A</w:t>
       </w:r>
@@ -27169,7 +27279,7 @@
       <w:pPr>
         <w:pStyle w:val="Heading2"/>
       </w:pPr>
-      <w:bookmarkStart w:id="18" w:name="_Toc229131142"/>
+      <w:bookmarkStart w:id="18" w:name="_Toc229292742"/>
       <w:r>
         <w:rPr>
           <w:highlight w:val="lightGray"/>
@@ -27405,7 +27515,7 @@
       <w:pPr>
         <w:pStyle w:val="Heading3"/>
       </w:pPr>
-      <w:bookmarkStart w:id="21" w:name="_Toc229131143"/>
+      <w:bookmarkStart w:id="21" w:name="_Toc229292743"/>
       <w:r>
         <w:t>Properties:</w:t>
       </w:r>
@@ -27606,7 +27716,7 @@
       <w:pPr>
         <w:pStyle w:val="Heading3"/>
       </w:pPr>
-      <w:bookmarkStart w:id="22" w:name="_Toc229131144"/>
+      <w:bookmarkStart w:id="22" w:name="_Toc229292744"/>
       <w:r>
         <w:t>Associations:</w:t>
       </w:r>
@@ -27807,7 +27917,7 @@
       <w:pPr>
         <w:pStyle w:val="Heading2"/>
       </w:pPr>
-      <w:bookmarkStart w:id="23" w:name="_Toc229131145"/>
+      <w:bookmarkStart w:id="23" w:name="_Toc229292745"/>
       <w:r>
         <w:rPr>
           <w:highlight w:val="lightGray"/>
@@ -28395,7 +28505,7 @@
       <w:pPr>
         <w:pStyle w:val="Heading2"/>
       </w:pPr>
-      <w:bookmarkStart w:id="24" w:name="_Toc229131146"/>
+      <w:bookmarkStart w:id="24" w:name="_Toc229292746"/>
       <w:r>
         <w:rPr>
           <w:highlight w:val="lightGray"/>
@@ -28500,7 +28610,7 @@
       <w:pPr>
         <w:pStyle w:val="Heading3"/>
       </w:pPr>
-      <w:bookmarkStart w:id="25" w:name="_Toc229131147"/>
+      <w:bookmarkStart w:id="25" w:name="_Toc229292747"/>
       <w:r>
         <w:t>Properties:</w:t>
       </w:r>
@@ -28706,7 +28816,7 @@
       <w:pPr>
         <w:pStyle w:val="Heading3"/>
       </w:pPr>
-      <w:bookmarkStart w:id="26" w:name="_Toc229131148"/>
+      <w:bookmarkStart w:id="26" w:name="_Toc229292748"/>
       <w:r>
         <w:t>Associations:</w:t>
       </w:r>
@@ -28892,7 +29002,7 @@
       <w:pPr>
         <w:pStyle w:val="Heading2"/>
       </w:pPr>
-      <w:bookmarkStart w:id="27" w:name="_Toc229131149"/>
+      <w:bookmarkStart w:id="27" w:name="_Toc229292749"/>
       <w:r>
         <w:t>Descriptor</w:t>
       </w:r>
@@ -29242,7 +29352,7 @@
       <w:pPr>
         <w:pStyle w:val="Heading3"/>
       </w:pPr>
-      <w:bookmarkStart w:id="28" w:name="_Toc229131150"/>
+      <w:bookmarkStart w:id="28" w:name="_Toc229292750"/>
       <w:r>
         <w:t>Properties:</w:t>
       </w:r>
@@ -29272,7 +29382,7 @@
       <w:pPr>
         <w:pStyle w:val="Heading3"/>
       </w:pPr>
-      <w:bookmarkStart w:id="29" w:name="_Toc229131151"/>
+      <w:bookmarkStart w:id="29" w:name="_Toc229292751"/>
       <w:r>
         <w:t>Associations:</w:t>
       </w:r>
@@ -29301,7 +29411,7 @@
       <w:pPr>
         <w:pStyle w:val="Heading2"/>
       </w:pPr>
-      <w:bookmarkStart w:id="30" w:name="_Toc229131152"/>
+      <w:bookmarkStart w:id="30" w:name="_Toc229292752"/>
       <w:r>
         <w:rPr>
           <w:highlight w:val="lightGray"/>
@@ -29489,7 +29599,7 @@
       <w:pPr>
         <w:pStyle w:val="Heading3"/>
       </w:pPr>
-      <w:bookmarkStart w:id="31" w:name="_Toc229131153"/>
+      <w:bookmarkStart w:id="31" w:name="_Toc229292753"/>
       <w:r>
         <w:t>Properties:</w:t>
       </w:r>
@@ -29729,7 +29839,7 @@
       <w:pPr>
         <w:pStyle w:val="Heading3"/>
       </w:pPr>
-      <w:bookmarkStart w:id="32" w:name="_Toc229131154"/>
+      <w:bookmarkStart w:id="32" w:name="_Toc229292754"/>
       <w:r>
         <w:t>Associations:</w:t>
       </w:r>
@@ -29914,527 +30024,481 @@
           <w:highlight w:val="green"/>
         </w:rPr>
       </w:pPr>
-      <w:bookmarkStart w:id="34" w:name="_Toc229131155"/>
+      <w:bookmarkStart w:id="34" w:name="_Toc229292755"/>
       <w:r>
         <w:rPr>
           <w:highlight w:val="green"/>
         </w:rPr>
         <w:t>Descriptor value domain</w:t>
-      </w:r>
-    </w:p>
-    <w:p>
-      <w:pPr>
-        <w:rPr>
-          <w:highlight w:val="green"/>
-        </w:rPr>
-      </w:pPr>
-      <w:r>
-        <w:rPr>
-          <w:highlight w:val="green"/>
-        </w:rPr>
-        <w:t>Descriptor values are strings that have to map to instanceVariables</w:t>
-      </w:r>
-      <w:r>
-        <w:rPr>
-          <w:highlight w:val="green"/>
-        </w:rPr>
-        <w:t xml:space="preserve"> to specify the semantics of what is reported in a long dataset. A descriptor value domain should be something like a logical record—</w:t>
-      </w:r>
-      <w:r>
-        <w:rPr>
-          <w:highlight w:val="green"/>
-        </w:rPr>
-        <w:t xml:space="preserve">dictionary of </w:t>
-      </w:r>
-      <w:r>
-        <w:rPr>
-          <w:highlight w:val="green"/>
-        </w:rPr>
-        <w:t xml:space="preserve">instanceVariables </w:t>
-      </w:r>
-      <w:r>
-        <w:rPr>
-          <w:highlight w:val="green"/>
-        </w:rPr>
-        <w:t xml:space="preserve">keyed on the </w:t>
-      </w:r>
-      <w:r>
-        <w:rPr>
-          <w:highlight w:val="green"/>
-        </w:rPr>
-        <w:t xml:space="preserve"> string that show up in the DescriptorVariable value</w:t>
-      </w:r>
-      <w:r>
-        <w:rPr>
-          <w:highlight w:val="green"/>
-        </w:rPr>
-        <w:t xml:space="preserve">. </w:t>
-      </w:r>
-    </w:p>
-    <w:p>
-      <w:pPr>
-        <w:rPr>
-          <w:highlight w:val="green"/>
-        </w:rPr>
-      </w:pPr>
-      <w:r>
-        <w:rPr>
-          <w:highlight w:val="green"/>
-        </w:rPr>
-        <w:t xml:space="preserve">From </w:t>
-      </w:r>
-      <w:r>
-        <w:rPr>
-          <w:highlight w:val="green"/>
-        </w:rPr>
-        <w:fldChar w:fldCharType="begin"/>
-      </w:r>
-      <w:r>
-        <w:rPr>
-          <w:highlight w:val="green"/>
-        </w:rPr>
-        <w:instrText xml:space="preserve"> REF _Ref229236466 \h </w:instrText>
-      </w:r>
-      <w:r>
-        <w:rPr>
-          <w:highlight w:val="green"/>
-        </w:rPr>
-      </w:r>
-      <w:r>
-        <w:rPr>
-          <w:highlight w:val="green"/>
-        </w:rPr>
-        <w:instrText xml:space="preserve"> \* MERGEFORMAT </w:instrText>
-      </w:r>
-      <w:r>
-        <w:rPr>
-          <w:highlight w:val="green"/>
-        </w:rPr>
-        <w:fldChar w:fldCharType="separate"/>
-      </w:r>
-      <w:r>
-        <w:rPr>
-          <w:highlight w:val="green"/>
-        </w:rPr>
-        <w:t xml:space="preserve">Figure </w:t>
-      </w:r>
-      <w:r>
-        <w:rPr>
-          <w:noProof/>
-          <w:highlight w:val="green"/>
-        </w:rPr>
-        <w:t>2</w:t>
-      </w:r>
-      <w:r>
-        <w:rPr>
-          <w:highlight w:val="green"/>
-        </w:rPr>
-        <w:t>. Long Data Example</w:t>
-      </w:r>
-      <w:r>
-        <w:rPr>
-          <w:highlight w:val="green"/>
-        </w:rPr>
-        <w:fldChar w:fldCharType="end"/>
-      </w:r>
-      <w:r>
-        <w:rPr>
-          <w:highlight w:val="green"/>
-        </w:rPr>
-        <w:t>, the descriptor domain wuld be something like:</w:t>
-      </w:r>
-    </w:p>
-    <w:p>
-      <w:pPr>
-        <w:rPr>
-          <w:highlight w:val="green"/>
-        </w:rPr>
-      </w:pPr>
-      <w:r>
-        <w:rPr>
-          <w:highlight w:val="green"/>
-        </w:rPr>
-        <w:t>{</w:t>
-      </w:r>
-    </w:p>
-    <w:p>
-      <w:pPr>
-        <w:rPr>
-          <w:highlight w:val="green"/>
-        </w:rPr>
-      </w:pPr>
-      <w:r>
-        <w:rPr>
-          <w:highlight w:val="green"/>
-        </w:rPr>
-        <w:t>“@type”:”cdi:DescriptorValueDomain”,</w:t>
-      </w:r>
-    </w:p>
-    <w:p>
-      <w:pPr>
-        <w:rPr>
-          <w:highlight w:val="green"/>
-        </w:rPr>
-      </w:pPr>
-      <w:r>
-        <w:rPr>
-          <w:highlight w:val="green"/>
-        </w:rPr>
-        <w:t>“@id”:”https:example.org/domains/246”,</w:t>
-      </w:r>
-    </w:p>
-    <w:p>
-      <w:pPr>
-        <w:rPr>
-          <w:highlight w:val="green"/>
-        </w:rPr>
-      </w:pPr>
-      <w:r>
-        <w:rPr>
-          <w:highlight w:val="green"/>
-        </w:rPr>
-        <w:t>“items”:</w:t>
-      </w:r>
-      <w:r>
-        <w:rPr>
-          <w:highlight w:val="green"/>
-        </w:rPr>
-        <w:t>[</w:t>
-      </w:r>
-    </w:p>
-    <w:p>
-      <w:pPr>
-        <w:rPr>
-          <w:highlight w:val="green"/>
-        </w:rPr>
-      </w:pPr>
-      <w:r>
-        <w:rPr>
-          <w:highlight w:val="green"/>
-        </w:rPr>
-        <w:tab/>
-        <w:t>{“@type”:</w:t>
-      </w:r>
-      <w:r>
-        <w:rPr>
-          <w:highlight w:val="green"/>
-        </w:rPr>
-        <w:t>”cdif:DescriptorItem”,</w:t>
-      </w:r>
-    </w:p>
-    <w:p>
-      <w:pPr>
-        <w:ind w:left="1440"/>
-        <w:rPr>
-          <w:highlight w:val="green"/>
-        </w:rPr>
-      </w:pPr>
-      <w:r>
-        <w:rPr>
-          <w:highlight w:val="green"/>
-        </w:rPr>
-        <w:t>“displayLabel”:”</w:t>
-      </w:r>
-      <w:r>
-        <w:rPr>
-          <w:highlight w:val="green"/>
-        </w:rPr>
-        <w:t>Pulse</w:t>
-      </w:r>
-      <w:r>
-        <w:rPr>
-          <w:highlight w:val="green"/>
-        </w:rPr>
-        <w:t>”,</w:t>
-      </w:r>
-    </w:p>
-    <w:p>
-      <w:pPr>
-        <w:ind w:left="1440"/>
-        <w:rPr>
-          <w:highlight w:val="green"/>
-        </w:rPr>
-      </w:pPr>
-      <w:r>
-        <w:rPr>
-          <w:highlight w:val="green"/>
-        </w:rPr>
-        <w:t>“</w:t>
-      </w:r>
-      <w:r>
-        <w:rPr>
-          <w:highlight w:val="green"/>
-        </w:rPr>
-        <w:t>hasVariable”:{“@id”:”#/pulseInstanceVariable’</w:t>
-      </w:r>
-      <w:r>
-        <w:rPr>
-          <w:highlight w:val="green"/>
-        </w:rPr>
-        <w:t>}</w:t>
-      </w:r>
-    </w:p>
-    <w:p>
-      <w:pPr>
-        <w:ind w:left="720"/>
-        <w:rPr>
-          <w:highlight w:val="green"/>
-        </w:rPr>
-      </w:pPr>
-      <w:r>
-        <w:rPr>
-          <w:highlight w:val="green"/>
-        </w:rPr>
-        <w:t>}</w:t>
-      </w:r>
-      <w:r>
-        <w:rPr>
-          <w:highlight w:val="green"/>
-        </w:rPr>
-        <w:t>,</w:t>
-      </w:r>
-    </w:p>
-    <w:p>
-      <w:pPr>
-        <w:ind w:firstLine="720"/>
-        <w:rPr>
-          <w:highlight w:val="green"/>
-        </w:rPr>
-      </w:pPr>
-      <w:r>
-        <w:rPr>
-          <w:highlight w:val="green"/>
-        </w:rPr>
-        <w:t>{“@type”:”cdif:DescriptorItem”,</w:t>
-      </w:r>
-    </w:p>
-    <w:p>
-      <w:pPr>
-        <w:ind w:left="1440"/>
-        <w:rPr>
-          <w:highlight w:val="green"/>
-        </w:rPr>
-      </w:pPr>
-      <w:r>
-        <w:rPr>
-          <w:highlight w:val="green"/>
-        </w:rPr>
-        <w:t>“displayLabel”:”</w:t>
-      </w:r>
-      <w:r>
-        <w:rPr>
-          <w:highlight w:val="green"/>
-        </w:rPr>
-        <w:t>Temp</w:t>
-      </w:r>
-      <w:r>
-        <w:rPr>
-          <w:highlight w:val="green"/>
-        </w:rPr>
-        <w:t>”,</w:t>
-      </w:r>
-    </w:p>
-    <w:p>
-      <w:pPr>
-        <w:ind w:left="1440"/>
-        <w:rPr>
-          <w:highlight w:val="green"/>
-        </w:rPr>
-      </w:pPr>
-      <w:r>
-        <w:rPr>
-          <w:highlight w:val="green"/>
-        </w:rPr>
-        <w:t>“hasVariable”:{“@id”:”#/</w:t>
-      </w:r>
-      <w:r>
-        <w:rPr>
-          <w:highlight w:val="green"/>
-        </w:rPr>
-        <w:t>temp</w:t>
-      </w:r>
-      <w:r>
-        <w:rPr>
-          <w:highlight w:val="green"/>
-        </w:rPr>
-        <w:t>InstanceVariable’}</w:t>
-      </w:r>
-    </w:p>
-    <w:p>
-      <w:pPr>
-        <w:ind w:left="720"/>
-        <w:rPr>
-          <w:highlight w:val="green"/>
-        </w:rPr>
-      </w:pPr>
-      <w:r>
-        <w:rPr>
-          <w:highlight w:val="green"/>
-        </w:rPr>
-        <w:t>},</w:t>
-      </w:r>
-    </w:p>
-    <w:p>
-      <w:pPr>
-        <w:ind w:firstLine="720"/>
-        <w:rPr>
-          <w:highlight w:val="green"/>
-        </w:rPr>
-      </w:pPr>
-      <w:r>
-        <w:rPr>
-          <w:highlight w:val="green"/>
-        </w:rPr>
-        <w:t>{“@type”:”cdif:DescriptorItem”,</w:t>
-      </w:r>
-    </w:p>
-    <w:p>
-      <w:pPr>
-        <w:ind w:left="1440"/>
-        <w:rPr>
-          <w:highlight w:val="green"/>
-        </w:rPr>
-      </w:pPr>
-      <w:r>
-        <w:rPr>
-          <w:highlight w:val="green"/>
-        </w:rPr>
-        <w:t>“displayLabel”:”</w:t>
-      </w:r>
-      <w:r>
-        <w:rPr>
-          <w:highlight w:val="green"/>
-        </w:rPr>
-        <w:t>Weight</w:t>
-      </w:r>
-      <w:r>
-        <w:rPr>
-          <w:highlight w:val="green"/>
-        </w:rPr>
-        <w:t>”,</w:t>
-      </w:r>
-    </w:p>
-    <w:p>
-      <w:pPr>
-        <w:ind w:left="1440"/>
-        <w:rPr>
-          <w:highlight w:val="green"/>
-        </w:rPr>
-      </w:pPr>
-      <w:r>
-        <w:rPr>
-          <w:highlight w:val="green"/>
-        </w:rPr>
-        <w:t>“hasVariable”:{“@id”:”#/</w:t>
-      </w:r>
-      <w:r>
-        <w:rPr>
-          <w:highlight w:val="green"/>
-        </w:rPr>
-        <w:t>weight</w:t>
-      </w:r>
-      <w:r>
-        <w:rPr>
-          <w:highlight w:val="green"/>
-        </w:rPr>
-        <w:t>InstanceVariable’}</w:t>
-      </w:r>
-    </w:p>
-    <w:p>
-      <w:pPr>
-        <w:ind w:left="720"/>
-        <w:rPr>
-          <w:highlight w:val="green"/>
-        </w:rPr>
-      </w:pPr>
-      <w:r>
-        <w:rPr>
-          <w:highlight w:val="green"/>
-        </w:rPr>
-        <w:t>},</w:t>
-      </w:r>
-    </w:p>
-    <w:p>
-      <w:pPr>
-        <w:rPr>
-          <w:highlight w:val="green"/>
-        </w:rPr>
-      </w:pPr>
-      <w:r>
-        <w:rPr>
-          <w:highlight w:val="green"/>
-        </w:rPr>
-        <w:t>]</w:t>
-      </w:r>
-    </w:p>
-    <w:p>
-      <w:pPr>
-        <w:rPr>
-          <w:highlight w:val="green"/>
-        </w:rPr>
-      </w:pPr>
-      <w:r>
-        <w:rPr>
-          <w:highlight w:val="green"/>
-        </w:rPr>
-        <w:t>}</w:t>
-      </w:r>
-    </w:p>
-    <w:p>
-      <w:r>
-        <w:rPr>
-          <w:highlight w:val="green"/>
-        </w:rPr>
-        <w:t>And the corresponding instance variables would define the substantive and sentinel value domains.</w:t>
-      </w:r>
-      <w:r>
-        <w:t xml:space="preserve"> </w:t>
-      </w:r>
-    </w:p>
-    <w:p>
-      <w:pPr>
-        <w:pStyle w:val="Heading2"/>
-        <w:rPr>
-          <w:highlight w:val="lightGray"/>
-        </w:rPr>
-      </w:pPr>
-    </w:p>
-    <w:p>
-      <w:pPr>
-        <w:pStyle w:val="Heading2"/>
-        <w:rPr>
-          <w:highlight w:val="lightGray"/>
-        </w:rPr>
-      </w:pPr>
-    </w:p>
-    <w:p>
-      <w:pPr>
-        <w:pStyle w:val="Heading2"/>
-      </w:pPr>
-      <w:r>
-        <w:rPr>
-          <w:highlight w:val="lightGray"/>
-        </w:rPr>
-        <w:t>Dimension</w:t>
-      </w:r>
-      <w:r>
-        <w:rPr>
-          <w:spacing w:val="-8"/>
-          <w:highlight w:val="lightGray"/>
-        </w:rPr>
-        <w:t xml:space="preserve"> </w:t>
-      </w:r>
-      <w:r>
-        <w:rPr>
-          <w:spacing w:val="-2"/>
-          <w:highlight w:val="lightGray"/>
-        </w:rPr>
-        <w:t>Component</w:t>
       </w:r>
       <w:bookmarkEnd w:id="34"/>
     </w:p>
     <w:p>
       <w:pPr>
+        <w:rPr>
+          <w:highlight w:val="green"/>
+        </w:rPr>
+      </w:pPr>
+      <w:r>
+        <w:rPr>
+          <w:highlight w:val="green"/>
+        </w:rPr>
+        <w:t>Descriptor values are strings that have to map to instanceVariables</w:t>
+      </w:r>
+      <w:r>
+        <w:rPr>
+          <w:highlight w:val="green"/>
+        </w:rPr>
+        <w:t xml:space="preserve"> to specify the semantics of what is reported in a long dataset. A descriptor value domain should be something like a logical record—</w:t>
+      </w:r>
+      <w:r>
+        <w:rPr>
+          <w:highlight w:val="green"/>
+        </w:rPr>
+        <w:t xml:space="preserve">dictionary of </w:t>
+      </w:r>
+      <w:r>
+        <w:rPr>
+          <w:highlight w:val="green"/>
+        </w:rPr>
+        <w:t xml:space="preserve">instanceVariables </w:t>
+      </w:r>
+      <w:r>
+        <w:rPr>
+          <w:highlight w:val="green"/>
+        </w:rPr>
+        <w:t xml:space="preserve">keyed on the </w:t>
+      </w:r>
+      <w:r>
+        <w:rPr>
+          <w:highlight w:val="green"/>
+        </w:rPr>
+        <w:t xml:space="preserve"> string that show up in the DescriptorVariable value</w:t>
+      </w:r>
+      <w:r>
+        <w:rPr>
+          <w:highlight w:val="green"/>
+        </w:rPr>
+        <w:t xml:space="preserve">. </w:t>
+      </w:r>
+    </w:p>
+    <w:p>
+      <w:pPr>
+        <w:rPr>
+          <w:highlight w:val="green"/>
+        </w:rPr>
+      </w:pPr>
+      <w:r>
+        <w:rPr>
+          <w:highlight w:val="green"/>
+        </w:rPr>
+        <w:t xml:space="preserve">From </w:t>
+      </w:r>
+      <w:r>
+        <w:rPr>
+          <w:highlight w:val="green"/>
+        </w:rPr>
+        <w:fldChar w:fldCharType="begin"/>
+      </w:r>
+      <w:r>
+        <w:rPr>
+          <w:highlight w:val="green"/>
+        </w:rPr>
+        <w:instrText xml:space="preserve"> REF _Ref229236466 \h </w:instrText>
+      </w:r>
+      <w:r>
+        <w:rPr>
+          <w:highlight w:val="green"/>
+        </w:rPr>
+        <w:instrText xml:space="preserve"> \* MERGEFORMAT </w:instrText>
+      </w:r>
+      <w:r>
+        <w:rPr>
+          <w:highlight w:val="green"/>
+        </w:rPr>
+      </w:r>
+      <w:r>
+        <w:rPr>
+          <w:highlight w:val="green"/>
+        </w:rPr>
+        <w:fldChar w:fldCharType="separate"/>
+      </w:r>
+      <w:r>
+        <w:rPr>
+          <w:highlight w:val="green"/>
+        </w:rPr>
+        <w:t xml:space="preserve">Figure </w:t>
+      </w:r>
+      <w:r>
+        <w:rPr>
+          <w:noProof/>
+          <w:highlight w:val="green"/>
+        </w:rPr>
+        <w:t>2</w:t>
+      </w:r>
+      <w:r>
+        <w:rPr>
+          <w:highlight w:val="green"/>
+        </w:rPr>
+        <w:t>. Long Data Example</w:t>
+      </w:r>
+      <w:r>
+        <w:rPr>
+          <w:highlight w:val="green"/>
+        </w:rPr>
+        <w:fldChar w:fldCharType="end"/>
+      </w:r>
+      <w:r>
+        <w:rPr>
+          <w:highlight w:val="green"/>
+        </w:rPr>
+        <w:t>, the descriptor domain wuld be something like:</w:t>
+      </w:r>
+    </w:p>
+    <w:p>
+      <w:pPr>
+        <w:rPr>
+          <w:highlight w:val="green"/>
+        </w:rPr>
+      </w:pPr>
+      <w:r>
+        <w:rPr>
+          <w:highlight w:val="green"/>
+        </w:rPr>
+        <w:t>{</w:t>
+      </w:r>
+    </w:p>
+    <w:p>
+      <w:pPr>
+        <w:rPr>
+          <w:highlight w:val="green"/>
+        </w:rPr>
+      </w:pPr>
+      <w:r>
+        <w:rPr>
+          <w:highlight w:val="green"/>
+        </w:rPr>
+        <w:t>“@type”:”cdi:DescriptorValueDomain”,</w:t>
+      </w:r>
+    </w:p>
+    <w:p>
+      <w:pPr>
+        <w:rPr>
+          <w:highlight w:val="green"/>
+        </w:rPr>
+      </w:pPr>
+      <w:r>
+        <w:rPr>
+          <w:highlight w:val="green"/>
+        </w:rPr>
+        <w:t>“@id”:”https:example.org/domains/246”,</w:t>
+      </w:r>
+    </w:p>
+    <w:p>
+      <w:pPr>
+        <w:rPr>
+          <w:highlight w:val="green"/>
+        </w:rPr>
+      </w:pPr>
+      <w:r>
+        <w:rPr>
+          <w:highlight w:val="green"/>
+        </w:rPr>
+        <w:t>“items”:</w:t>
+      </w:r>
+      <w:r>
+        <w:rPr>
+          <w:highlight w:val="green"/>
+        </w:rPr>
+        <w:t>[</w:t>
+      </w:r>
+    </w:p>
+    <w:p>
+      <w:pPr>
+        <w:rPr>
+          <w:highlight w:val="green"/>
+        </w:rPr>
+      </w:pPr>
+      <w:r>
+        <w:rPr>
+          <w:highlight w:val="green"/>
+        </w:rPr>
+        <w:tab/>
+        <w:t>{“@type”:</w:t>
+      </w:r>
+      <w:r>
+        <w:rPr>
+          <w:highlight w:val="green"/>
+        </w:rPr>
+        <w:t>”cdif:DescriptorItem”,</w:t>
+      </w:r>
+    </w:p>
+    <w:p>
+      <w:pPr>
+        <w:ind w:left="1440"/>
+        <w:rPr>
+          <w:highlight w:val="green"/>
+        </w:rPr>
+      </w:pPr>
+      <w:r>
+        <w:rPr>
+          <w:highlight w:val="green"/>
+        </w:rPr>
+        <w:t>“displayLabel”:”</w:t>
+      </w:r>
+      <w:r>
+        <w:rPr>
+          <w:highlight w:val="green"/>
+        </w:rPr>
+        <w:t>Pulse</w:t>
+      </w:r>
+      <w:r>
+        <w:rPr>
+          <w:highlight w:val="green"/>
+        </w:rPr>
+        <w:t>”,</w:t>
+      </w:r>
+    </w:p>
+    <w:p>
+      <w:pPr>
+        <w:ind w:left="1440"/>
+        <w:rPr>
+          <w:highlight w:val="green"/>
+        </w:rPr>
+      </w:pPr>
+      <w:r>
+        <w:rPr>
+          <w:highlight w:val="green"/>
+        </w:rPr>
+        <w:t>“</w:t>
+      </w:r>
+      <w:r>
+        <w:rPr>
+          <w:highlight w:val="green"/>
+        </w:rPr>
+        <w:t>hasVariable”:{“@id”:”#/pulseInstanceVariable’</w:t>
+      </w:r>
+      <w:r>
+        <w:rPr>
+          <w:highlight w:val="green"/>
+        </w:rPr>
+        <w:t>}</w:t>
+      </w:r>
+    </w:p>
+    <w:p>
+      <w:pPr>
+        <w:ind w:left="720"/>
+        <w:rPr>
+          <w:highlight w:val="green"/>
+        </w:rPr>
+      </w:pPr>
+      <w:r>
+        <w:rPr>
+          <w:highlight w:val="green"/>
+        </w:rPr>
+        <w:t>}</w:t>
+      </w:r>
+      <w:r>
+        <w:rPr>
+          <w:highlight w:val="green"/>
+        </w:rPr>
+        <w:t>,</w:t>
+      </w:r>
+    </w:p>
+    <w:p>
+      <w:pPr>
+        <w:ind w:firstLine="720"/>
+        <w:rPr>
+          <w:highlight w:val="green"/>
+        </w:rPr>
+      </w:pPr>
+      <w:r>
+        <w:rPr>
+          <w:highlight w:val="green"/>
+        </w:rPr>
+        <w:t>{“@type”:”cdif:DescriptorItem”,</w:t>
+      </w:r>
+    </w:p>
+    <w:p>
+      <w:pPr>
+        <w:ind w:left="1440"/>
+        <w:rPr>
+          <w:highlight w:val="green"/>
+        </w:rPr>
+      </w:pPr>
+      <w:r>
+        <w:rPr>
+          <w:highlight w:val="green"/>
+        </w:rPr>
+        <w:t>“displayLabel”:”Temp”,</w:t>
+      </w:r>
+    </w:p>
+    <w:p>
+      <w:pPr>
+        <w:ind w:left="1440"/>
+        <w:rPr>
+          <w:highlight w:val="green"/>
+        </w:rPr>
+      </w:pPr>
+      <w:r>
+        <w:rPr>
+          <w:highlight w:val="green"/>
+        </w:rPr>
+        <w:t>“hasVariable”:{“@id”:”#/tempInstanceVariable’}</w:t>
+      </w:r>
+    </w:p>
+    <w:p>
+      <w:pPr>
+        <w:ind w:left="720"/>
+        <w:rPr>
+          <w:highlight w:val="green"/>
+        </w:rPr>
+      </w:pPr>
+      <w:r>
+        <w:rPr>
+          <w:highlight w:val="green"/>
+        </w:rPr>
+        <w:t>},</w:t>
+      </w:r>
+    </w:p>
+    <w:p>
+      <w:pPr>
+        <w:ind w:firstLine="720"/>
+        <w:rPr>
+          <w:highlight w:val="green"/>
+        </w:rPr>
+      </w:pPr>
+      <w:r>
+        <w:rPr>
+          <w:highlight w:val="green"/>
+        </w:rPr>
+        <w:t>{“@type”:”cdif:DescriptorItem”,</w:t>
+      </w:r>
+    </w:p>
+    <w:p>
+      <w:pPr>
+        <w:ind w:left="1440"/>
+        <w:rPr>
+          <w:highlight w:val="green"/>
+        </w:rPr>
+      </w:pPr>
+      <w:r>
+        <w:rPr>
+          <w:highlight w:val="green"/>
+        </w:rPr>
+        <w:t>“displayLabel”:”Weight”,</w:t>
+      </w:r>
+    </w:p>
+    <w:p>
+      <w:pPr>
+        <w:ind w:left="1440"/>
+        <w:rPr>
+          <w:highlight w:val="green"/>
+        </w:rPr>
+      </w:pPr>
+      <w:r>
+        <w:rPr>
+          <w:highlight w:val="green"/>
+        </w:rPr>
+        <w:t>“hasVariable”:{“@id”:”#/weightInstanceVariable’}</w:t>
+      </w:r>
+    </w:p>
+    <w:p>
+      <w:pPr>
+        <w:ind w:left="720"/>
+        <w:rPr>
+          <w:highlight w:val="green"/>
+        </w:rPr>
+      </w:pPr>
+      <w:r>
+        <w:rPr>
+          <w:highlight w:val="green"/>
+        </w:rPr>
+        <w:t>},</w:t>
+      </w:r>
+    </w:p>
+    <w:p>
+      <w:pPr>
+        <w:rPr>
+          <w:highlight w:val="green"/>
+        </w:rPr>
+      </w:pPr>
+      <w:r>
+        <w:rPr>
+          <w:highlight w:val="green"/>
+        </w:rPr>
+        <w:t>]</w:t>
+      </w:r>
+    </w:p>
+    <w:p>
+      <w:pPr>
+        <w:rPr>
+          <w:highlight w:val="green"/>
+        </w:rPr>
+      </w:pPr>
+      <w:r>
+        <w:rPr>
+          <w:highlight w:val="green"/>
+        </w:rPr>
+        <w:t>}</w:t>
+      </w:r>
+    </w:p>
+    <w:p>
+      <w:r>
+        <w:rPr>
+          <w:highlight w:val="green"/>
+        </w:rPr>
+        <w:t>And the corresponding instance variables would define the substantive and sentinel value domains.</w:t>
+      </w:r>
+      <w:r>
+        <w:t xml:space="preserve"> </w:t>
+      </w:r>
+    </w:p>
+    <w:p>
+      <w:pPr>
+        <w:pStyle w:val="Heading2"/>
+        <w:rPr>
+          <w:highlight w:val="lightGray"/>
+        </w:rPr>
+      </w:pPr>
+    </w:p>
+    <w:p>
+      <w:pPr>
+        <w:pStyle w:val="Heading2"/>
+        <w:rPr>
+          <w:highlight w:val="lightGray"/>
+        </w:rPr>
+      </w:pPr>
+    </w:p>
+    <w:p>
+      <w:pPr>
+        <w:pStyle w:val="Heading2"/>
+      </w:pPr>
+      <w:bookmarkStart w:id="35" w:name="_Toc229292756"/>
+      <w:r>
+        <w:rPr>
+          <w:highlight w:val="lightGray"/>
+        </w:rPr>
+        <w:t>Dimension</w:t>
+      </w:r>
+      <w:r>
+        <w:rPr>
+          <w:spacing w:val="-8"/>
+          <w:highlight w:val="lightGray"/>
+        </w:rPr>
+        <w:t xml:space="preserve"> </w:t>
+      </w:r>
+      <w:r>
+        <w:rPr>
+          <w:spacing w:val="-2"/>
+          <w:highlight w:val="lightGray"/>
+        </w:rPr>
+        <w:t>Component</w:t>
+      </w:r>
+      <w:bookmarkEnd w:id="35"/>
+    </w:p>
+    <w:p>
+      <w:pPr>
         <w:pStyle w:val="BodyText"/>
       </w:pPr>
       <w:r>
@@ -30737,11 +30801,11 @@
       <w:pPr>
         <w:pStyle w:val="Heading3"/>
       </w:pPr>
-      <w:bookmarkStart w:id="35" w:name="_Toc229131156"/>
+      <w:bookmarkStart w:id="36" w:name="_Toc229292757"/>
       <w:r>
         <w:t>Properties:</w:t>
       </w:r>
-      <w:bookmarkEnd w:id="35"/>
+      <w:bookmarkEnd w:id="36"/>
     </w:p>
     <w:p>
       <w:pPr>
@@ -30766,11 +30830,11 @@
       <w:pPr>
         <w:pStyle w:val="Heading3"/>
       </w:pPr>
-      <w:bookmarkStart w:id="36" w:name="_Toc229131157"/>
+      <w:bookmarkStart w:id="37" w:name="_Toc229292758"/>
       <w:r>
         <w:t>Associations:</w:t>
       </w:r>
-      <w:bookmarkEnd w:id="36"/>
+      <w:bookmarkEnd w:id="37"/>
     </w:p>
     <w:p>
       <w:pPr>
@@ -30954,7 +31018,7 @@
       <w:pPr>
         <w:pStyle w:val="Heading2"/>
       </w:pPr>
-      <w:bookmarkStart w:id="37" w:name="_Toc229131158"/>
+      <w:bookmarkStart w:id="38" w:name="_Toc229292759"/>
       <w:r>
         <w:rPr>
           <w:highlight w:val="lightGray"/>
@@ -30988,7 +31052,7 @@
         </w:rPr>
         <w:t>Set</w:t>
       </w:r>
-      <w:bookmarkEnd w:id="37"/>
+      <w:bookmarkEnd w:id="38"/>
     </w:p>
     <w:p>
       <w:pPr>
@@ -31323,11 +31387,11 @@
       <w:pPr>
         <w:pStyle w:val="Heading3"/>
       </w:pPr>
-      <w:bookmarkStart w:id="38" w:name="_Toc229131159"/>
+      <w:bookmarkStart w:id="39" w:name="_Toc229292760"/>
       <w:r>
         <w:t>Properties:</w:t>
       </w:r>
-      <w:bookmarkEnd w:id="38"/>
+      <w:bookmarkEnd w:id="39"/>
     </w:p>
     <w:p>
       <w:pPr>
@@ -31584,7 +31648,7 @@
         </w:tabs>
         <w:spacing w:before="241"/>
       </w:pPr>
-      <w:commentRangeStart w:id="39"/>
+      <w:commentRangeStart w:id="40"/>
       <w:r>
         <w:rPr>
           <w:i/>
@@ -31737,25 +31801,25 @@
         </w:rPr>
         <w:t>set.</w:t>
       </w:r>
-      <w:commentRangeEnd w:id="39"/>
+      <w:commentRangeEnd w:id="40"/>
       <w:r>
         <w:rPr>
           <w:rStyle w:val="CommentReference"/>
           <w:sz w:val="22"/>
           <w:szCs w:val="22"/>
         </w:rPr>
-        <w:commentReference w:id="39"/>
+        <w:commentReference w:id="40"/>
       </w:r>
     </w:p>
     <w:p>
       <w:pPr>
         <w:pStyle w:val="Heading3"/>
       </w:pPr>
-      <w:bookmarkStart w:id="40" w:name="_Toc229131160"/>
+      <w:bookmarkStart w:id="41" w:name="_Toc229292761"/>
       <w:r>
         <w:t>Associations:</w:t>
       </w:r>
-      <w:bookmarkEnd w:id="40"/>
+      <w:bookmarkEnd w:id="41"/>
     </w:p>
     <w:p>
       <w:pPr>
@@ -31900,7 +31964,7 @@
       <w:pPr>
         <w:pStyle w:val="Heading2"/>
       </w:pPr>
-      <w:bookmarkStart w:id="41" w:name="_Toc229131161"/>
+      <w:bookmarkStart w:id="42" w:name="_Toc229292762"/>
       <w:r>
         <w:rPr>
           <w:highlight w:val="lightGray"/>
@@ -31934,7 +31998,7 @@
         </w:rPr>
         <w:t>Structure</w:t>
       </w:r>
-      <w:bookmarkEnd w:id="41"/>
+      <w:bookmarkEnd w:id="42"/>
     </w:p>
     <w:p>
       <w:pPr>
@@ -32098,11 +32162,11 @@
       <w:pPr>
         <w:pStyle w:val="Heading3"/>
       </w:pPr>
-      <w:bookmarkStart w:id="42" w:name="_Toc229131162"/>
+      <w:bookmarkStart w:id="43" w:name="_Toc229292763"/>
       <w:r>
         <w:t>Properties:</w:t>
       </w:r>
-      <w:bookmarkEnd w:id="42"/>
+      <w:bookmarkEnd w:id="43"/>
     </w:p>
     <w:p>
       <w:pPr>
@@ -32127,11 +32191,11 @@
       <w:pPr>
         <w:pStyle w:val="Heading3"/>
       </w:pPr>
-      <w:bookmarkStart w:id="43" w:name="_Toc229131163"/>
+      <w:bookmarkStart w:id="44" w:name="_Toc229292764"/>
       <w:r>
         <w:t>Associations:</w:t>
       </w:r>
-      <w:bookmarkEnd w:id="43"/>
+      <w:bookmarkEnd w:id="44"/>
     </w:p>
     <w:p>
       <w:pPr>
@@ -32146,7 +32210,7 @@
         <w:spacing w:before="240" w:line="276" w:lineRule="auto"/>
         <w:ind w:right="956"/>
       </w:pPr>
-      <w:commentRangeStart w:id="44"/>
+      <w:commentRangeStart w:id="45"/>
       <w:r>
         <w:rPr>
           <w:i/>
@@ -32188,7 +32252,7 @@
         </w:rPr>
         <w:t xml:space="preserve"> </w:t>
       </w:r>
-      <w:commentRangeEnd w:id="44"/>
+      <w:commentRangeEnd w:id="45"/>
       <w:r>
         <w:rPr>
           <w:rStyle w:val="CommentReference"/>
@@ -32196,7 +32260,7 @@
           <w:sz w:val="22"/>
           <w:szCs w:val="22"/>
         </w:rPr>
-        <w:commentReference w:id="44"/>
+        <w:commentReference w:id="45"/>
       </w:r>
       <w:r>
         <w:rPr>
@@ -32204,7 +32268,7 @@
         </w:rPr>
         <w:t>–</w:t>
       </w:r>
-      <w:commentRangeStart w:id="45"/>
+      <w:commentRangeStart w:id="46"/>
       <w:r>
         <w:rPr>
           <w:color w:val="1F2228"/>
@@ -32244,7 +32308,7 @@
         </w:rPr>
         <w:t>components</w:t>
       </w:r>
-      <w:commentRangeEnd w:id="45"/>
+      <w:commentRangeEnd w:id="46"/>
       <w:r>
         <w:rPr>
           <w:rStyle w:val="CommentReference"/>
@@ -32253,7 +32317,7 @@
           <w:sz w:val="22"/>
           <w:szCs w:val="22"/>
         </w:rPr>
-        <w:commentReference w:id="45"/>
+        <w:commentReference w:id="46"/>
       </w:r>
       <w:r>
         <w:rPr>
@@ -32350,8 +32414,8 @@
           <w:highlight w:val="green"/>
         </w:rPr>
       </w:pPr>
-      <w:commentRangeStart w:id="46"/>
       <w:commentRangeStart w:id="47"/>
+      <w:commentRangeStart w:id="48"/>
       <w:r>
         <w:rPr>
           <w:i/>
@@ -32384,7 +32448,7 @@
         </w:rPr>
         <w:t xml:space="preserve"> </w:t>
       </w:r>
-      <w:commentRangeEnd w:id="47"/>
+      <w:commentRangeEnd w:id="48"/>
       <w:r>
         <w:rPr>
           <w:rStyle w:val="CommentReference"/>
@@ -32393,7 +32457,7 @@
           <w:szCs w:val="22"/>
           <w:highlight w:val="green"/>
         </w:rPr>
-        <w:commentReference w:id="47"/>
+        <w:commentReference w:id="48"/>
       </w:r>
       <w:r>
         <w:rPr>
@@ -32629,7 +32693,7 @@
           <w:highlight w:val="green"/>
         </w:rPr>
       </w:pPr>
-      <w:commentRangeStart w:id="48"/>
+      <w:commentRangeStart w:id="49"/>
       <w:r>
         <w:rPr>
           <w:i/>
@@ -32677,7 +32741,7 @@
         </w:rPr>
         <w:t xml:space="preserve"> </w:t>
       </w:r>
-      <w:commentRangeEnd w:id="48"/>
+      <w:commentRangeEnd w:id="49"/>
       <w:r>
         <w:rPr>
           <w:rStyle w:val="CommentReference"/>
@@ -32686,7 +32750,7 @@
           <w:szCs w:val="22"/>
           <w:highlight w:val="green"/>
         </w:rPr>
-        <w:commentReference w:id="48"/>
+        <w:commentReference w:id="49"/>
       </w:r>
       <w:r>
         <w:rPr>
@@ -32830,7 +32894,7 @@
         </w:rPr>
         <w:t xml:space="preserve">the instances of cdi:DimensionComponent when the </w:t>
       </w:r>
-      <w:commentRangeStart w:id="49"/>
+      <w:commentRangeStart w:id="50"/>
       <w:r>
         <w:rPr>
           <w:color w:val="1F2228"/>
@@ -32838,7 +32902,7 @@
         </w:rPr>
         <w:t xml:space="preserve">Primary Key </w:t>
       </w:r>
-      <w:commentRangeEnd w:id="49"/>
+      <w:commentRangeEnd w:id="50"/>
       <w:r>
         <w:rPr>
           <w:rStyle w:val="CommentReference"/>
@@ -32847,7 +32911,7 @@
           <w:szCs w:val="22"/>
           <w:highlight w:val="green"/>
         </w:rPr>
-        <w:commentReference w:id="49"/>
+        <w:commentReference w:id="50"/>
       </w:r>
       <w:r>
         <w:rPr>
@@ -32856,7 +32920,7 @@
         </w:rPr>
         <w:t>is ordered.</w:t>
       </w:r>
-      <w:commentRangeEnd w:id="46"/>
+      <w:commentRangeEnd w:id="47"/>
       <w:r>
         <w:rPr>
           <w:rStyle w:val="CommentReference"/>
@@ -32864,7 +32928,7 @@
           <w:szCs w:val="22"/>
           <w:highlight w:val="green"/>
         </w:rPr>
-        <w:commentReference w:id="46"/>
+        <w:commentReference w:id="47"/>
       </w:r>
     </w:p>
     <w:p>
@@ -32899,7 +32963,7 @@
       <w:pPr>
         <w:pStyle w:val="Heading2"/>
       </w:pPr>
-      <w:bookmarkStart w:id="50" w:name="_Toc229131164"/>
+      <w:bookmarkStart w:id="51" w:name="_Toc229292765"/>
       <w:r>
         <w:rPr>
           <w:highlight w:val="lightGray"/>
@@ -32920,7 +32984,7 @@
         </w:rPr>
         <w:t>Component</w:t>
       </w:r>
-      <w:bookmarkEnd w:id="50"/>
+      <w:bookmarkEnd w:id="51"/>
     </w:p>
     <w:p>
       <w:pPr>
@@ -33295,11 +33359,11 @@
       <w:pPr>
         <w:pStyle w:val="Heading3"/>
       </w:pPr>
-      <w:bookmarkStart w:id="51" w:name="_Toc229131165"/>
+      <w:bookmarkStart w:id="52" w:name="_Toc229292766"/>
       <w:r>
         <w:t>Properties:</w:t>
       </w:r>
-      <w:bookmarkEnd w:id="51"/>
+      <w:bookmarkEnd w:id="52"/>
     </w:p>
     <w:p>
       <w:pPr>
@@ -33324,11 +33388,11 @@
       <w:pPr>
         <w:pStyle w:val="Heading3"/>
       </w:pPr>
-      <w:bookmarkStart w:id="52" w:name="_Toc229131166"/>
+      <w:bookmarkStart w:id="53" w:name="_Toc229292767"/>
       <w:r>
         <w:t>Associations:</w:t>
       </w:r>
-      <w:bookmarkEnd w:id="52"/>
+      <w:bookmarkEnd w:id="53"/>
     </w:p>
     <w:p>
       <w:pPr>
@@ -33512,7 +33576,7 @@
       <w:pPr>
         <w:pStyle w:val="Heading2"/>
       </w:pPr>
-      <w:bookmarkStart w:id="53" w:name="_Toc229131167"/>
+      <w:bookmarkStart w:id="54" w:name="_Toc229292768"/>
       <w:r>
         <w:rPr>
           <w:highlight w:val="lightGray"/>
@@ -33533,7 +33597,7 @@
         </w:rPr>
         <w:t>Variable</w:t>
       </w:r>
-      <w:bookmarkEnd w:id="53"/>
+      <w:bookmarkEnd w:id="54"/>
     </w:p>
     <w:p>
       <w:pPr>
@@ -33862,11 +33926,11 @@
       <w:pPr>
         <w:pStyle w:val="Heading3"/>
       </w:pPr>
-      <w:bookmarkStart w:id="54" w:name="_Toc229131168"/>
+      <w:bookmarkStart w:id="55" w:name="_Toc229292769"/>
       <w:r>
         <w:t>Properties:</w:t>
       </w:r>
-      <w:bookmarkEnd w:id="54"/>
+      <w:bookmarkEnd w:id="55"/>
     </w:p>
     <w:p>
       <w:pPr>
@@ -34846,61 +34910,7 @@
         <w:rPr>
           <w:highlight w:val="green"/>
         </w:rPr>
-        <w:t xml:space="preserve"> MeasureComponent</w:t>
-      </w:r>
-      <w:r>
-        <w:rPr>
-          <w:highlight w:val="green"/>
-        </w:rPr>
-        <w:t xml:space="preserve">, </w:t>
-      </w:r>
-      <w:r>
-        <w:rPr>
-          <w:highlight w:val="green"/>
-        </w:rPr>
-        <w:t xml:space="preserve"> AttributeComponent</w:t>
-      </w:r>
-      <w:r>
-        <w:rPr>
-          <w:highlight w:val="green"/>
-        </w:rPr>
-        <w:t xml:space="preserve">, </w:t>
-      </w:r>
-      <w:r>
-        <w:rPr>
-          <w:highlight w:val="green"/>
-        </w:rPr>
-        <w:t>DimensionComponent</w:t>
-      </w:r>
-      <w:r>
-        <w:rPr>
-          <w:highlight w:val="green"/>
-        </w:rPr>
-        <w:t xml:space="preserve">, </w:t>
-      </w:r>
-      <w:r>
-        <w:rPr>
-          <w:highlight w:val="green"/>
-        </w:rPr>
-        <w:t>DescriptorComponent</w:t>
-      </w:r>
-      <w:r>
-        <w:rPr>
-          <w:highlight w:val="green"/>
-        </w:rPr>
-        <w:t xml:space="preserve">, </w:t>
-      </w:r>
-      <w:r>
-        <w:rPr>
-          <w:highlight w:val="green"/>
-        </w:rPr>
-        <w:t>ReferenceValueComponent</w:t>
-      </w:r>
-      <w:r>
-        <w:rPr>
-          <w:highlight w:val="green"/>
-        </w:rPr>
-        <w:t xml:space="preserve"> </w:t>
+        <w:t xml:space="preserve"> MeasureComponent,  AttributeComponent, DimensionComponent, DescriptorComponent, ReferenceValueComponent </w:t>
       </w:r>
       <w:r>
         <w:rPr>
@@ -34932,19 +34942,7 @@
         <w:rPr>
           <w:highlight w:val="green"/>
         </w:rPr>
-        <w:t xml:space="preserve"> (conditional, required if role = </w:t>
-      </w:r>
-      <w:r>
-        <w:rPr>
-          <w:highlight w:val="green"/>
-        </w:rPr>
-        <w:t>AttributeComponent</w:t>
-      </w:r>
-      <w:r>
-        <w:rPr>
-          <w:highlight w:val="green"/>
-        </w:rPr>
-        <w:t>)</w:t>
+        <w:t xml:space="preserve"> (conditional, required if role = AttributeComponent)</w:t>
       </w:r>
       <w:r>
         <w:rPr>
@@ -34957,11 +34955,11 @@
       <w:pPr>
         <w:pStyle w:val="Heading3"/>
       </w:pPr>
-      <w:bookmarkStart w:id="55" w:name="_Toc229131169"/>
+      <w:bookmarkStart w:id="56" w:name="_Toc229292770"/>
       <w:r>
         <w:t>Associations:</w:t>
       </w:r>
-      <w:bookmarkEnd w:id="55"/>
+      <w:bookmarkEnd w:id="56"/>
     </w:p>
     <w:p>
       <w:pPr>
@@ -35460,7 +35458,7 @@
       <w:pPr>
         <w:pStyle w:val="Heading2"/>
       </w:pPr>
-      <w:bookmarkStart w:id="56" w:name="_Toc229131170"/>
+      <w:bookmarkStart w:id="57" w:name="_Toc229292771"/>
       <w:r>
         <w:rPr>
           <w:highlight w:val="lightGray"/>
@@ -35481,7 +35479,7 @@
         </w:rPr>
         <w:t>Record</w:t>
       </w:r>
-      <w:bookmarkEnd w:id="56"/>
+      <w:bookmarkEnd w:id="57"/>
     </w:p>
     <w:p>
       <w:pPr>
@@ -35891,7 +35889,7 @@
         </w:rPr>
         <w:t xml:space="preserve"> </w:t>
       </w:r>
-      <w:commentRangeStart w:id="57"/>
+      <w:commentRangeStart w:id="58"/>
       <w:r>
         <w:rPr>
           <w:color w:val="1F2228"/>
@@ -35914,7 +35912,7 @@
         </w:rPr>
         <w:t>to</w:t>
       </w:r>
-      <w:commentRangeEnd w:id="57"/>
+      <w:commentRangeEnd w:id="58"/>
       <w:r>
         <w:rPr>
           <w:rStyle w:val="CommentReference"/>
@@ -35923,7 +35921,7 @@
           <w:sz w:val="20"/>
           <w:szCs w:val="22"/>
         </w:rPr>
-        <w:commentReference w:id="57"/>
+        <w:commentReference w:id="58"/>
       </w:r>
       <w:r>
         <w:rPr>
@@ -36100,7 +36098,7 @@
           <w:sz w:val="20"/>
         </w:rPr>
       </w:pPr>
-      <w:commentRangeStart w:id="58"/>
+      <w:commentRangeStart w:id="59"/>
       <w:r>
         <w:rPr>
           <w:i/>
@@ -36118,7 +36116,7 @@
         </w:rPr>
         <w:t xml:space="preserve"> </w:t>
       </w:r>
-      <w:commentRangeEnd w:id="58"/>
+      <w:commentRangeEnd w:id="59"/>
       <w:r>
         <w:rPr>
           <w:rStyle w:val="CommentReference"/>
@@ -36126,7 +36124,7 @@
           <w:sz w:val="20"/>
           <w:szCs w:val="22"/>
         </w:rPr>
-        <w:commentReference w:id="58"/>
+        <w:commentReference w:id="59"/>
       </w:r>
       <w:r>
         <w:rPr>
@@ -36557,7 +36555,7 @@
       <w:pPr>
         <w:pStyle w:val="Heading2"/>
       </w:pPr>
-      <w:bookmarkStart w:id="59" w:name="_Toc229131171"/>
+      <w:bookmarkStart w:id="60" w:name="_Toc229292772"/>
       <w:r>
         <w:t>Long</w:t>
       </w:r>
@@ -36582,7 +36580,7 @@
         </w:rPr>
         <w:t>Set</w:t>
       </w:r>
-      <w:bookmarkEnd w:id="59"/>
+      <w:bookmarkEnd w:id="60"/>
     </w:p>
     <w:p>
       <w:pPr>
@@ -36768,21 +36766,7 @@
           <w:spacing w:val="-4"/>
           <w:highlight w:val="green"/>
         </w:rPr>
-        <w:t xml:space="preserve">. </w:t>
-      </w:r>
-      <w:r>
-        <w:rPr>
-          <w:spacing w:val="-4"/>
-          <w:highlight w:val="green"/>
-        </w:rPr>
-        <w:t>LongDataSet must have at least three components-- an identifier that is the subject of the value in each role, a predicate in the descriptor component, and the value for the predicate property on the subject instance in the ReferenceVariable component. there might be attributes on the referenceVariable.</w:t>
-      </w:r>
-      <w:r>
-        <w:rPr>
-          <w:spacing w:val="-4"/>
-          <w:highlight w:val="green"/>
-        </w:rPr>
-        <w:t xml:space="preserve"> </w:t>
+        <w:t xml:space="preserve">. LongDataSet must have at least three components-- an identifier that is the subject of the value in each role, a predicate in the descriptor component, and the value for the predicate property on the subject instance in the ReferenceVariable component. there might be attributes on the referenceVariable. </w:t>
       </w:r>
       <w:r>
         <w:rPr>
@@ -36843,11 +36827,11 @@
       <w:pPr>
         <w:pStyle w:val="Heading3"/>
       </w:pPr>
-      <w:bookmarkStart w:id="60" w:name="_Toc229131172"/>
+      <w:bookmarkStart w:id="61" w:name="_Toc229292773"/>
       <w:r>
         <w:t>Properties:</w:t>
       </w:r>
-      <w:bookmarkEnd w:id="60"/>
+      <w:bookmarkEnd w:id="61"/>
     </w:p>
     <w:p>
       <w:pPr>
@@ -37261,11 +37245,11 @@
       <w:pPr>
         <w:pStyle w:val="Heading3"/>
       </w:pPr>
-      <w:bookmarkStart w:id="61" w:name="_Toc229131173"/>
+      <w:bookmarkStart w:id="62" w:name="_Toc229292774"/>
       <w:r>
         <w:t>Associations:</w:t>
       </w:r>
-      <w:bookmarkEnd w:id="61"/>
+      <w:bookmarkEnd w:id="62"/>
     </w:p>
     <w:p>
       <w:pPr>
@@ -37423,7 +37407,7 @@
       <w:pPr>
         <w:pStyle w:val="Heading2"/>
       </w:pPr>
-      <w:bookmarkStart w:id="62" w:name="_Toc229131174"/>
+      <w:bookmarkStart w:id="63" w:name="_Toc229292775"/>
       <w:r>
         <w:rPr>
           <w:highlight w:val="lightGray"/>
@@ -37457,7 +37441,7 @@
         </w:rPr>
         <w:t>Structure</w:t>
       </w:r>
-      <w:bookmarkEnd w:id="62"/>
+      <w:bookmarkEnd w:id="63"/>
     </w:p>
     <w:p>
       <w:pPr>
@@ -37600,11 +37584,11 @@
       <w:pPr>
         <w:pStyle w:val="Heading3"/>
       </w:pPr>
-      <w:bookmarkStart w:id="63" w:name="_Toc229131175"/>
+      <w:bookmarkStart w:id="64" w:name="_Toc229292776"/>
       <w:r>
         <w:t>Properties:</w:t>
       </w:r>
-      <w:bookmarkEnd w:id="63"/>
+      <w:bookmarkEnd w:id="64"/>
     </w:p>
     <w:p>
       <w:pPr>
@@ -37629,11 +37613,11 @@
       <w:pPr>
         <w:pStyle w:val="Heading3"/>
       </w:pPr>
-      <w:bookmarkStart w:id="64" w:name="_Toc229131176"/>
+      <w:bookmarkStart w:id="65" w:name="_Toc229292777"/>
       <w:r>
         <w:t>Associations:</w:t>
       </w:r>
-      <w:bookmarkEnd w:id="64"/>
+      <w:bookmarkEnd w:id="65"/>
     </w:p>
     <w:p>
       <w:pPr>
@@ -37852,7 +37836,7 @@
         </w:rPr>
         <w:t xml:space="preserve"> </w:t>
       </w:r>
-      <w:commentRangeStart w:id="65"/>
+      <w:commentRangeStart w:id="66"/>
       <w:r>
         <w:rPr>
           <w:color w:val="1F2228"/>
@@ -37861,7 +37845,7 @@
         </w:rPr>
         <w:t>set</w:t>
       </w:r>
-      <w:commentRangeEnd w:id="65"/>
+      <w:commentRangeEnd w:id="66"/>
       <w:r>
         <w:rPr>
           <w:rStyle w:val="CommentReference"/>
@@ -37871,7 +37855,7 @@
           <w:szCs w:val="22"/>
           <w:highlight w:val="green"/>
         </w:rPr>
-        <w:commentReference w:id="65"/>
+        <w:commentReference w:id="66"/>
       </w:r>
       <w:r>
         <w:rPr>
@@ -38112,7 +38096,7 @@
       <w:pPr>
         <w:pStyle w:val="Heading2"/>
       </w:pPr>
-      <w:bookmarkStart w:id="66" w:name="_Toc229131177"/>
+      <w:bookmarkStart w:id="67" w:name="_Toc229292778"/>
       <w:r>
         <w:rPr>
           <w:highlight w:val="lightGray"/>
@@ -38132,7 +38116,7 @@
         </w:rPr>
         <w:t>Component</w:t>
       </w:r>
-      <w:bookmarkEnd w:id="66"/>
+      <w:bookmarkEnd w:id="67"/>
     </w:p>
     <w:p>
       <w:pPr>
@@ -38488,11 +38472,11 @@
       <w:pPr>
         <w:pStyle w:val="Heading3"/>
       </w:pPr>
-      <w:bookmarkStart w:id="67" w:name="_Toc229131178"/>
+      <w:bookmarkStart w:id="68" w:name="_Toc229292779"/>
       <w:r>
         <w:t>Properties:</w:t>
       </w:r>
-      <w:bookmarkEnd w:id="67"/>
+      <w:bookmarkEnd w:id="68"/>
     </w:p>
     <w:p>
       <w:pPr>
@@ -38517,11 +38501,11 @@
       <w:pPr>
         <w:pStyle w:val="Heading3"/>
       </w:pPr>
-      <w:bookmarkStart w:id="68" w:name="_Toc229131179"/>
+      <w:bookmarkStart w:id="69" w:name="_Toc229292780"/>
       <w:r>
         <w:t>Associations:</w:t>
       </w:r>
-      <w:bookmarkEnd w:id="68"/>
+      <w:bookmarkEnd w:id="69"/>
     </w:p>
     <w:p>
       <w:pPr>
@@ -38708,7 +38692,7 @@
           <w:spacing w:val="-2"/>
         </w:rPr>
       </w:pPr>
-      <w:bookmarkStart w:id="69" w:name="_Toc229131180"/>
+      <w:bookmarkStart w:id="70" w:name="_Toc229292781"/>
       <w:r>
         <w:t>Physical</w:t>
       </w:r>
@@ -38727,7 +38711,6 @@
         </w:rPr>
         <w:t xml:space="preserve"> Layout</w:t>
       </w:r>
-      <w:bookmarkEnd w:id="69"/>
       <w:r>
         <w:rPr>
           <w:spacing w:val="-2"/>
@@ -38747,6 +38730,7 @@
         </w:rPr>
         <w:t>)</w:t>
       </w:r>
+      <w:bookmarkEnd w:id="70"/>
     </w:p>
     <w:p>
       <w:pPr>
@@ -38755,6 +38739,7 @@
           <w:spacing w:val="-2"/>
         </w:rPr>
       </w:pPr>
+      <w:bookmarkStart w:id="71" w:name="_Toc229292782"/>
       <w:r>
         <w:rPr>
           <w:spacing w:val="-2"/>
@@ -38776,6 +38761,7 @@
         </w:rPr>
         <w:t xml:space="preserve"> in CDIF profile?</w:t>
       </w:r>
+      <w:bookmarkEnd w:id="71"/>
     </w:p>
     <w:p>
       <w:pPr>
@@ -39106,11 +39092,11 @@
       <w:pPr>
         <w:pStyle w:val="Heading3"/>
       </w:pPr>
-      <w:bookmarkStart w:id="70" w:name="_Toc229131181"/>
+      <w:bookmarkStart w:id="72" w:name="_Toc229292783"/>
       <w:r>
         <w:t>Properties:</w:t>
       </w:r>
-      <w:bookmarkEnd w:id="70"/>
+      <w:bookmarkEnd w:id="72"/>
     </w:p>
     <w:p>
       <w:pPr>
@@ -41540,7 +41526,7 @@
         <mc:AlternateContent>
           <mc:Choice Requires="wps">
             <w:drawing>
-              <wp:anchor distT="0" distB="0" distL="0" distR="0" simplePos="0" relativeHeight="251703296" behindDoc="1" locked="0" layoutInCell="1" allowOverlap="1" wp14:anchorId="5294E826" wp14:editId="359AD5BE">
+              <wp:anchor distT="0" distB="0" distL="0" distR="0" simplePos="0" relativeHeight="251662336" behindDoc="1" locked="0" layoutInCell="1" allowOverlap="1" wp14:anchorId="5294E826" wp14:editId="359AD5BE">
                 <wp:simplePos x="0" y="0"/>
                 <wp:positionH relativeFrom="page">
                   <wp:posOffset>914704</wp:posOffset>
@@ -41611,7 +41597,7 @@
           </mc:Choice>
           <mc:Fallback>
             <w:pict>
-              <v:shape w14:anchorId="699A2C16" id="Graphic 17" o:spid="_x0000_s1026" style="position:absolute;margin-left:1in;margin-top:24.2pt;width:144.05pt;height:.85pt;z-index:-251613184;visibility:visible;mso-wrap-style:square;mso-wrap-distance-left:0;mso-wrap-distance-top:0;mso-wrap-distance-right:0;mso-wrap-distance-bottom:0;mso-position-horizontal:absolute;mso-position-horizontal-relative:page;mso-position-vertical:absolute;mso-position-vertical-relative:text;v-text-anchor:top" coordsize="1829435,10795" o:gfxdata="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" path="m1829054,l,,,10668r1829054,l1829054,xe" fillcolor="#1f2228" stroked="f">
+              <v:shape w14:anchorId="43132278" id="Graphic 17" o:spid="_x0000_s1026" style="position:absolute;margin-left:1in;margin-top:24.2pt;width:144.05pt;height:.85pt;z-index:-251654144;visibility:visible;mso-wrap-style:square;mso-wrap-distance-left:0;mso-wrap-distance-top:0;mso-wrap-distance-right:0;mso-wrap-distance-bottom:0;mso-position-horizontal:absolute;mso-position-horizontal-relative:page;mso-position-vertical:absolute;mso-position-vertical-relative:text;v-text-anchor:top" coordsize="1829435,10795" o:gfxdata="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" path="m1829054,l,,,10668r1829054,l1829054,xe" fillcolor="#1f2228" stroked="f">
                 <v:path arrowok="t"/>
                 <w10:wrap type="topAndBottom" anchorx="page"/>
               </v:shape>
@@ -41619,8 +41605,8 @@
           </mc:Fallback>
         </mc:AlternateContent>
       </w:r>
-      <w:bookmarkStart w:id="71" w:name="_bookmark12"/>
-      <w:bookmarkEnd w:id="71"/>
+      <w:bookmarkStart w:id="73" w:name="_bookmark12"/>
+      <w:bookmarkEnd w:id="73"/>
       <w:r>
         <w:rPr>
           <w:position w:val="8"/>
@@ -41649,7 +41635,7 @@
         </w:rPr>
         <w:t xml:space="preserve"> </w:t>
       </w:r>
-      <w:hyperlink r:id="rId27">
+      <w:hyperlink r:id="rId28">
         <w:r>
           <w:rPr>
             <w:color w:val="1154CC"/>
@@ -41668,8 +41654,8 @@
         </w:r>
       </w:hyperlink>
     </w:p>
-    <w:bookmarkStart w:id="72" w:name="_bookmark13"/>
-    <w:bookmarkEnd w:id="72"/>
+    <w:bookmarkStart w:id="74" w:name="_bookmark13"/>
+    <w:bookmarkEnd w:id="74"/>
     <w:p>
       <w:pPr>
         <w:pStyle w:val="ListParagraph"/>
@@ -42398,11 +42384,11 @@
       <w:pPr>
         <w:pStyle w:val="Heading3"/>
       </w:pPr>
-      <w:bookmarkStart w:id="73" w:name="_Toc229131182"/>
+      <w:bookmarkStart w:id="75" w:name="_Toc229292784"/>
       <w:r>
         <w:t>Associations:</w:t>
       </w:r>
-      <w:bookmarkEnd w:id="73"/>
+      <w:bookmarkEnd w:id="75"/>
     </w:p>
     <w:p>
       <w:pPr>
@@ -42849,11 +42835,10 @@
       <w:pPr>
         <w:pStyle w:val="Heading2"/>
       </w:pPr>
-      <w:bookmarkStart w:id="74" w:name="_Toc229131183"/>
+      <w:bookmarkStart w:id="76" w:name="_Toc229292785"/>
       <w:r>
         <w:t>Population</w:t>
       </w:r>
-      <w:bookmarkEnd w:id="74"/>
       <w:r>
         <w:t xml:space="preserve">  </w:t>
       </w:r>
@@ -42863,6 +42848,7 @@
         </w:rPr>
         <w:t>(Implemented as skos:Concept)</w:t>
       </w:r>
+      <w:bookmarkEnd w:id="76"/>
     </w:p>
     <w:p>
       <w:pPr>
@@ -43065,11 +43051,11 @@
       <w:pPr>
         <w:pStyle w:val="Heading3"/>
       </w:pPr>
-      <w:bookmarkStart w:id="75" w:name="_Toc229131184"/>
+      <w:bookmarkStart w:id="77" w:name="_Toc229292786"/>
       <w:r>
         <w:t>Properties:</w:t>
       </w:r>
-      <w:bookmarkEnd w:id="75"/>
+      <w:bookmarkEnd w:id="77"/>
     </w:p>
     <w:p>
       <w:pPr>
@@ -43509,11 +43495,11 @@
       <w:pPr>
         <w:pStyle w:val="Heading3"/>
       </w:pPr>
-      <w:bookmarkStart w:id="76" w:name="_Toc229131185"/>
+      <w:bookmarkStart w:id="78" w:name="_Toc229292787"/>
       <w:r>
         <w:t>Associations:</w:t>
       </w:r>
-      <w:bookmarkEnd w:id="76"/>
+      <w:bookmarkEnd w:id="78"/>
     </w:p>
     <w:p>
       <w:pPr>
@@ -43713,7 +43699,7 @@
           <w:spacing w:val="-5"/>
         </w:rPr>
       </w:pPr>
-      <w:bookmarkStart w:id="77" w:name="_Toc229131186"/>
+      <w:bookmarkStart w:id="79" w:name="_Toc229292788"/>
       <w:r>
         <w:rPr>
           <w:highlight w:val="lightGray"/>
@@ -43734,7 +43720,6 @@
         </w:rPr>
         <w:t>Key</w:t>
       </w:r>
-      <w:bookmarkEnd w:id="77"/>
       <w:r>
         <w:rPr>
           <w:spacing w:val="-5"/>
@@ -43754,6 +43739,7 @@
         </w:rPr>
         <w:t>)</w:t>
       </w:r>
+      <w:bookmarkEnd w:id="79"/>
     </w:p>
     <w:p>
       <w:pPr>
@@ -43961,11 +43947,11 @@
       <w:pPr>
         <w:pStyle w:val="Heading3"/>
       </w:pPr>
-      <w:bookmarkStart w:id="78" w:name="_Toc229131187"/>
+      <w:bookmarkStart w:id="80" w:name="_Toc229292789"/>
       <w:r>
         <w:t>Properties:</w:t>
       </w:r>
-      <w:bookmarkEnd w:id="78"/>
+      <w:bookmarkEnd w:id="80"/>
     </w:p>
     <w:p>
       <w:pPr>
@@ -43990,12 +43976,12 @@
       <w:pPr>
         <w:pStyle w:val="Heading3"/>
       </w:pPr>
-      <w:bookmarkStart w:id="79" w:name="_Toc229131188"/>
+      <w:bookmarkStart w:id="81" w:name="_Toc229292790"/>
       <w:r>
         <w:lastRenderedPageBreak/>
         <w:t>Associations:</w:t>
       </w:r>
-      <w:bookmarkEnd w:id="79"/>
+      <w:bookmarkEnd w:id="81"/>
     </w:p>
     <w:p>
       <w:pPr>
@@ -44140,7 +44126,7 @@
       <w:pPr>
         <w:pStyle w:val="Heading2"/>
       </w:pPr>
-      <w:bookmarkStart w:id="80" w:name="_Toc229131189"/>
+      <w:bookmarkStart w:id="82" w:name="_Toc229292791"/>
       <w:r>
         <w:t>Primary</w:t>
       </w:r>
@@ -44165,7 +44151,7 @@
         </w:rPr>
         <w:t>Component</w:t>
       </w:r>
-      <w:bookmarkEnd w:id="80"/>
+      <w:bookmarkEnd w:id="82"/>
     </w:p>
     <w:p>
       <w:pPr>
@@ -44323,11 +44309,11 @@
       <w:pPr>
         <w:pStyle w:val="Heading3"/>
       </w:pPr>
-      <w:bookmarkStart w:id="81" w:name="_Toc229131190"/>
+      <w:bookmarkStart w:id="83" w:name="_Toc229292792"/>
       <w:r>
         <w:t>Properties:</w:t>
       </w:r>
-      <w:bookmarkEnd w:id="81"/>
+      <w:bookmarkEnd w:id="83"/>
     </w:p>
     <w:p>
       <w:pPr>
@@ -44352,11 +44338,11 @@
       <w:pPr>
         <w:pStyle w:val="Heading3"/>
       </w:pPr>
-      <w:bookmarkStart w:id="82" w:name="_Toc229131191"/>
+      <w:bookmarkStart w:id="84" w:name="_Toc229292793"/>
       <w:r>
         <w:t>Associations:</w:t>
       </w:r>
-      <w:bookmarkEnd w:id="82"/>
+      <w:bookmarkEnd w:id="84"/>
     </w:p>
     <w:p>
       <w:pPr>
@@ -44441,7 +44427,7 @@
       <w:pPr>
         <w:pStyle w:val="Heading2"/>
       </w:pPr>
-      <w:bookmarkStart w:id="83" w:name="_Toc229131192"/>
+      <w:bookmarkStart w:id="85" w:name="_Toc229292794"/>
       <w:r>
         <w:t>Reference</w:t>
       </w:r>
@@ -44457,7 +44443,7 @@
         </w:rPr>
         <w:t>Variable</w:t>
       </w:r>
-      <w:bookmarkEnd w:id="83"/>
+      <w:bookmarkEnd w:id="85"/>
     </w:p>
     <w:p>
       <w:pPr>
@@ -44642,11 +44628,11 @@
       <w:pPr>
         <w:pStyle w:val="Heading3"/>
       </w:pPr>
-      <w:bookmarkStart w:id="84" w:name="_Toc229131193"/>
+      <w:bookmarkStart w:id="86" w:name="_Toc229292795"/>
       <w:r>
         <w:t>Properties:</w:t>
       </w:r>
-      <w:bookmarkEnd w:id="84"/>
+      <w:bookmarkEnd w:id="86"/>
     </w:p>
     <w:p>
       <w:pPr>
@@ -44882,11 +44868,11 @@
       <w:pPr>
         <w:pStyle w:val="Heading3"/>
       </w:pPr>
-      <w:bookmarkStart w:id="85" w:name="_Toc229131194"/>
+      <w:bookmarkStart w:id="87" w:name="_Toc229292796"/>
       <w:r>
         <w:t>Associations:</w:t>
       </w:r>
-      <w:bookmarkEnd w:id="85"/>
+      <w:bookmarkEnd w:id="87"/>
       <w:r>
         <w:t xml:space="preserve">  </w:t>
       </w:r>
@@ -45357,7 +45343,7 @@
       <w:pPr>
         <w:pStyle w:val="Heading2"/>
       </w:pPr>
-      <w:bookmarkStart w:id="86" w:name="_Toc229131195"/>
+      <w:bookmarkStart w:id="88" w:name="_Toc229292797"/>
       <w:r>
         <w:rPr>
           <w:highlight w:val="lightGray"/>
@@ -45378,7 +45364,7 @@
         </w:rPr>
         <w:t>Variable</w:t>
       </w:r>
-      <w:bookmarkEnd w:id="86"/>
+      <w:bookmarkEnd w:id="88"/>
     </w:p>
     <w:p>
       <w:pPr>
@@ -45487,11 +45473,11 @@
       <w:pPr>
         <w:pStyle w:val="Heading3"/>
       </w:pPr>
-      <w:bookmarkStart w:id="87" w:name="_Toc229131196"/>
+      <w:bookmarkStart w:id="89" w:name="_Toc229292798"/>
       <w:r>
         <w:t>Properties:</w:t>
       </w:r>
-      <w:bookmarkEnd w:id="87"/>
+      <w:bookmarkEnd w:id="89"/>
     </w:p>
     <w:p>
       <w:pPr>
@@ -46449,11 +46435,11 @@
       <w:pPr>
         <w:pStyle w:val="Heading3"/>
       </w:pPr>
-      <w:bookmarkStart w:id="88" w:name="_Toc229131197"/>
+      <w:bookmarkStart w:id="90" w:name="_Toc229292799"/>
       <w:r>
         <w:t>Associations:</w:t>
       </w:r>
-      <w:bookmarkEnd w:id="88"/>
+      <w:bookmarkEnd w:id="90"/>
     </w:p>
     <w:p>
       <w:pPr>
@@ -46952,7 +46938,7 @@
       <w:pPr>
         <w:pStyle w:val="Heading2"/>
       </w:pPr>
-      <w:bookmarkStart w:id="89" w:name="_Toc229131198"/>
+      <w:bookmarkStart w:id="91" w:name="_Toc229292800"/>
       <w:r>
         <w:t>Sentinel</w:t>
       </w:r>
@@ -46977,7 +46963,7 @@
         </w:rPr>
         <w:t>Domain</w:t>
       </w:r>
-      <w:bookmarkEnd w:id="89"/>
+      <w:bookmarkEnd w:id="91"/>
     </w:p>
     <w:p>
       <w:pPr>
@@ -47225,11 +47211,11 @@
       <w:pPr>
         <w:pStyle w:val="Heading3"/>
       </w:pPr>
-      <w:bookmarkStart w:id="90" w:name="_Toc229131199"/>
+      <w:bookmarkStart w:id="92" w:name="_Toc229292801"/>
       <w:r>
         <w:t>Properties:</w:t>
       </w:r>
-      <w:bookmarkEnd w:id="90"/>
+      <w:bookmarkEnd w:id="92"/>
     </w:p>
     <w:p>
       <w:pPr>
@@ -47258,11 +47244,11 @@
       <w:pPr>
         <w:pStyle w:val="Heading3"/>
       </w:pPr>
-      <w:bookmarkStart w:id="91" w:name="_Toc229131200"/>
+      <w:bookmarkStart w:id="93" w:name="_Toc229292802"/>
       <w:r>
         <w:t>Associations:</w:t>
       </w:r>
-      <w:bookmarkEnd w:id="91"/>
+      <w:bookmarkEnd w:id="93"/>
     </w:p>
     <w:p>
       <w:pPr>
@@ -47503,7 +47489,7 @@
       <w:pPr>
         <w:pStyle w:val="Heading2"/>
       </w:pPr>
-      <w:bookmarkStart w:id="92" w:name="_Toc229131201"/>
+      <w:bookmarkStart w:id="94" w:name="_Toc229292803"/>
       <w:r>
         <w:t>Substantive</w:t>
       </w:r>
@@ -47528,7 +47514,7 @@
         </w:rPr>
         <w:t>Domain</w:t>
       </w:r>
-      <w:bookmarkEnd w:id="92"/>
+      <w:bookmarkEnd w:id="94"/>
     </w:p>
     <w:p>
       <w:pPr>
@@ -47840,11 +47826,11 @@
       <w:pPr>
         <w:pStyle w:val="Heading3"/>
       </w:pPr>
-      <w:bookmarkStart w:id="93" w:name="_Toc229131202"/>
+      <w:bookmarkStart w:id="95" w:name="_Toc229292804"/>
       <w:r>
         <w:t>Properties:</w:t>
       </w:r>
-      <w:bookmarkEnd w:id="93"/>
+      <w:bookmarkEnd w:id="95"/>
     </w:p>
     <w:p>
       <w:pPr>
@@ -47869,11 +47855,11 @@
       <w:pPr>
         <w:pStyle w:val="Heading3"/>
       </w:pPr>
-      <w:bookmarkStart w:id="94" w:name="_Toc229131203"/>
+      <w:bookmarkStart w:id="96" w:name="_Toc229292805"/>
       <w:r>
         <w:t>Associations:</w:t>
       </w:r>
-      <w:bookmarkEnd w:id="94"/>
+      <w:bookmarkEnd w:id="96"/>
     </w:p>
     <w:p>
       <w:pPr>
@@ -48114,7 +48100,7 @@
       <w:pPr>
         <w:pStyle w:val="Heading2"/>
       </w:pPr>
-      <w:bookmarkStart w:id="95" w:name="_Toc229131204"/>
+      <w:bookmarkStart w:id="97" w:name="_Toc229292806"/>
       <w:r>
         <w:t>Unity</w:t>
       </w:r>
@@ -48130,7 +48116,7 @@
         </w:rPr>
         <w:t>Type</w:t>
       </w:r>
-      <w:bookmarkEnd w:id="95"/>
+      <w:bookmarkEnd w:id="97"/>
     </w:p>
     <w:p>
       <w:pPr>
@@ -48448,11 +48434,11 @@
       <w:pPr>
         <w:pStyle w:val="Heading3"/>
       </w:pPr>
-      <w:bookmarkStart w:id="96" w:name="_Toc229131205"/>
+      <w:bookmarkStart w:id="98" w:name="_Toc229292807"/>
       <w:r>
         <w:t>Properties:</w:t>
       </w:r>
-      <w:bookmarkEnd w:id="96"/>
+      <w:bookmarkEnd w:id="98"/>
     </w:p>
     <w:p>
       <w:pPr>
@@ -48892,11 +48878,11 @@
       <w:pPr>
         <w:pStyle w:val="Heading3"/>
       </w:pPr>
-      <w:bookmarkStart w:id="97" w:name="_Toc229131206"/>
+      <w:bookmarkStart w:id="99" w:name="_Toc229292808"/>
       <w:r>
         <w:t>Associations:</w:t>
       </w:r>
-      <w:bookmarkEnd w:id="97"/>
+      <w:bookmarkEnd w:id="99"/>
     </w:p>
     <w:p>
       <w:pPr>
@@ -48922,11 +48908,10 @@
       <w:pPr>
         <w:pStyle w:val="Heading2"/>
       </w:pPr>
-      <w:bookmarkStart w:id="98" w:name="_Toc229131207"/>
+      <w:bookmarkStart w:id="100" w:name="_Toc229292809"/>
       <w:r>
         <w:t>Universe</w:t>
       </w:r>
-      <w:bookmarkEnd w:id="98"/>
       <w:r>
         <w:t xml:space="preserve">  </w:t>
       </w:r>
@@ -48936,6 +48921,7 @@
         </w:rPr>
         <w:t>Implemented with skos:Concept</w:t>
       </w:r>
+      <w:bookmarkEnd w:id="100"/>
     </w:p>
     <w:p>
       <w:pPr>
@@ -49210,11 +49196,11 @@
       <w:pPr>
         <w:pStyle w:val="Heading3"/>
       </w:pPr>
-      <w:bookmarkStart w:id="99" w:name="_Toc229131208"/>
+      <w:bookmarkStart w:id="101" w:name="_Toc229292810"/>
       <w:r>
         <w:t>Properties:</w:t>
       </w:r>
-      <w:bookmarkEnd w:id="99"/>
+      <w:bookmarkEnd w:id="101"/>
     </w:p>
     <w:p>
       <w:pPr>
@@ -49654,11 +49640,11 @@
       <w:pPr>
         <w:pStyle w:val="Heading3"/>
       </w:pPr>
-      <w:bookmarkStart w:id="100" w:name="_Toc229131209"/>
+      <w:bookmarkStart w:id="102" w:name="_Toc229292811"/>
       <w:r>
         <w:t>Associations:</w:t>
       </w:r>
-      <w:bookmarkEnd w:id="100"/>
+      <w:bookmarkEnd w:id="102"/>
     </w:p>
     <w:p>
       <w:pPr>
@@ -49855,11 +49841,11 @@
       <w:pPr>
         <w:pStyle w:val="Heading2"/>
       </w:pPr>
-      <w:bookmarkStart w:id="101" w:name="_Toc229131210"/>
+      <w:bookmarkStart w:id="103" w:name="_Toc229292812"/>
       <w:r>
         <w:t>Value Mapping</w:t>
       </w:r>
-      <w:bookmarkEnd w:id="101"/>
+      <w:bookmarkEnd w:id="103"/>
     </w:p>
     <w:p>
       <w:r>
@@ -49878,18 +49864,12 @@
         <w:rPr>
           <w:highlight w:val="green"/>
         </w:rPr>
-        <w:instrText xml:space="preserve"> REF _Ref229237136 \h </w:instrText>
+        <w:instrText xml:space="preserve"> REF _Ref229237136 \h  \* MERGEFORMAT </w:instrText>
       </w:r>
       <w:r>
         <w:rPr>
           <w:highlight w:val="green"/>
         </w:rPr>
-      </w:r>
-      <w:r>
-        <w:rPr>
-          <w:highlight w:val="green"/>
-        </w:rPr>
-        <w:instrText xml:space="preserve"> \* MERGEFORMAT </w:instrText>
       </w:r>
       <w:r>
         <w:rPr>
@@ -50114,11 +50094,11 @@
       <w:pPr>
         <w:pStyle w:val="Heading3"/>
       </w:pPr>
-      <w:bookmarkStart w:id="102" w:name="_Toc229131211"/>
+      <w:bookmarkStart w:id="104" w:name="_Toc229292813"/>
       <w:r>
         <w:t>Properties:</w:t>
       </w:r>
-      <w:bookmarkEnd w:id="102"/>
+      <w:bookmarkEnd w:id="104"/>
     </w:p>
     <w:p>
       <w:pPr>
@@ -50995,11 +50975,11 @@
       <w:pPr>
         <w:pStyle w:val="Heading3"/>
       </w:pPr>
-      <w:bookmarkStart w:id="103" w:name="_Toc229131212"/>
+      <w:bookmarkStart w:id="105" w:name="_Toc229292814"/>
       <w:r>
         <w:t>Associations:</w:t>
       </w:r>
-      <w:bookmarkEnd w:id="103"/>
+      <w:bookmarkEnd w:id="105"/>
     </w:p>
     <w:p>
       <w:pPr>
@@ -51012,7 +50992,7 @@
         <mc:AlternateContent>
           <mc:Choice Requires="wps">
             <w:drawing>
-              <wp:anchor distT="0" distB="0" distL="0" distR="0" simplePos="0" relativeHeight="251697152" behindDoc="1" locked="0" layoutInCell="1" allowOverlap="1" wp14:anchorId="1006AEFF" wp14:editId="6B741F5C">
+              <wp:anchor distT="0" distB="0" distL="0" distR="0" simplePos="0" relativeHeight="251659264" behindDoc="1" locked="0" layoutInCell="1" allowOverlap="1" wp14:anchorId="1006AEFF" wp14:editId="6B741F5C">
                 <wp:simplePos x="0" y="0"/>
                 <wp:positionH relativeFrom="page">
                   <wp:posOffset>914704</wp:posOffset>
@@ -51083,7 +51063,7 @@
           </mc:Choice>
           <mc:Fallback>
             <w:pict>
-              <v:shape w14:anchorId="125BF1EB" id="Graphic 18" o:spid="_x0000_s1026" style="position:absolute;margin-left:1in;margin-top:22.05pt;width:144.05pt;height:.85pt;z-index:-251619328;visibility:visible;mso-wrap-style:square;mso-wrap-distance-left:0;mso-wrap-distance-top:0;mso-wrap-distance-right:0;mso-wrap-distance-bottom:0;mso-position-horizontal:absolute;mso-position-horizontal-relative:page;mso-position-vertical:absolute;mso-position-vertical-relative:text;v-text-anchor:top" coordsize="1829435,10795" o:gfxdata="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" path="m1829054,l,,,10668r1829054,l1829054,xe" fillcolor="#1f2228" stroked="f">
+              <v:shape w14:anchorId="6ABAA6E3" id="Graphic 18" o:spid="_x0000_s1026" style="position:absolute;margin-left:1in;margin-top:22.05pt;width:144.05pt;height:.85pt;z-index:-251657216;visibility:visible;mso-wrap-style:square;mso-wrap-distance-left:0;mso-wrap-distance-top:0;mso-wrap-distance-right:0;mso-wrap-distance-bottom:0;mso-position-horizontal:absolute;mso-position-horizontal-relative:page;mso-position-vertical:absolute;mso-position-vertical-relative:text;v-text-anchor:top" coordsize="1829435,10795" o:gfxdata="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" path="m1829054,l,,,10668r1829054,l1829054,xe" fillcolor="#1f2228" stroked="f">
                 <v:path arrowok="t"/>
                 <w10:wrap type="topAndBottom" anchorx="page"/>
               </v:shape>
@@ -51092,8 +51072,8 @@
         </mc:AlternateContent>
       </w:r>
     </w:p>
-    <w:bookmarkStart w:id="104" w:name="_bookmark14"/>
-    <w:bookmarkEnd w:id="104"/>
+    <w:bookmarkStart w:id="106" w:name="_bookmark14"/>
+    <w:bookmarkEnd w:id="106"/>
     <w:p>
       <w:pPr>
         <w:pStyle w:val="ListParagraph"/>
@@ -51265,7 +51245,7 @@
           <w:spacing w:val="-2"/>
         </w:rPr>
       </w:pPr>
-      <w:bookmarkStart w:id="105" w:name="_Toc229131213"/>
+      <w:bookmarkStart w:id="107" w:name="_Toc229292815"/>
       <w:r>
         <w:lastRenderedPageBreak/>
         <w:t>Value</w:t>
@@ -51291,7 +51271,7 @@
         </w:rPr>
         <w:t>Position</w:t>
       </w:r>
-      <w:bookmarkEnd w:id="105"/>
+      <w:bookmarkEnd w:id="107"/>
       <w:r>
         <w:rPr>
           <w:spacing w:val="-2"/>
@@ -51432,11 +51412,11 @@
       <w:pPr>
         <w:pStyle w:val="Heading3"/>
       </w:pPr>
-      <w:bookmarkStart w:id="106" w:name="_Toc229131214"/>
+      <w:bookmarkStart w:id="108" w:name="_Toc229292816"/>
       <w:r>
         <w:t>Properties:</w:t>
       </w:r>
-      <w:bookmarkEnd w:id="106"/>
+      <w:bookmarkEnd w:id="108"/>
     </w:p>
     <w:p>
       <w:pPr>
@@ -51640,11 +51620,11 @@
       <w:pPr>
         <w:pStyle w:val="Heading3"/>
       </w:pPr>
-      <w:bookmarkStart w:id="107" w:name="_Toc229131215"/>
+      <w:bookmarkStart w:id="109" w:name="_Toc229292817"/>
       <w:r>
         <w:t>Associations:</w:t>
       </w:r>
-      <w:bookmarkEnd w:id="107"/>
+      <w:bookmarkEnd w:id="109"/>
     </w:p>
     <w:p>
       <w:pPr>
@@ -51788,7 +51768,7 @@
       <w:pPr>
         <w:pStyle w:val="Heading2"/>
       </w:pPr>
-      <w:bookmarkStart w:id="108" w:name="_Toc229131216"/>
+      <w:bookmarkStart w:id="110" w:name="_Toc229292818"/>
       <w:r>
         <w:t>Variable</w:t>
       </w:r>
@@ -51813,7 +51793,7 @@
         </w:rPr>
         <w:t>Component</w:t>
       </w:r>
-      <w:bookmarkEnd w:id="108"/>
+      <w:bookmarkEnd w:id="110"/>
     </w:p>
     <w:p>
       <w:pPr>
@@ -51955,11 +51935,11 @@
       <w:pPr>
         <w:pStyle w:val="Heading3"/>
       </w:pPr>
-      <w:bookmarkStart w:id="109" w:name="_Toc229131217"/>
+      <w:bookmarkStart w:id="111" w:name="_Toc229292819"/>
       <w:r>
         <w:t>Properties:</w:t>
       </w:r>
-      <w:bookmarkEnd w:id="109"/>
+      <w:bookmarkEnd w:id="111"/>
     </w:p>
     <w:p>
       <w:pPr>
@@ -51984,11 +51964,11 @@
       <w:pPr>
         <w:pStyle w:val="Heading3"/>
       </w:pPr>
-      <w:bookmarkStart w:id="110" w:name="_Toc229131218"/>
+      <w:bookmarkStart w:id="112" w:name="_Toc229292820"/>
       <w:r>
         <w:t>Associations:</w:t>
       </w:r>
-      <w:bookmarkEnd w:id="110"/>
+      <w:bookmarkEnd w:id="112"/>
     </w:p>
     <w:p>
       <w:pPr>
@@ -52125,7 +52105,7 @@
       <w:pPr>
         <w:pStyle w:val="Heading2"/>
       </w:pPr>
-      <w:bookmarkStart w:id="111" w:name="_Toc229131219"/>
+      <w:bookmarkStart w:id="113" w:name="_Toc229292821"/>
       <w:r>
         <w:t>Variable</w:t>
       </w:r>
@@ -52144,7 +52124,7 @@
         </w:rPr>
         <w:t xml:space="preserve"> Component</w:t>
       </w:r>
-      <w:bookmarkEnd w:id="111"/>
+      <w:bookmarkEnd w:id="113"/>
     </w:p>
     <w:p>
       <w:pPr>
@@ -52352,11 +52332,11 @@
       <w:pPr>
         <w:pStyle w:val="Heading3"/>
       </w:pPr>
-      <w:bookmarkStart w:id="112" w:name="_Toc229131220"/>
+      <w:bookmarkStart w:id="114" w:name="_Toc229292822"/>
       <w:r>
         <w:t>Properties:</w:t>
       </w:r>
-      <w:bookmarkEnd w:id="112"/>
+      <w:bookmarkEnd w:id="114"/>
     </w:p>
     <w:p>
       <w:pPr>
@@ -52381,11 +52361,11 @@
       <w:pPr>
         <w:pStyle w:val="Heading3"/>
       </w:pPr>
-      <w:bookmarkStart w:id="113" w:name="_Toc229131221"/>
+      <w:bookmarkStart w:id="115" w:name="_Toc229292823"/>
       <w:r>
         <w:t>Associations:</w:t>
       </w:r>
-      <w:bookmarkEnd w:id="113"/>
+      <w:bookmarkEnd w:id="115"/>
     </w:p>
     <w:p>
       <w:pPr>
@@ -52532,7 +52512,7 @@
           <w:spacing w:val="-5"/>
         </w:rPr>
       </w:pPr>
-      <w:bookmarkStart w:id="114" w:name="_Toc229131222"/>
+      <w:bookmarkStart w:id="116" w:name="_Toc229292824"/>
       <w:r>
         <w:t>Wide</w:t>
       </w:r>
@@ -52557,7 +52537,7 @@
         </w:rPr>
         <w:t>Set</w:t>
       </w:r>
-      <w:bookmarkEnd w:id="114"/>
+      <w:bookmarkEnd w:id="116"/>
       <w:r>
         <w:rPr>
           <w:spacing w:val="-5"/>
@@ -52758,7 +52738,7 @@
         <mc:AlternateContent>
           <mc:Choice Requires="wps">
             <w:drawing>
-              <wp:anchor distT="0" distB="0" distL="0" distR="0" simplePos="0" relativeHeight="251691008" behindDoc="1" locked="0" layoutInCell="1" allowOverlap="1" wp14:anchorId="60E40B80" wp14:editId="279A09BD">
+              <wp:anchor distT="0" distB="0" distL="0" distR="0" simplePos="0" relativeHeight="251656192" behindDoc="1" locked="0" layoutInCell="1" allowOverlap="1" wp14:anchorId="60E40B80" wp14:editId="279A09BD">
                 <wp:simplePos x="0" y="0"/>
                 <wp:positionH relativeFrom="page">
                   <wp:posOffset>914704</wp:posOffset>
@@ -52829,7 +52809,7 @@
           </mc:Choice>
           <mc:Fallback>
             <w:pict>
-              <v:shape w14:anchorId="1C37546B" id="Graphic 16" o:spid="_x0000_s1026" style="position:absolute;margin-left:1in;margin-top:13.95pt;width:144.05pt;height:.85pt;z-index:-251625472;visibility:visible;mso-wrap-style:square;mso-wrap-distance-left:0;mso-wrap-distance-top:0;mso-wrap-distance-right:0;mso-wrap-distance-bottom:0;mso-position-horizontal:absolute;mso-position-horizontal-relative:page;mso-position-vertical:absolute;mso-position-vertical-relative:text;v-text-anchor:top" coordsize="1829435,10795" o:gfxdata="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" path="m1829054,l,,,10668r1829054,l1829054,xe" fillcolor="#1f2228" stroked="f">
+              <v:shape w14:anchorId="15AD37B7" id="Graphic 16" o:spid="_x0000_s1026" style="position:absolute;margin-left:1in;margin-top:13.95pt;width:144.05pt;height:.85pt;z-index:-251660288;visibility:visible;mso-wrap-style:square;mso-wrap-distance-left:0;mso-wrap-distance-top:0;mso-wrap-distance-right:0;mso-wrap-distance-bottom:0;mso-position-horizontal:absolute;mso-position-horizontal-relative:page;mso-position-vertical:absolute;mso-position-vertical-relative:text;v-text-anchor:top" coordsize="1829435,10795" o:gfxdata="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" path="m1829054,l,,,10668r1829054,l1829054,xe" fillcolor="#1f2228" stroked="f">
                 <v:path arrowok="t"/>
                 <w10:wrap type="topAndBottom" anchorx="page"/>
               </v:shape>
@@ -52838,8 +52818,8 @@
         </mc:AlternateContent>
       </w:r>
     </w:p>
-    <w:bookmarkStart w:id="115" w:name="_bookmark11"/>
-    <w:bookmarkEnd w:id="115"/>
+    <w:bookmarkStart w:id="117" w:name="_bookmark11"/>
+    <w:bookmarkEnd w:id="117"/>
     <w:p>
       <w:pPr>
         <w:pStyle w:val="ListParagraph"/>
@@ -52876,7 +52856,7 @@
       <w:r>
         <w:fldChar w:fldCharType="end"/>
       </w:r>
-      <w:hyperlink r:id="rId28" w:anchor="string-internationalization">
+      <w:hyperlink r:id="rId29" w:anchor="string-internationalization">
         <w:r>
           <w:rPr>
             <w:color w:val="1F2228"/>
@@ -52924,11 +52904,11 @@
       <w:pPr>
         <w:pStyle w:val="Heading3"/>
       </w:pPr>
-      <w:bookmarkStart w:id="116" w:name="_Toc229131223"/>
+      <w:bookmarkStart w:id="118" w:name="_Toc229292825"/>
       <w:r>
         <w:t>Properties:</w:t>
       </w:r>
-      <w:bookmarkEnd w:id="116"/>
+      <w:bookmarkEnd w:id="118"/>
     </w:p>
     <w:p>
       <w:pPr>
@@ -53342,12 +53322,12 @@
       <w:pPr>
         <w:pStyle w:val="Heading3"/>
       </w:pPr>
-      <w:bookmarkStart w:id="117" w:name="_Toc229131224"/>
+      <w:bookmarkStart w:id="119" w:name="_Toc229292826"/>
       <w:r>
         <w:lastRenderedPageBreak/>
         <w:t>Associations:</w:t>
       </w:r>
-      <w:bookmarkEnd w:id="117"/>
+      <w:bookmarkEnd w:id="119"/>
     </w:p>
     <w:p>
       <w:pPr>
@@ -53505,11 +53485,11 @@
       <w:pPr>
         <w:pStyle w:val="Heading2"/>
       </w:pPr>
-      <w:bookmarkStart w:id="118" w:name="_Toc229131225"/>
+      <w:bookmarkStart w:id="120" w:name="_Toc229292827"/>
       <w:r>
         <w:t>Wide Data Structure</w:t>
       </w:r>
-      <w:bookmarkEnd w:id="118"/>
+      <w:bookmarkEnd w:id="120"/>
     </w:p>
     <w:p>
       <w:pPr>
@@ -53652,11 +53632,11 @@
       <w:pPr>
         <w:pStyle w:val="Heading3"/>
       </w:pPr>
-      <w:bookmarkStart w:id="119" w:name="_Toc229131226"/>
+      <w:bookmarkStart w:id="121" w:name="_Toc229292828"/>
       <w:r>
         <w:t>Properties:</w:t>
       </w:r>
-      <w:bookmarkEnd w:id="119"/>
+      <w:bookmarkEnd w:id="121"/>
     </w:p>
     <w:p>
       <w:pPr>
@@ -53681,11 +53661,11 @@
       <w:pPr>
         <w:pStyle w:val="Heading3"/>
       </w:pPr>
-      <w:bookmarkStart w:id="120" w:name="_Toc229131227"/>
+      <w:bookmarkStart w:id="122" w:name="_Toc229292829"/>
       <w:r>
         <w:t>Associations:</w:t>
       </w:r>
-      <w:bookmarkEnd w:id="120"/>
+      <w:bookmarkEnd w:id="122"/>
     </w:p>
     <w:p>
       <w:pPr>
@@ -54102,7 +54082,7 @@
       <w:r>
         <w:t xml:space="preserve">In the model at </w:t>
       </w:r>
-      <w:hyperlink r:id="rId1" w:history="1">
+      <w:hyperlink r:id="rId1" w:anchor="super-class-hierarchy-generalization" w:history="1">
         <w:r>
           <w:rPr>
             <w:rStyle w:val="Hyperlink"/>
@@ -54163,7 +54143,7 @@
       </w:r>
     </w:p>
   </w:comment>
-  <w:comment w:id="39" w:author="Stephen Richard" w:date="2026-05-08T16:47:00Z" w:initials="SR">
+  <w:comment w:id="40" w:author="Stephen Richard" w:date="2026-05-08T16:47:00Z" w:initials="SR">
     <w:p>
       <w:pPr>
         <w:pStyle w:val="CommentText"/>
@@ -54179,7 +54159,7 @@
       </w:r>
     </w:p>
   </w:comment>
-  <w:comment w:id="44" w:author="Stephen Richard" w:date="2026-05-08T16:59:00Z" w:initials="SR">
+  <w:comment w:id="45" w:author="Stephen Richard" w:date="2026-05-08T16:59:00Z" w:initials="SR">
     <w:p>
       <w:pPr>
         <w:pStyle w:val="CommentText"/>
@@ -54202,7 +54182,7 @@
       </w:r>
     </w:p>
   </w:comment>
-  <w:comment w:id="45" w:author="Stephen Richard" w:date="2026-05-09T13:36:00Z" w:initials="SR">
+  <w:comment w:id="46" w:author="Stephen Richard" w:date="2026-05-09T13:36:00Z" w:initials="SR">
     <w:p>
       <w:pPr>
         <w:pStyle w:val="CommentText"/>
@@ -54218,7 +54198,7 @@
       </w:r>
     </w:p>
   </w:comment>
-  <w:comment w:id="47" w:author="Stephen Richard" w:date="2026-05-08T16:58:00Z" w:initials="SR">
+  <w:comment w:id="48" w:author="Stephen Richard" w:date="2026-05-08T16:58:00Z" w:initials="SR">
     <w:p>
       <w:pPr>
         <w:pStyle w:val="CommentText"/>
@@ -54241,7 +54221,7 @@
       </w:r>
     </w:p>
   </w:comment>
-  <w:comment w:id="48" w:author="Stephen Richard" w:date="2026-05-08T16:59:00Z" w:initials="SR">
+  <w:comment w:id="49" w:author="Stephen Richard" w:date="2026-05-08T16:59:00Z" w:initials="SR">
     <w:p>
       <w:pPr>
         <w:pStyle w:val="CommentText"/>
@@ -54264,7 +54244,7 @@
       </w:r>
     </w:p>
   </w:comment>
-  <w:comment w:id="49" w:author="Stephen Richard" w:date="2026-05-09T14:01:00Z" w:initials="SR">
+  <w:comment w:id="50" w:author="Stephen Richard" w:date="2026-05-09T14:01:00Z" w:initials="SR">
     <w:p>
       <w:pPr>
         <w:pStyle w:val="CommentText"/>
@@ -54280,7 +54260,7 @@
       </w:r>
     </w:p>
   </w:comment>
-  <w:comment w:id="46" w:author="Stephen Richard" w:date="2026-05-09T14:44:00Z" w:initials="SR">
+  <w:comment w:id="47" w:author="Stephen Richard" w:date="2026-05-09T14:44:00Z" w:initials="SR">
     <w:p>
       <w:pPr>
         <w:pStyle w:val="CommentText"/>
@@ -54296,7 +54276,7 @@
       </w:r>
     </w:p>
   </w:comment>
-  <w:comment w:id="57" w:author="Stephen Richard" w:date="2026-05-09T12:09:00Z" w:initials="SR">
+  <w:comment w:id="58" w:author="Stephen Richard" w:date="2026-05-09T12:09:00Z" w:initials="SR">
     <w:p>
       <w:pPr>
         <w:pStyle w:val="CommentText"/>
@@ -54312,7 +54292,7 @@
       </w:r>
     </w:p>
   </w:comment>
-  <w:comment w:id="58" w:author="Stephen Richard" w:date="2026-05-09T11:53:00Z" w:initials="SR">
+  <w:comment w:id="59" w:author="Stephen Richard" w:date="2026-05-09T11:53:00Z" w:initials="SR">
     <w:p>
       <w:pPr>
         <w:pStyle w:val="CommentText"/>
@@ -54328,7 +54308,7 @@
       </w:r>
     </w:p>
   </w:comment>
-  <w:comment w:id="65" w:author="Stephen Richard" w:date="2026-05-09T15:29:00Z" w:initials="SR">
+  <w:comment w:id="66" w:author="Stephen Richard" w:date="2026-05-09T15:29:00Z" w:initials="SR">
     <w:p>
       <w:pPr>
         <w:pStyle w:val="CommentText"/>
@@ -56513,6 +56493,7 @@
   <w:style w:type="character" w:default="1" w:styleId="DefaultParagraphFont">
     <w:name w:val="Default Paragraph Font"/>
     <w:uiPriority w:val="1"/>
+    <w:semiHidden/>
     <w:unhideWhenUsed/>
   </w:style>
   <w:style w:type="table" w:default="1" w:styleId="TableNormal">
